--- a/docs/hld_test.docx
+++ b/docs/hld_test.docx
@@ -5,6 +5,7 @@
     <w:tbl>
       <w:tblPr>
         <w:tblW w:w="6040" w:type="dxa"/>
+        <w:jc w:val="center"/>
         <w:tblLook w:val="04A0" w:firstRow="1" w:lastRow="0" w:firstColumn="1" w:lastColumn="0" w:noHBand="0" w:noVBand="1"/>
       </w:tblPr>
       <w:tblGrid>
@@ -25,28 +26,16 @@
               <w:right w:val="single" w:sz="4" w:space="0" w:color="808080"/>
             </w:tcBorders>
             <w:shd w:val="clear" w:color="DCDCDC" w:fill="DCDCDC"/>
+            <w:vAlign w:val="top"/>
             <w:hideMark/>
           </w:tcPr>
           <w:p>
             <w:pPr>
-              <w:spacing w:after="0" w:line="240" w:lineRule="auto"/>
-              <w:rPr>
-                <w:rFonts w:ascii="Calibri" w:eastAsia="Times New Roman" w:hAnsi="Calibri" w:cs="Calibri"/>
-                <w:color w:val="000000"/>
-                <w:kern w:val="0"/>
-                <w:sz w:val="20"/>
-                <w:szCs w:val="20"/>
-                <w14:ligatures w14:val="none"/>
-              </w:rPr>
-            </w:pPr>
-            <w:r>
-              <w:rPr>
-                <w:rFonts w:ascii="Calibri" w:eastAsia="Times New Roman" w:hAnsi="Calibri" w:cs="Calibri"/>
-                <w:color w:val="000000"/>
-                <w:kern w:val="0"/>
-                <w:sz w:val="20"/>
-                <w:szCs w:val="20"/>
-                <w14:ligatures w14:val="none"/>
+              <w:spacing w:after="40"/>
+            </w:pPr>
+            <w:r>
+              <w:rPr>
+                <w:sz w:val="18"/>
               </w:rPr>
               <w:t>Application Name</w:t>
             </w:r>
@@ -61,47 +50,18 @@
               <w:bottom w:val="single" w:sz="4" w:space="0" w:color="808080"/>
               <w:right w:val="single" w:sz="4" w:space="0" w:color="808080"/>
             </w:tcBorders>
+            <w:vAlign w:val="top"/>
             <w:hideMark/>
           </w:tcPr>
           <w:p>
             <w:pPr>
-              <w:spacing w:after="0" w:line="240" w:lineRule="auto"/>
-              <w:rPr>
-                <w:rFonts w:ascii="Calibri" w:eastAsia="Times New Roman" w:hAnsi="Calibri" w:cs="Calibri"/>
-                <w:b/>
-                <w:bCs/>
-                <w:color w:val="000000"/>
-                <w:kern w:val="0"/>
-                <w:sz w:val="20"/>
-                <w:szCs w:val="20"/>
-                <w14:ligatures w14:val="none"/>
-              </w:rPr>
-            </w:pPr>
-            <w:r>
-              <w:rPr>
-                <w:rFonts w:ascii="Calibri" w:eastAsia="Times New Roman" w:hAnsi="Calibri" w:cs="Calibri"/>
-                <w:b/>
-                <w:bCs/>
-                <w:color w:val="000000"/>
-                <w:kern w:val="0"/>
-                <w:sz w:val="20"/>
-                <w:szCs w:val="20"/>
-                <w14:ligatures w14:val="none"/>
-              </w:rPr>
-              <w:t xml:space="preserve">IBM </w:t>
-            </w:r>
-            <w:r>
-              <w:rPr>
-                <w:rFonts w:ascii="Calibri" w:eastAsia="Times New Roman" w:hAnsi="Calibri" w:cs="Calibri"/>
-                <w:b/>
-                <w:bCs/>
-                <w:color w:val="000000"/>
-                <w:kern w:val="0"/>
-                <w:sz w:val="20"/>
-                <w:szCs w:val="20"/>
-                <w14:ligatures w14:val="none"/>
-              </w:rPr>
-              <w:t>Test</w:t>
+              <w:spacing w:after="40"/>
+            </w:pPr>
+            <w:r>
+              <w:rPr>
+                <w:sz w:val="18"/>
+              </w:rPr>
+              <w:t>Niagara</w:t>
             </w:r>
           </w:p>
         </w:tc>
@@ -120,30 +80,18 @@
               <w:right w:val="single" w:sz="4" w:space="0" w:color="808080"/>
             </w:tcBorders>
             <w:shd w:val="clear" w:color="DCDCDC" w:fill="DCDCDC"/>
+            <w:vAlign w:val="top"/>
             <w:hideMark/>
           </w:tcPr>
           <w:p>
             <w:pPr>
-              <w:spacing w:after="0" w:line="240" w:lineRule="auto"/>
-              <w:rPr>
-                <w:rFonts w:ascii="Calibri" w:eastAsia="Times New Roman" w:hAnsi="Calibri" w:cs="Calibri"/>
-                <w:color w:val="000000"/>
-                <w:kern w:val="0"/>
-                <w:sz w:val="20"/>
-                <w:szCs w:val="20"/>
-                <w14:ligatures w14:val="none"/>
-              </w:rPr>
-            </w:pPr>
-            <w:r>
-              <w:rPr>
-                <w:rFonts w:ascii="Calibri" w:eastAsia="Times New Roman" w:hAnsi="Calibri" w:cs="Calibri"/>
-                <w:color w:val="000000"/>
-                <w:kern w:val="0"/>
-                <w:sz w:val="20"/>
-                <w:szCs w:val="20"/>
-                <w14:ligatures w14:val="none"/>
-              </w:rPr>
-              <w:t>Application Code</w:t>
+              <w:spacing w:after="40"/>
+            </w:pPr>
+            <w:r>
+              <w:rPr>
+                <w:sz w:val="18"/>
+              </w:rPr>
+              <w:t>Repository</w:t>
             </w:r>
           </w:p>
         </w:tc>
@@ -156,34 +104,18 @@
               <w:bottom w:val="single" w:sz="4" w:space="0" w:color="808080"/>
               <w:right w:val="single" w:sz="4" w:space="0" w:color="808080"/>
             </w:tcBorders>
+            <w:vAlign w:val="top"/>
             <w:hideMark/>
           </w:tcPr>
           <w:p>
             <w:pPr>
-              <w:spacing w:after="0" w:line="240" w:lineRule="auto"/>
-              <w:rPr>
-                <w:rFonts w:ascii="Calibri" w:eastAsia="Times New Roman" w:hAnsi="Calibri" w:cs="Calibri"/>
-                <w:b/>
-                <w:bCs/>
-                <w:color w:val="000000"/>
-                <w:kern w:val="0"/>
-                <w:sz w:val="20"/>
-                <w:szCs w:val="20"/>
-                <w14:ligatures w14:val="none"/>
-              </w:rPr>
-            </w:pPr>
-            <w:r>
-              <w:rPr>
-                <w:rFonts w:ascii="Calibri" w:eastAsia="Times New Roman" w:hAnsi="Calibri" w:cs="Calibri"/>
-                <w:b/>
-                <w:bCs/>
-                <w:color w:val="000000"/>
-                <w:kern w:val="0"/>
-                <w:sz w:val="20"/>
-                <w:szCs w:val="20"/>
-                <w14:ligatures w14:val="none"/>
-              </w:rPr>
-              <w:t>1234</w:t>
+              <w:spacing w:after="40"/>
+            </w:pPr>
+            <w:r>
+              <w:rPr>
+                <w:sz w:val="18"/>
+              </w:rPr>
+              <w:t>cloud_demo</w:t>
             </w:r>
           </w:p>
         </w:tc>
@@ -202,30 +134,18 @@
               <w:right w:val="single" w:sz="4" w:space="0" w:color="808080"/>
             </w:tcBorders>
             <w:shd w:val="clear" w:color="DCDCDC" w:fill="DCDCDC"/>
+            <w:vAlign w:val="top"/>
             <w:hideMark/>
           </w:tcPr>
           <w:p>
             <w:pPr>
-              <w:spacing w:after="0" w:line="240" w:lineRule="auto"/>
-              <w:rPr>
-                <w:rFonts w:ascii="Calibri" w:eastAsia="Times New Roman" w:hAnsi="Calibri" w:cs="Calibri"/>
-                <w:color w:val="000000"/>
-                <w:kern w:val="0"/>
-                <w:sz w:val="20"/>
-                <w:szCs w:val="20"/>
-                <w14:ligatures w14:val="none"/>
-              </w:rPr>
-            </w:pPr>
-            <w:r>
-              <w:rPr>
-                <w:rFonts w:ascii="Calibri" w:eastAsia="Times New Roman" w:hAnsi="Calibri" w:cs="Calibri"/>
-                <w:color w:val="000000"/>
-                <w:kern w:val="0"/>
-                <w:sz w:val="20"/>
-                <w:szCs w:val="20"/>
-                <w14:ligatures w14:val="none"/>
-              </w:rPr>
-              <w:t>Functional Business Unit</w:t>
+              <w:spacing w:after="40"/>
+            </w:pPr>
+            <w:r>
+              <w:rPr>
+                <w:sz w:val="18"/>
+              </w:rPr>
+              <w:t>Functional Context</w:t>
             </w:r>
           </w:p>
         </w:tc>
@@ -238,47 +158,18 @@
               <w:bottom w:val="single" w:sz="4" w:space="0" w:color="808080"/>
               <w:right w:val="single" w:sz="4" w:space="0" w:color="808080"/>
             </w:tcBorders>
+            <w:vAlign w:val="top"/>
             <w:hideMark/>
           </w:tcPr>
           <w:p>
             <w:pPr>
-              <w:spacing w:after="0" w:line="240" w:lineRule="auto"/>
-              <w:rPr>
-                <w:rFonts w:ascii="Calibri" w:eastAsia="Times New Roman" w:hAnsi="Calibri" w:cs="Calibri"/>
-                <w:b/>
-                <w:bCs/>
-                <w:color w:val="000000"/>
-                <w:kern w:val="0"/>
-                <w:sz w:val="20"/>
-                <w:szCs w:val="20"/>
-                <w14:ligatures w14:val="none"/>
-              </w:rPr>
-            </w:pPr>
-            <w:r>
-              <w:rPr>
-                <w:rFonts w:ascii="Calibri" w:eastAsia="Times New Roman" w:hAnsi="Calibri" w:cs="Calibri"/>
-                <w:b/>
-                <w:bCs/>
-                <w:color w:val="000000"/>
-                <w:kern w:val="0"/>
-                <w:sz w:val="20"/>
-                <w:szCs w:val="20"/>
-                <w14:ligatures w14:val="none"/>
-              </w:rPr>
-              <w:t>Wealth Management -</w:t>
-            </w:r>
-            <w:r>
-              <w:rPr>
-                <w:rFonts w:ascii="Calibri" w:eastAsia="Times New Roman" w:hAnsi="Calibri" w:cs="Calibri"/>
-                <w:b/>
-                <w:bCs/>
-                <w:color w:val="000000"/>
-                <w:kern w:val="0"/>
-                <w:sz w:val="20"/>
-                <w:szCs w:val="20"/>
-                <w14:ligatures w14:val="none"/>
-              </w:rPr>
-              <w:t xml:space="preserve"> Corporate Banking</w:t>
+              <w:spacing w:after="40"/>
+            </w:pPr>
+            <w:r>
+              <w:rPr>
+                <w:sz w:val="18"/>
+              </w:rPr>
+              <w:t>Demonstration / Migration PoC</w:t>
             </w:r>
           </w:p>
         </w:tc>
@@ -297,30 +188,18 @@
               <w:right w:val="single" w:sz="4" w:space="0" w:color="808080"/>
             </w:tcBorders>
             <w:shd w:val="clear" w:color="DCDCDC" w:fill="DCDCDC"/>
+            <w:vAlign w:val="top"/>
             <w:hideMark/>
           </w:tcPr>
           <w:p>
             <w:pPr>
-              <w:spacing w:after="0" w:line="240" w:lineRule="auto"/>
-              <w:rPr>
-                <w:rFonts w:ascii="Calibri" w:eastAsia="Times New Roman" w:hAnsi="Calibri" w:cs="Calibri"/>
-                <w:color w:val="000000"/>
-                <w:kern w:val="0"/>
-                <w:sz w:val="20"/>
-                <w:szCs w:val="20"/>
-                <w14:ligatures w14:val="none"/>
-              </w:rPr>
-            </w:pPr>
-            <w:r>
-              <w:rPr>
-                <w:rFonts w:ascii="Calibri" w:eastAsia="Times New Roman" w:hAnsi="Calibri" w:cs="Calibri"/>
-                <w:color w:val="000000"/>
-                <w:kern w:val="0"/>
-                <w:sz w:val="20"/>
-                <w:szCs w:val="20"/>
-                <w14:ligatures w14:val="none"/>
-              </w:rPr>
-              <w:t>Technical Business Unit</w:t>
+              <w:spacing w:after="40"/>
+            </w:pPr>
+            <w:r>
+              <w:rPr>
+                <w:sz w:val="18"/>
+              </w:rPr>
+              <w:t>Technical Context</w:t>
             </w:r>
           </w:p>
         </w:tc>
@@ -333,34 +212,18 @@
               <w:bottom w:val="single" w:sz="4" w:space="0" w:color="808080"/>
               <w:right w:val="single" w:sz="4" w:space="0" w:color="808080"/>
             </w:tcBorders>
+            <w:vAlign w:val="top"/>
             <w:hideMark/>
           </w:tcPr>
           <w:p>
             <w:pPr>
-              <w:spacing w:after="0" w:line="240" w:lineRule="auto"/>
-              <w:rPr>
-                <w:rFonts w:ascii="Calibri" w:eastAsia="Times New Roman" w:hAnsi="Calibri" w:cs="Calibri"/>
-                <w:b/>
-                <w:bCs/>
-                <w:color w:val="000000"/>
-                <w:kern w:val="0"/>
-                <w:sz w:val="20"/>
-                <w:szCs w:val="20"/>
-                <w14:ligatures w14:val="none"/>
-              </w:rPr>
-            </w:pPr>
-            <w:r>
-              <w:rPr>
-                <w:rFonts w:ascii="Calibri" w:eastAsia="Times New Roman" w:hAnsi="Calibri" w:cs="Calibri"/>
-                <w:b/>
-                <w:bCs/>
-                <w:color w:val="000000"/>
-                <w:kern w:val="0"/>
-                <w:sz w:val="20"/>
-                <w:szCs w:val="20"/>
-                <w14:ligatures w14:val="none"/>
-              </w:rPr>
-              <w:t>Wealth Management Shared Services</w:t>
+              <w:spacing w:after="40"/>
+            </w:pPr>
+            <w:r>
+              <w:rPr>
+                <w:sz w:val="18"/>
+              </w:rPr>
+              <w:t>Application Engineering / PoC</w:t>
             </w:r>
           </w:p>
         </w:tc>
@@ -379,30 +242,18 @@
               <w:right w:val="single" w:sz="4" w:space="0" w:color="808080"/>
             </w:tcBorders>
             <w:shd w:val="clear" w:color="DCDCDC" w:fill="DCDCDC"/>
+            <w:vAlign w:val="top"/>
             <w:hideMark/>
           </w:tcPr>
           <w:p>
             <w:pPr>
-              <w:spacing w:after="0" w:line="240" w:lineRule="auto"/>
-              <w:rPr>
-                <w:rFonts w:ascii="Calibri" w:eastAsia="Times New Roman" w:hAnsi="Calibri" w:cs="Calibri"/>
-                <w:color w:val="000000"/>
-                <w:kern w:val="0"/>
-                <w:sz w:val="20"/>
-                <w:szCs w:val="20"/>
-                <w14:ligatures w14:val="none"/>
-              </w:rPr>
-            </w:pPr>
-            <w:r>
-              <w:rPr>
-                <w:rFonts w:ascii="Calibri" w:eastAsia="Times New Roman" w:hAnsi="Calibri" w:cs="Calibri"/>
-                <w:color w:val="000000"/>
-                <w:kern w:val="0"/>
-                <w:sz w:val="20"/>
-                <w:szCs w:val="20"/>
-                <w14:ligatures w14:val="none"/>
-              </w:rPr>
-              <w:t>Criticality</w:t>
+              <w:spacing w:after="40"/>
+            </w:pPr>
+            <w:r>
+              <w:rPr>
+                <w:sz w:val="18"/>
+              </w:rPr>
+              <w:t>Business Criticality</w:t>
             </w:r>
           </w:p>
         </w:tc>
@@ -415,34 +266,18 @@
               <w:bottom w:val="single" w:sz="4" w:space="0" w:color="808080"/>
               <w:right w:val="single" w:sz="4" w:space="0" w:color="808080"/>
             </w:tcBorders>
+            <w:vAlign w:val="top"/>
             <w:hideMark/>
           </w:tcPr>
           <w:p>
             <w:pPr>
-              <w:spacing w:after="0" w:line="240" w:lineRule="auto"/>
-              <w:rPr>
-                <w:rFonts w:ascii="Calibri" w:eastAsia="Times New Roman" w:hAnsi="Calibri" w:cs="Calibri"/>
-                <w:b/>
-                <w:bCs/>
-                <w:color w:val="000000"/>
-                <w:kern w:val="0"/>
-                <w:sz w:val="20"/>
-                <w:szCs w:val="20"/>
-                <w14:ligatures w14:val="none"/>
-              </w:rPr>
-            </w:pPr>
-            <w:r>
-              <w:rPr>
-                <w:rFonts w:ascii="Calibri" w:eastAsia="Times New Roman" w:hAnsi="Calibri" w:cs="Calibri"/>
-                <w:b/>
-                <w:bCs/>
-                <w:color w:val="000000"/>
-                <w:kern w:val="0"/>
-                <w:sz w:val="20"/>
-                <w:szCs w:val="20"/>
-                <w14:ligatures w14:val="none"/>
-              </w:rPr>
-              <w:t>High</w:t>
+              <w:spacing w:after="40"/>
+            </w:pPr>
+            <w:r>
+              <w:rPr>
+                <w:sz w:val="18"/>
+              </w:rPr>
+              <w:t>Low</w:t>
             </w:r>
           </w:p>
         </w:tc>
@@ -461,30 +296,18 @@
               <w:right w:val="single" w:sz="4" w:space="0" w:color="808080"/>
             </w:tcBorders>
             <w:shd w:val="clear" w:color="DCDCDC" w:fill="DCDCDC"/>
+            <w:vAlign w:val="top"/>
             <w:hideMark/>
           </w:tcPr>
           <w:p>
             <w:pPr>
-              <w:spacing w:after="0" w:line="240" w:lineRule="auto"/>
-              <w:rPr>
-                <w:rFonts w:ascii="Calibri" w:eastAsia="Times New Roman" w:hAnsi="Calibri" w:cs="Calibri"/>
-                <w:color w:val="000000"/>
-                <w:kern w:val="0"/>
-                <w:sz w:val="20"/>
-                <w:szCs w:val="20"/>
-                <w14:ligatures w14:val="none"/>
-              </w:rPr>
-            </w:pPr>
-            <w:r>
-              <w:rPr>
-                <w:rFonts w:ascii="Calibri" w:eastAsia="Times New Roman" w:hAnsi="Calibri" w:cs="Calibri"/>
-                <w:color w:val="000000"/>
-                <w:kern w:val="0"/>
-                <w:sz w:val="20"/>
-                <w:szCs w:val="20"/>
-                <w14:ligatures w14:val="none"/>
-              </w:rPr>
-              <w:t>Status</w:t>
+              <w:spacing w:after="40"/>
+            </w:pPr>
+            <w:r>
+              <w:rPr>
+                <w:sz w:val="18"/>
+              </w:rPr>
+              <w:t>Environment / Status</w:t>
             </w:r>
           </w:p>
         </w:tc>
@@ -497,34 +320,18 @@
               <w:bottom w:val="single" w:sz="4" w:space="0" w:color="808080"/>
               <w:right w:val="single" w:sz="4" w:space="0" w:color="808080"/>
             </w:tcBorders>
+            <w:vAlign w:val="top"/>
             <w:hideMark/>
           </w:tcPr>
           <w:p>
             <w:pPr>
-              <w:spacing w:after="0" w:line="240" w:lineRule="auto"/>
-              <w:rPr>
-                <w:rFonts w:ascii="Calibri" w:eastAsia="Times New Roman" w:hAnsi="Calibri" w:cs="Calibri"/>
-                <w:b/>
-                <w:bCs/>
-                <w:color w:val="000000"/>
-                <w:kern w:val="0"/>
-                <w:sz w:val="20"/>
-                <w:szCs w:val="20"/>
-                <w14:ligatures w14:val="none"/>
-              </w:rPr>
-            </w:pPr>
-            <w:r>
-              <w:rPr>
-                <w:rFonts w:ascii="Calibri" w:eastAsia="Times New Roman" w:hAnsi="Calibri" w:cs="Calibri"/>
-                <w:b/>
-                <w:bCs/>
-                <w:color w:val="000000"/>
-                <w:kern w:val="0"/>
-                <w:sz w:val="20"/>
-                <w:szCs w:val="20"/>
-                <w14:ligatures w14:val="none"/>
-              </w:rPr>
-              <w:t>VM</w:t>
+              <w:spacing w:after="40"/>
+            </w:pPr>
+            <w:r>
+              <w:rPr>
+                <w:sz w:val="18"/>
+              </w:rPr>
+              <w:t>Development / PoC</w:t>
             </w:r>
           </w:p>
         </w:tc>
@@ -543,30 +350,18 @@
               <w:right w:val="single" w:sz="4" w:space="0" w:color="808080"/>
             </w:tcBorders>
             <w:shd w:val="clear" w:color="DCDCDC" w:fill="DCDCDC"/>
+            <w:vAlign w:val="top"/>
             <w:hideMark/>
           </w:tcPr>
           <w:p>
             <w:pPr>
-              <w:spacing w:after="0" w:line="240" w:lineRule="auto"/>
-              <w:rPr>
-                <w:rFonts w:ascii="Calibri" w:eastAsia="Times New Roman" w:hAnsi="Calibri" w:cs="Calibri"/>
-                <w:color w:val="000000"/>
-                <w:kern w:val="0"/>
-                <w:sz w:val="20"/>
-                <w:szCs w:val="20"/>
-                <w14:ligatures w14:val="none"/>
-              </w:rPr>
-            </w:pPr>
-            <w:r>
-              <w:rPr>
-                <w:rFonts w:ascii="Calibri" w:eastAsia="Times New Roman" w:hAnsi="Calibri" w:cs="Calibri"/>
-                <w:color w:val="000000"/>
-                <w:kern w:val="0"/>
-                <w:sz w:val="20"/>
-                <w:szCs w:val="20"/>
-                <w14:ligatures w14:val="none"/>
-              </w:rPr>
-              <w:t>Planning Group</w:t>
+              <w:spacing w:after="40"/>
+            </w:pPr>
+            <w:r>
+              <w:rPr>
+                <w:sz w:val="18"/>
+              </w:rPr>
+              <w:t>Document Status</w:t>
             </w:r>
           </w:p>
         </w:tc>
@@ -579,34 +374,18 @@
               <w:bottom w:val="single" w:sz="4" w:space="0" w:color="808080"/>
               <w:right w:val="single" w:sz="4" w:space="0" w:color="808080"/>
             </w:tcBorders>
+            <w:vAlign w:val="top"/>
             <w:hideMark/>
           </w:tcPr>
           <w:p>
             <w:pPr>
-              <w:spacing w:after="0" w:line="240" w:lineRule="auto"/>
-              <w:rPr>
-                <w:rFonts w:ascii="Calibri" w:eastAsia="Times New Roman" w:hAnsi="Calibri" w:cs="Calibri"/>
-                <w:b/>
-                <w:bCs/>
-                <w:color w:val="000000"/>
-                <w:kern w:val="0"/>
-                <w:sz w:val="20"/>
-                <w:szCs w:val="20"/>
-                <w14:ligatures w14:val="none"/>
-              </w:rPr>
-            </w:pPr>
-            <w:r>
-              <w:rPr>
-                <w:rFonts w:ascii="Calibri" w:eastAsia="Times New Roman" w:hAnsi="Calibri" w:cs="Calibri"/>
-                <w:b/>
-                <w:bCs/>
-                <w:color w:val="000000"/>
-                <w:kern w:val="0"/>
-                <w:sz w:val="20"/>
-                <w:szCs w:val="20"/>
-                <w14:ligatures w14:val="none"/>
-              </w:rPr>
-              <w:t>Week of 05-15-23 - Session 1 (MPLS)</w:t>
+              <w:spacing w:after="40"/>
+            </w:pPr>
+            <w:r>
+              <w:rPr>
+                <w:sz w:val="18"/>
+              </w:rPr>
+              <w:t>Assessment dated 11 September 2026</w:t>
             </w:r>
           </w:p>
         </w:tc>
@@ -625,28 +404,16 @@
               <w:right w:val="single" w:sz="4" w:space="0" w:color="808080"/>
             </w:tcBorders>
             <w:shd w:val="clear" w:color="DCDCDC" w:fill="DCDCDC"/>
+            <w:vAlign w:val="top"/>
             <w:hideMark/>
           </w:tcPr>
           <w:p>
             <w:pPr>
-              <w:spacing w:after="0" w:line="240" w:lineRule="auto"/>
-              <w:rPr>
-                <w:rFonts w:ascii="Calibri" w:eastAsia="Times New Roman" w:hAnsi="Calibri" w:cs="Calibri"/>
-                <w:color w:val="000000"/>
-                <w:kern w:val="0"/>
-                <w:sz w:val="20"/>
-                <w:szCs w:val="20"/>
-                <w14:ligatures w14:val="none"/>
-              </w:rPr>
-            </w:pPr>
-            <w:r>
-              <w:rPr>
-                <w:rFonts w:ascii="Calibri" w:eastAsia="Times New Roman" w:hAnsi="Calibri" w:cs="Calibri"/>
-                <w:color w:val="000000"/>
-                <w:kern w:val="0"/>
-                <w:sz w:val="20"/>
-                <w:szCs w:val="20"/>
-                <w14:ligatures w14:val="none"/>
+              <w:spacing w:after="40"/>
+            </w:pPr>
+            <w:r>
+              <w:rPr>
+                <w:sz w:val="18"/>
               </w:rPr>
               <w:t>Description</w:t>
             </w:r>
@@ -661,69 +428,36 @@
               <w:bottom w:val="single" w:sz="4" w:space="0" w:color="808080"/>
               <w:right w:val="single" w:sz="4" w:space="0" w:color="808080"/>
             </w:tcBorders>
+            <w:vAlign w:val="top"/>
             <w:hideMark/>
           </w:tcPr>
           <w:p>
             <w:pPr>
-              <w:spacing w:after="0" w:line="240" w:lineRule="auto"/>
-              <w:rPr>
-                <w:rFonts w:ascii="Calibri" w:eastAsia="Times New Roman" w:hAnsi="Calibri" w:cs="Calibri"/>
-                <w:b/>
-                <w:bCs/>
-                <w:color w:val="000000"/>
-                <w:kern w:val="0"/>
-                <w:sz w:val="20"/>
-                <w:szCs w:val="20"/>
-                <w14:ligatures w14:val="none"/>
-              </w:rPr>
-            </w:pPr>
-            <w:r>
-              <w:rPr>
-                <w:rFonts w:ascii="Calibri" w:eastAsia="Times New Roman" w:hAnsi="Calibri" w:cs="Calibri"/>
-                <w:b/>
-                <w:bCs/>
-                <w:color w:val="000000"/>
-                <w:kern w:val="0"/>
-                <w:sz w:val="20"/>
-                <w:szCs w:val="20"/>
-                <w14:ligatures w14:val="none"/>
-              </w:rPr>
-              <w:t xml:space="preserve">IBM </w:t>
-            </w:r>
-            <w:r>
-              <w:rPr>
-                <w:rFonts w:ascii="Calibri" w:eastAsia="Times New Roman" w:hAnsi="Calibri" w:cs="Calibri"/>
-                <w:b/>
-                <w:bCs/>
-                <w:color w:val="000000"/>
-                <w:kern w:val="0"/>
-                <w:sz w:val="20"/>
-                <w:szCs w:val="20"/>
-                <w14:ligatures w14:val="none"/>
-              </w:rPr>
-              <w:t>Test</w:t>
-            </w:r>
-            <w:r>
-              <w:rPr>
-                <w:rFonts w:ascii="Calibri" w:eastAsia="Times New Roman" w:hAnsi="Calibri" w:cs="Calibri"/>
-                <w:b/>
-                <w:bCs/>
-                <w:color w:val="000000"/>
-                <w:kern w:val="0"/>
-                <w:sz w:val="20"/>
-                <w:szCs w:val="20"/>
-                <w14:ligatures w14:val="none"/>
-              </w:rPr>
-              <w:t xml:space="preserve"> is Workflow Platform. IBM Business Automation Workflow unites information, processes and users to help automate digital workflows on premises or on cloud. Create workflows that increase productivity, improve collaboration between teams, and gain new insight to resolve cases and drive better business outcomes.</w:t>
+              <w:spacing w:after="40"/>
+            </w:pPr>
+            <w:r>
+              <w:rPr>
+                <w:sz w:val="18"/>
+              </w:rPr>
+              <w:t>Intentionally simple customer manager used as the source workload for an automated Azure migration proof of concept.</w:t>
             </w:r>
           </w:p>
         </w:tc>
       </w:tr>
     </w:tbl>
-    <w:p/>
+    <w:p>
+      <w:pPr>
+        <w:pStyle w:val="Title"/>
+        <w:jc w:val="center"/>
+      </w:pPr>
+      <w:r>
+        <w:t>Niagara</w:t>
+      </w:r>
+    </w:p>
     <w:tbl>
       <w:tblPr>
         <w:tblW w:w="7560" w:type="dxa"/>
+        <w:jc w:val="center"/>
         <w:tblLook w:val="04A0" w:firstRow="1" w:lastRow="0" w:firstColumn="1" w:lastColumn="0" w:noHBand="0" w:noVBand="1"/>
       </w:tblPr>
       <w:tblGrid>
@@ -743,30 +477,18 @@
               <w:bottom w:val="single" w:sz="4" w:space="0" w:color="D3D3D3"/>
               <w:right w:val="single" w:sz="4" w:space="0" w:color="D3D3D3"/>
             </w:tcBorders>
+            <w:vAlign w:val="top"/>
             <w:hideMark/>
           </w:tcPr>
           <w:p>
             <w:pPr>
-              <w:spacing w:after="0" w:line="240" w:lineRule="auto"/>
-              <w:rPr>
-                <w:rFonts w:ascii="Arial" w:eastAsia="Times New Roman" w:hAnsi="Arial" w:cs="Arial"/>
-                <w:color w:val="000000"/>
-                <w:kern w:val="0"/>
-                <w:sz w:val="20"/>
-                <w:szCs w:val="20"/>
-                <w14:ligatures w14:val="none"/>
-              </w:rPr>
-            </w:pPr>
-            <w:r>
-              <w:rPr>
-                <w:rFonts w:ascii="Arial" w:eastAsia="Times New Roman" w:hAnsi="Arial" w:cs="Arial"/>
-                <w:color w:val="000000"/>
-                <w:kern w:val="0"/>
-                <w:sz w:val="20"/>
-                <w:szCs w:val="20"/>
-                <w14:ligatures w14:val="none"/>
-              </w:rPr>
-              <w:t>Which shared service component(s) are utilized by the application?</w:t>
+              <w:spacing w:after="40"/>
+            </w:pPr>
+            <w:r>
+              <w:rPr>
+                <w:sz w:val="18"/>
+              </w:rPr>
+              <w:t>Existing shared-service dependencies</w:t>
             </w:r>
           </w:p>
         </w:tc>
@@ -779,30 +501,6665 @@
               <w:bottom w:val="single" w:sz="4" w:space="0" w:color="D3D3D3"/>
               <w:right w:val="single" w:sz="4" w:space="0" w:color="D3D3D3"/>
             </w:tcBorders>
+            <w:vAlign w:val="top"/>
             <w:hideMark/>
           </w:tcPr>
           <w:p>
             <w:pPr>
-              <w:spacing w:after="0" w:line="240" w:lineRule="auto"/>
-              <w:rPr>
-                <w:rFonts w:ascii="Arial" w:eastAsia="Times New Roman" w:hAnsi="Arial" w:cs="Arial"/>
-                <w:color w:val="000000"/>
-                <w:kern w:val="0"/>
-                <w:sz w:val="20"/>
-                <w:szCs w:val="20"/>
-                <w14:ligatures w14:val="none"/>
-              </w:rPr>
-            </w:pPr>
-            <w:r>
-              <w:rPr>
-                <w:rFonts w:ascii="Arial" w:eastAsia="Times New Roman" w:hAnsi="Arial" w:cs="Arial"/>
-                <w:color w:val="000000"/>
-                <w:kern w:val="0"/>
-                <w:sz w:val="20"/>
-                <w:szCs w:val="20"/>
-                <w14:ligatures w14:val="none"/>
-              </w:rPr>
-              <w:t>.NET Custom Tool, Akamai, Apache NiFi, App Dynamics, Connect Direct, Elastic Search/ kibana, Hadoop, IBM InfoSphere DataStage, Informatic, Kafka, Magnitude Data Warehouse Tools, Middleware (MQ-Message Queue), NAS (Network Attached Storage), None/Not Applicable, Oracle Data Integrator, Other (Please specify in comments), Redis, SAS, SFTP (Secure File Transfer Protocol), SMTP (Simple Mail Transfer Protocol), Spark, SQL Server SSIS, Talend, TIBCO</w:t>
+              <w:spacing w:after="40"/>
+            </w:pPr>
+            <w:r>
+              <w:rPr>
+                <w:sz w:val="18"/>
+              </w:rPr>
+              <w:t>None. Direct dependencies are local SQL Server Express, Microsoft ODBC Driver 18, and Bootstrap CSS from jsDelivr CDN. An optional Cloudflare quick tunnel is documented but is not an application dependency.</w:t>
+            </w:r>
+          </w:p>
+        </w:tc>
+      </w:tr>
+    </w:tbl>
+    <w:p>
+      <w:pPr>
+        <w:pStyle w:val="Subtitle"/>
+        <w:jc w:val="center"/>
+      </w:pPr>
+      <w:r>
+        <w:t>High-Level Design &amp; Azure Migration Assessment</w:t>
+        <w:br/>
+        <w:t>Current State and Proposed PoC Target</w:t>
+      </w:r>
+    </w:p>
+    <w:p>
+      <w:pPr>
+        <w:pStyle w:val="Heading1"/>
+      </w:pPr>
+      <w:r>
+        <w:t>1. Executive Summary</w:t>
+      </w:r>
+    </w:p>
+    <w:p>
+      <w:r>
+        <w:t>Niagara is a deliberately small, locally hosted customer-management web application and the source workload for an Azure migration proof of concept. Repository evidence shows one FastAPI application, one SQL Server Express database, one customers table, a small Python dependency set, and no enterprise integrations, identity layer, messaging, clustering, or high-availability design. The appropriate disposition is rehost/replatform with minimal code and configuration change—not a rewrite.</w:t>
+      </w:r>
+    </w:p>
+    <w:p>
+      <w:r>
+        <w:t>The proposed future state uses Azure App Service for Python/FastAPI and Azure SQL Database. Local .env values become App Service application settings, Windows Integrated Authentication must be replaced by an Azure-compatible database authentication approach, and the existing health/API smoke checks should validate the result. No Azure resources are asserted to exist as part of this document.</w:t>
+      </w:r>
+    </w:p>
+    <w:p>
+      <w:pPr>
+        <w:pStyle w:val="Heading1"/>
+      </w:pPr>
+      <w:r>
+        <w:t>2. Purpose, Scope, and Audience</w:t>
+      </w:r>
+    </w:p>
+    <w:p>
+      <w:pPr>
+        <w:pStyle w:val="Heading2"/>
+      </w:pPr>
+      <w:r>
+        <w:t>2.1 Purpose</w:t>
+      </w:r>
+    </w:p>
+    <w:p>
+      <w:r>
+        <w:t>Document the verified source workload, assess migration fit and complexity, and define a minimal proposed Azure target sufficient for the Discover → Assess → Recommend → Provision → Migrate → Deploy → Transform → Validate demonstration flow.</w:t>
+      </w:r>
+    </w:p>
+    <w:p>
+      <w:pPr>
+        <w:pStyle w:val="Heading2"/>
+      </w:pPr>
+      <w:r>
+        <w:t>2.2 In Scope</w:t>
+      </w:r>
+    </w:p>
+    <w:p>
+      <w:pPr>
+        <w:ind w:left="360" w:hanging="259"/>
+      </w:pPr>
+      <w:r>
+        <w:rPr>
+          <w:b/>
+        </w:rPr>
+        <w:t xml:space="preserve">•  </w:t>
+      </w:r>
+      <w:r>
+        <w:t>Niagara FastAPI/Uvicorn web application and browser user interface.</w:t>
+      </w:r>
+    </w:p>
+    <w:p>
+      <w:pPr>
+        <w:ind w:left="360" w:hanging="259"/>
+      </w:pPr>
+      <w:r>
+        <w:rPr>
+          <w:b/>
+        </w:rPr>
+        <w:t xml:space="preserve">•  </w:t>
+      </w:r>
+      <w:r>
+        <w:t>NiagaraDb on local Microsoft SQL Server Express, including the customers table and five-row conditional seed behavior.</w:t>
+      </w:r>
+    </w:p>
+    <w:p>
+      <w:pPr>
+        <w:ind w:left="360" w:hanging="259"/>
+      </w:pPr>
+      <w:r>
+        <w:rPr>
+          <w:b/>
+        </w:rPr>
+        <w:t xml:space="preserve">•  </w:t>
+      </w:r>
+      <w:r>
+        <w:t>Runtime, configuration, networking, security, operations, dependencies, migration approach, and pre/post validation.</w:t>
+      </w:r>
+    </w:p>
+    <w:p>
+      <w:pPr>
+        <w:ind w:left="360" w:hanging="259"/>
+      </w:pPr>
+      <w:r>
+        <w:rPr>
+          <w:b/>
+        </w:rPr>
+        <w:t xml:space="preserve">•  </w:t>
+      </w:r>
+      <w:r>
+        <w:t>A proposed Azure App Service and Azure SQL Database target design.</w:t>
+      </w:r>
+    </w:p>
+    <w:p>
+      <w:pPr>
+        <w:pStyle w:val="Heading2"/>
+      </w:pPr>
+      <w:r>
+        <w:t>2.3 Out of Scope</w:t>
+      </w:r>
+    </w:p>
+    <w:p>
+      <w:pPr>
+        <w:ind w:left="360" w:hanging="259"/>
+      </w:pPr>
+      <w:r>
+        <w:rPr>
+          <w:b/>
+        </w:rPr>
+        <w:t xml:space="preserve">•  </w:t>
+      </w:r>
+      <w:r>
+        <w:t>Building or deploying Azure resources or changing the migration harness.</w:t>
+      </w:r>
+    </w:p>
+    <w:p>
+      <w:pPr>
+        <w:ind w:left="360" w:hanging="259"/>
+      </w:pPr>
+      <w:r>
+        <w:rPr>
+          <w:b/>
+        </w:rPr>
+        <w:t xml:space="preserve">•  </w:t>
+      </w:r>
+      <w:r>
+        <w:t>Production hardening, formal SLA/DR design, multi-region architecture, or enterprise support processes.</w:t>
+      </w:r>
+    </w:p>
+    <w:p>
+      <w:pPr>
+        <w:ind w:left="360" w:hanging="259"/>
+      </w:pPr>
+      <w:r>
+        <w:rPr>
+          <w:b/>
+        </w:rPr>
+        <w:t xml:space="preserve">•  </w:t>
+      </w:r>
+      <w:r>
+        <w:t>AKS, containers, API Management, Service Bus, Redis, Functions, Event Grid, Storage Accounts, Cosmos DB, and other services not required by this PoC.</w:t>
+      </w:r>
+    </w:p>
+    <w:p>
+      <w:pPr>
+        <w:ind w:left="360" w:hanging="259"/>
+      </w:pPr>
+      <w:r>
+        <w:rPr>
+          <w:b/>
+        </w:rPr>
+        <w:t xml:space="preserve">•  </w:t>
+      </w:r>
+      <w:r>
+        <w:t>Application source-code changes, except any separately approved migration compatibility work.</w:t>
+      </w:r>
+    </w:p>
+    <w:p>
+      <w:pPr>
+        <w:pStyle w:val="Heading1"/>
+      </w:pPr>
+      <w:r>
+        <w:t>3. Source Evidence and Confirmed Application Overview</w:t>
+      </w:r>
+    </w:p>
+    <w:tbl>
+      <w:tblPr>
+        <w:tblW w:type="auto" w:w="0"/>
+        <w:jc w:val="center"/>
+        <w:tblLook w:firstColumn="1" w:firstRow="1" w:lastColumn="0" w:lastRow="0" w:noHBand="0" w:noVBand="1" w:val="04A0"/>
+      </w:tblPr>
+      <w:tblGrid>
+        <w:gridCol w:w="4680"/>
+        <w:gridCol w:w="4680"/>
+      </w:tblGrid>
+      <w:tr>
+        <w:trPr>
+          <w:tblHeader w:val="true"/>
+        </w:trPr>
+        <w:tc>
+          <w:tcPr>
+            <w:tcW w:type="dxa" w:w="2448"/>
+            <w:shd w:fill="2F5597"/>
+            <w:vAlign w:val="top"/>
+          </w:tcPr>
+          <w:p>
+            <w:pPr>
+              <w:spacing w:after="40"/>
+            </w:pPr>
+            <w:r>
+              <w:rPr>
+                <w:b/>
+                <w:color w:val="FFFFFF"/>
+                <w:sz w:val="18"/>
+              </w:rPr>
+              <w:t>Area</w:t>
+            </w:r>
+          </w:p>
+        </w:tc>
+        <w:tc>
+          <w:tcPr>
+            <w:tcW w:type="dxa" w:w="7056"/>
+            <w:shd w:fill="2F5597"/>
+            <w:vAlign w:val="top"/>
+          </w:tcPr>
+          <w:p>
+            <w:pPr>
+              <w:spacing w:after="40"/>
+            </w:pPr>
+            <w:r>
+              <w:rPr>
+                <w:b/>
+                <w:color w:val="FFFFFF"/>
+                <w:sz w:val="18"/>
+              </w:rPr>
+              <w:t>Verified source state</w:t>
+            </w:r>
+          </w:p>
+        </w:tc>
+      </w:tr>
+      <w:tr>
+        <w:tc>
+          <w:tcPr>
+            <w:tcW w:type="dxa" w:w="2448"/>
+            <w:vAlign w:val="top"/>
+          </w:tcPr>
+          <w:p>
+            <w:pPr>
+              <w:spacing w:after="40"/>
+            </w:pPr>
+            <w:r>
+              <w:rPr>
+                <w:sz w:val="18"/>
+              </w:rPr>
+              <w:t>Name / purpose</w:t>
+            </w:r>
+          </w:p>
+        </w:tc>
+        <w:tc>
+          <w:tcPr>
+            <w:tcW w:type="dxa" w:w="7056"/>
+            <w:vAlign w:val="top"/>
+          </w:tcPr>
+          <w:p>
+            <w:pPr>
+              <w:spacing w:after="40"/>
+            </w:pPr>
+            <w:r>
+              <w:rPr>
+                <w:sz w:val="18"/>
+              </w:rPr>
+              <w:t>Niagara; simple locally hosted customer manager and Azure migration source workload.</w:t>
+            </w:r>
+          </w:p>
+        </w:tc>
+      </w:tr>
+      <w:tr>
+        <w:tc>
+          <w:tcPr>
+            <w:tcW w:type="dxa" w:w="2448"/>
+            <w:vAlign w:val="top"/>
+          </w:tcPr>
+          <w:p>
+            <w:pPr>
+              <w:spacing w:after="40"/>
+            </w:pPr>
+            <w:r>
+              <w:rPr>
+                <w:sz w:val="18"/>
+              </w:rPr>
+              <w:t>Environment / criticality</w:t>
+            </w:r>
+          </w:p>
+        </w:tc>
+        <w:tc>
+          <w:tcPr>
+            <w:tcW w:type="dxa" w:w="7056"/>
+            <w:vAlign w:val="top"/>
+          </w:tcPr>
+          <w:p>
+            <w:pPr>
+              <w:spacing w:after="40"/>
+            </w:pPr>
+            <w:r>
+              <w:rPr>
+                <w:sz w:val="18"/>
+              </w:rPr>
+              <w:t>Development / PoC; low business criticality; very small demonstration audience (assumption).</w:t>
+            </w:r>
+          </w:p>
+        </w:tc>
+      </w:tr>
+      <w:tr>
+        <w:tc>
+          <w:tcPr>
+            <w:tcW w:type="dxa" w:w="2448"/>
+            <w:vAlign w:val="top"/>
+          </w:tcPr>
+          <w:p>
+            <w:pPr>
+              <w:spacing w:after="40"/>
+            </w:pPr>
+            <w:r>
+              <w:rPr>
+                <w:sz w:val="18"/>
+              </w:rPr>
+              <w:t>Host / runtime</w:t>
+            </w:r>
+          </w:p>
+        </w:tc>
+        <w:tc>
+          <w:tcPr>
+            <w:tcW w:type="dxa" w:w="7056"/>
+            <w:vAlign w:val="top"/>
+          </w:tcPr>
+          <w:p>
+            <w:pPr>
+              <w:spacing w:after="40"/>
+            </w:pPr>
+            <w:r>
+              <w:rPr>
+                <w:sz w:val="18"/>
+              </w:rPr>
+              <w:t>Windows prerequisite. README states Python 3.12, while setup.ps1 enforces Python 3.14; target/source runtime version requires reconciliation.</w:t>
+            </w:r>
+          </w:p>
+        </w:tc>
+      </w:tr>
+      <w:tr>
+        <w:tc>
+          <w:tcPr>
+            <w:tcW w:type="dxa" w:w="2448"/>
+            <w:vAlign w:val="top"/>
+          </w:tcPr>
+          <w:p>
+            <w:pPr>
+              <w:spacing w:after="40"/>
+            </w:pPr>
+            <w:r>
+              <w:rPr>
+                <w:sz w:val="18"/>
+              </w:rPr>
+              <w:t>Entrypoint</w:t>
+            </w:r>
+          </w:p>
+        </w:tc>
+        <w:tc>
+          <w:tcPr>
+            <w:tcW w:type="dxa" w:w="7056"/>
+            <w:vAlign w:val="top"/>
+          </w:tcPr>
+          <w:p>
+            <w:pPr>
+              <w:spacing w:after="40"/>
+            </w:pPr>
+            <w:r>
+              <w:rPr>
+                <w:sz w:val="18"/>
+              </w:rPr>
+              <w:t>python -m uvicorn app.main:app --host 0.0.0.0 --port 8000 (run.ps1).</w:t>
+            </w:r>
+          </w:p>
+        </w:tc>
+      </w:tr>
+      <w:tr>
+        <w:tc>
+          <w:tcPr>
+            <w:tcW w:type="dxa" w:w="2448"/>
+            <w:vAlign w:val="top"/>
+          </w:tcPr>
+          <w:p>
+            <w:pPr>
+              <w:spacing w:after="40"/>
+            </w:pPr>
+            <w:r>
+              <w:rPr>
+                <w:sz w:val="18"/>
+              </w:rPr>
+              <w:t>Web stack</w:t>
+            </w:r>
+          </w:p>
+        </w:tc>
+        <w:tc>
+          <w:tcPr>
+            <w:tcW w:type="dxa" w:w="7056"/>
+            <w:vAlign w:val="top"/>
+          </w:tcPr>
+          <w:p>
+            <w:pPr>
+              <w:spacing w:after="40"/>
+            </w:pPr>
+            <w:r>
+              <w:rPr>
+                <w:sz w:val="18"/>
+              </w:rPr>
+              <w:t>Uvicorn ASGI server, FastAPI, Jinja2 server-rendered HTML, Bootstrap 5.3.3 loaded from jsDelivr, and local CSS.</w:t>
+            </w:r>
+          </w:p>
+        </w:tc>
+      </w:tr>
+      <w:tr>
+        <w:tc>
+          <w:tcPr>
+            <w:tcW w:type="dxa" w:w="2448"/>
+            <w:vAlign w:val="top"/>
+          </w:tcPr>
+          <w:p>
+            <w:pPr>
+              <w:spacing w:after="40"/>
+            </w:pPr>
+            <w:r>
+              <w:rPr>
+                <w:sz w:val="18"/>
+              </w:rPr>
+              <w:t>Data stack</w:t>
+            </w:r>
+          </w:p>
+        </w:tc>
+        <w:tc>
+          <w:tcPr>
+            <w:tcW w:type="dxa" w:w="7056"/>
+            <w:vAlign w:val="top"/>
+          </w:tcPr>
+          <w:p>
+            <w:pPr>
+              <w:spacing w:after="40"/>
+            </w:pPr>
+            <w:r>
+              <w:rPr>
+                <w:sz w:val="18"/>
+              </w:rPr>
+              <w:t>SQLAlchemy 2-style ORM/query APIs, pyodbc, Microsoft ODBC Driver 18, SQL Server Express.</w:t>
+            </w:r>
+          </w:p>
+        </w:tc>
+      </w:tr>
+      <w:tr>
+        <w:tc>
+          <w:tcPr>
+            <w:tcW w:type="dxa" w:w="2448"/>
+            <w:vAlign w:val="top"/>
+          </w:tcPr>
+          <w:p>
+            <w:pPr>
+              <w:spacing w:after="40"/>
+            </w:pPr>
+            <w:r>
+              <w:rPr>
+                <w:sz w:val="18"/>
+              </w:rPr>
+              <w:t>Configuration</w:t>
+            </w:r>
+          </w:p>
+        </w:tc>
+        <w:tc>
+          <w:tcPr>
+            <w:tcW w:type="dxa" w:w="7056"/>
+            <w:vAlign w:val="top"/>
+          </w:tcPr>
+          <w:p>
+            <w:pPr>
+              <w:spacing w:after="40"/>
+            </w:pPr>
+            <w:r>
+              <w:rPr>
+                <w:sz w:val="18"/>
+              </w:rPr>
+              <w:t>Pydantic Settings reads environment variables and .env; .env.example defines application and database settings.</w:t>
+            </w:r>
+          </w:p>
+        </w:tc>
+      </w:tr>
+      <w:tr>
+        <w:tc>
+          <w:tcPr>
+            <w:tcW w:type="dxa" w:w="2448"/>
+            <w:vAlign w:val="top"/>
+          </w:tcPr>
+          <w:p>
+            <w:pPr>
+              <w:spacing w:after="40"/>
+            </w:pPr>
+            <w:r>
+              <w:rPr>
+                <w:sz w:val="18"/>
+              </w:rPr>
+              <w:t>Functions</w:t>
+            </w:r>
+          </w:p>
+        </w:tc>
+        <w:tc>
+          <w:tcPr>
+            <w:tcW w:type="dxa" w:w="7056"/>
+            <w:vAlign w:val="top"/>
+          </w:tcPr>
+          <w:p>
+            <w:pPr>
+              <w:spacing w:after="40"/>
+            </w:pPr>
+            <w:r>
+              <w:rPr>
+                <w:sz w:val="18"/>
+              </w:rPr>
+              <w:t>List, add, edit, and delete customers; JSON information and customer APIs; health probe; autogenerated Swagger/OpenAPI.</w:t>
+            </w:r>
+          </w:p>
+        </w:tc>
+      </w:tr>
+      <w:tr>
+        <w:tc>
+          <w:tcPr>
+            <w:tcW w:type="dxa" w:w="2448"/>
+            <w:vAlign w:val="top"/>
+          </w:tcPr>
+          <w:p>
+            <w:pPr>
+              <w:spacing w:after="40"/>
+            </w:pPr>
+            <w:r>
+              <w:rPr>
+                <w:sz w:val="18"/>
+              </w:rPr>
+              <w:t>Repository</w:t>
+            </w:r>
+          </w:p>
+        </w:tc>
+        <w:tc>
+          <w:tcPr>
+            <w:tcW w:type="dxa" w:w="7056"/>
+            <w:vAlign w:val="top"/>
+          </w:tcPr>
+          <w:p>
+            <w:pPr>
+              <w:spacing w:after="40"/>
+            </w:pPr>
+            <w:r>
+              <w:rPr>
+                <w:sz w:val="18"/>
+              </w:rPr>
+              <w:t>cloud_demo; remote hosting URL and named owner are not documented.</w:t>
+            </w:r>
+          </w:p>
+        </w:tc>
+      </w:tr>
+    </w:tbl>
+    <w:p/>
+    <w:p>
+      <w:pPr>
+        <w:pStyle w:val="Heading1"/>
+      </w:pPr>
+      <w:r>
+        <w:t>4. Current-State Architecture</w:t>
+      </w:r>
+    </w:p>
+    <w:tbl>
+      <w:tblPr>
+        <w:tblW w:type="auto" w:w="0"/>
+        <w:jc w:val="center"/>
+        <w:tblLook w:firstColumn="1" w:firstRow="1" w:lastColumn="0" w:lastRow="0" w:noHBand="0" w:noVBand="1" w:val="04A0"/>
+      </w:tblPr>
+      <w:tblGrid>
+        <w:gridCol w:w="9360"/>
+      </w:tblGrid>
+      <w:tr>
+        <w:tc>
+          <w:tcPr>
+            <w:tcW w:type="dxa" w:w="9360"/>
+            <w:shd w:fill="EAF2F8"/>
+            <w:vAlign w:val="top"/>
+          </w:tcPr>
+          <w:p>
+            <w:pPr>
+              <w:spacing w:after="40"/>
+              <w:jc w:val="center"/>
+            </w:pPr>
+            <w:r>
+              <w:rPr>
+                <w:rFonts w:ascii="Consolas" w:hAnsi="Consolas"/>
+                <w:b/>
+                <w:sz w:val="18"/>
+              </w:rPr>
+              <w:t>User / Browser</w:t>
+              <w:br/>
+              <w:t xml:space="preserve">      │ HTTP :8000</w:t>
+              <w:br/>
+              <w:t xml:space="preserve">      ▼</w:t>
+              <w:br/>
+              <w:t>Windows PC / Host</w:t>
+              <w:br/>
+              <w:t xml:space="preserve">      │</w:t>
+              <w:br/>
+              <w:t xml:space="preserve">      ▼</w:t>
+              <w:br/>
+              <w:t>Uvicorn ASGI Server</w:t>
+              <w:br/>
+              <w:t xml:space="preserve">      │</w:t>
+              <w:br/>
+              <w:t xml:space="preserve">      ▼</w:t>
+              <w:br/>
+              <w:t>FastAPI + Jinja2 + Bootstrap UI</w:t>
+              <w:br/>
+              <w:t xml:space="preserve">      │</w:t>
+              <w:br/>
+              <w:t xml:space="preserve">      ▼</w:t>
+              <w:br/>
+              <w:t>SQLAlchemy / pyodbc / ODBC Driver 18</w:t>
+              <w:br/>
+              <w:t xml:space="preserve">      │ local, Windows Integrated Authentication</w:t>
+              <w:br/>
+              <w:t xml:space="preserve">      ▼</w:t>
+              <w:br/>
+              <w:t>Microsoft SQL Server Express</w:t>
+              <w:br/>
+              <w:t>localhost\SQLEXPRESS  •  NiagaraDb  •  customers</w:t>
+            </w:r>
+          </w:p>
+        </w:tc>
+      </w:tr>
+    </w:tbl>
+    <w:p/>
+    <w:p>
+      <w:pPr>
+        <w:pStyle w:val="Heading2"/>
+      </w:pPr>
+      <w:r>
+        <w:t>4.1 Component Inventory</w:t>
+      </w:r>
+    </w:p>
+    <w:tbl>
+      <w:tblPr>
+        <w:tblW w:type="auto" w:w="0"/>
+        <w:jc w:val="center"/>
+        <w:tblLook w:firstColumn="1" w:firstRow="1" w:lastColumn="0" w:lastRow="0" w:noHBand="0" w:noVBand="1" w:val="04A0"/>
+      </w:tblPr>
+      <w:tblGrid>
+        <w:gridCol w:w="3120"/>
+        <w:gridCol w:w="3120"/>
+        <w:gridCol w:w="3120"/>
+      </w:tblGrid>
+      <w:tr>
+        <w:trPr>
+          <w:tblHeader w:val="true"/>
+        </w:trPr>
+        <w:tc>
+          <w:tcPr>
+            <w:tcW w:type="dxa" w:w="1944"/>
+            <w:shd w:fill="2F5597"/>
+            <w:vAlign w:val="top"/>
+          </w:tcPr>
+          <w:p>
+            <w:pPr>
+              <w:spacing w:after="40"/>
+            </w:pPr>
+            <w:r>
+              <w:rPr>
+                <w:b/>
+                <w:color w:val="FFFFFF"/>
+                <w:sz w:val="18"/>
+              </w:rPr>
+              <w:t>Component</w:t>
+            </w:r>
+          </w:p>
+        </w:tc>
+        <w:tc>
+          <w:tcPr>
+            <w:tcW w:type="dxa" w:w="2592"/>
+            <w:shd w:fill="2F5597"/>
+            <w:vAlign w:val="top"/>
+          </w:tcPr>
+          <w:p>
+            <w:pPr>
+              <w:spacing w:after="40"/>
+            </w:pPr>
+            <w:r>
+              <w:rPr>
+                <w:b/>
+                <w:color w:val="FFFFFF"/>
+                <w:sz w:val="18"/>
+              </w:rPr>
+              <w:t>Implementation</w:t>
+            </w:r>
+          </w:p>
+        </w:tc>
+        <w:tc>
+          <w:tcPr>
+            <w:tcW w:type="dxa" w:w="4968"/>
+            <w:shd w:fill="2F5597"/>
+            <w:vAlign w:val="top"/>
+          </w:tcPr>
+          <w:p>
+            <w:pPr>
+              <w:spacing w:after="40"/>
+            </w:pPr>
+            <w:r>
+              <w:rPr>
+                <w:b/>
+                <w:color w:val="FFFFFF"/>
+                <w:sz w:val="18"/>
+              </w:rPr>
+              <w:t>Role / Notes</w:t>
+            </w:r>
+          </w:p>
+        </w:tc>
+      </w:tr>
+      <w:tr>
+        <w:tc>
+          <w:tcPr>
+            <w:tcW w:type="dxa" w:w="1944"/>
+            <w:vAlign w:val="top"/>
+          </w:tcPr>
+          <w:p>
+            <w:pPr>
+              <w:spacing w:after="40"/>
+            </w:pPr>
+            <w:r>
+              <w:rPr>
+                <w:sz w:val="18"/>
+              </w:rPr>
+              <w:t>Browser client</w:t>
+            </w:r>
+          </w:p>
+        </w:tc>
+        <w:tc>
+          <w:tcPr>
+            <w:tcW w:type="dxa" w:w="2592"/>
+            <w:vAlign w:val="top"/>
+          </w:tcPr>
+          <w:p>
+            <w:pPr>
+              <w:spacing w:after="40"/>
+            </w:pPr>
+            <w:r>
+              <w:rPr>
+                <w:sz w:val="18"/>
+              </w:rPr>
+              <w:t>HTML5 + Bootstrap 5.3.3</w:t>
+            </w:r>
+          </w:p>
+        </w:tc>
+        <w:tc>
+          <w:tcPr>
+            <w:tcW w:type="dxa" w:w="4968"/>
+            <w:vAlign w:val="top"/>
+          </w:tcPr>
+          <w:p>
+            <w:pPr>
+              <w:spacing w:after="40"/>
+            </w:pPr>
+            <w:r>
+              <w:rPr>
+                <w:sz w:val="18"/>
+              </w:rPr>
+              <w:t>Server-rendered CRUD interface; Bootstrap CSS is retrieved from cdn.jsdelivr.net.</w:t>
+            </w:r>
+          </w:p>
+        </w:tc>
+      </w:tr>
+      <w:tr>
+        <w:tc>
+          <w:tcPr>
+            <w:tcW w:type="dxa" w:w="1944"/>
+            <w:vAlign w:val="top"/>
+          </w:tcPr>
+          <w:p>
+            <w:pPr>
+              <w:spacing w:after="40"/>
+            </w:pPr>
+            <w:r>
+              <w:rPr>
+                <w:sz w:val="18"/>
+              </w:rPr>
+              <w:t>Web server</w:t>
+            </w:r>
+          </w:p>
+        </w:tc>
+        <w:tc>
+          <w:tcPr>
+            <w:tcW w:type="dxa" w:w="2592"/>
+            <w:vAlign w:val="top"/>
+          </w:tcPr>
+          <w:p>
+            <w:pPr>
+              <w:spacing w:after="40"/>
+            </w:pPr>
+            <w:r>
+              <w:rPr>
+                <w:sz w:val="18"/>
+              </w:rPr>
+              <w:t>Uvicorn</w:t>
+            </w:r>
+          </w:p>
+        </w:tc>
+        <w:tc>
+          <w:tcPr>
+            <w:tcW w:type="dxa" w:w="4968"/>
+            <w:vAlign w:val="top"/>
+          </w:tcPr>
+          <w:p>
+            <w:pPr>
+              <w:spacing w:after="40"/>
+            </w:pPr>
+            <w:r>
+              <w:rPr>
+                <w:sz w:val="18"/>
+              </w:rPr>
+              <w:t>Single operator-started ASGI process bound to 0.0.0.0:8000.</w:t>
+            </w:r>
+          </w:p>
+        </w:tc>
+      </w:tr>
+      <w:tr>
+        <w:tc>
+          <w:tcPr>
+            <w:tcW w:type="dxa" w:w="1944"/>
+            <w:vAlign w:val="top"/>
+          </w:tcPr>
+          <w:p>
+            <w:pPr>
+              <w:spacing w:after="40"/>
+            </w:pPr>
+            <w:r>
+              <w:rPr>
+                <w:sz w:val="18"/>
+              </w:rPr>
+              <w:t>Application</w:t>
+            </w:r>
+          </w:p>
+        </w:tc>
+        <w:tc>
+          <w:tcPr>
+            <w:tcW w:type="dxa" w:w="2592"/>
+            <w:vAlign w:val="top"/>
+          </w:tcPr>
+          <w:p>
+            <w:pPr>
+              <w:spacing w:after="40"/>
+            </w:pPr>
+            <w:r>
+              <w:rPr>
+                <w:sz w:val="18"/>
+              </w:rPr>
+              <w:t>FastAPI</w:t>
+            </w:r>
+          </w:p>
+        </w:tc>
+        <w:tc>
+          <w:tcPr>
+            <w:tcW w:type="dxa" w:w="4968"/>
+            <w:vAlign w:val="top"/>
+          </w:tcPr>
+          <w:p>
+            <w:pPr>
+              <w:spacing w:after="40"/>
+            </w:pPr>
+            <w:r>
+              <w:rPr>
+                <w:sz w:val="18"/>
+              </w:rPr>
+              <w:t>Routes, form handling, JSON APIs, health check, static mount, startup lifespan.</w:t>
+            </w:r>
+          </w:p>
+        </w:tc>
+      </w:tr>
+      <w:tr>
+        <w:tc>
+          <w:tcPr>
+            <w:tcW w:type="dxa" w:w="1944"/>
+            <w:vAlign w:val="top"/>
+          </w:tcPr>
+          <w:p>
+            <w:pPr>
+              <w:spacing w:after="40"/>
+            </w:pPr>
+            <w:r>
+              <w:rPr>
+                <w:sz w:val="18"/>
+              </w:rPr>
+              <w:t>Presentation</w:t>
+            </w:r>
+          </w:p>
+        </w:tc>
+        <w:tc>
+          <w:tcPr>
+            <w:tcW w:type="dxa" w:w="2592"/>
+            <w:vAlign w:val="top"/>
+          </w:tcPr>
+          <w:p>
+            <w:pPr>
+              <w:spacing w:after="40"/>
+            </w:pPr>
+            <w:r>
+              <w:rPr>
+                <w:sz w:val="18"/>
+              </w:rPr>
+              <w:t>Jinja2 templates + site.css</w:t>
+            </w:r>
+          </w:p>
+        </w:tc>
+        <w:tc>
+          <w:tcPr>
+            <w:tcW w:type="dxa" w:w="4968"/>
+            <w:vAlign w:val="top"/>
+          </w:tcPr>
+          <w:p>
+            <w:pPr>
+              <w:spacing w:after="40"/>
+            </w:pPr>
+            <w:r>
+              <w:rPr>
+                <w:sz w:val="18"/>
+              </w:rPr>
+              <w:t>base.html, index.html, customer_form.html, and local CSS.</w:t>
+            </w:r>
+          </w:p>
+        </w:tc>
+      </w:tr>
+      <w:tr>
+        <w:tc>
+          <w:tcPr>
+            <w:tcW w:type="dxa" w:w="1944"/>
+            <w:vAlign w:val="top"/>
+          </w:tcPr>
+          <w:p>
+            <w:pPr>
+              <w:spacing w:after="40"/>
+            </w:pPr>
+            <w:r>
+              <w:rPr>
+                <w:sz w:val="18"/>
+              </w:rPr>
+              <w:t>ORM</w:t>
+            </w:r>
+          </w:p>
+        </w:tc>
+        <w:tc>
+          <w:tcPr>
+            <w:tcW w:type="dxa" w:w="2592"/>
+            <w:vAlign w:val="top"/>
+          </w:tcPr>
+          <w:p>
+            <w:pPr>
+              <w:spacing w:after="40"/>
+            </w:pPr>
+            <w:r>
+              <w:rPr>
+                <w:sz w:val="18"/>
+              </w:rPr>
+              <w:t>SQLAlchemy</w:t>
+            </w:r>
+          </w:p>
+        </w:tc>
+        <w:tc>
+          <w:tcPr>
+            <w:tcW w:type="dxa" w:w="4968"/>
+            <w:vAlign w:val="top"/>
+          </w:tcPr>
+          <w:p>
+            <w:pPr>
+              <w:spacing w:after="40"/>
+            </w:pPr>
+            <w:r>
+              <w:rPr>
+                <w:sz w:val="18"/>
+              </w:rPr>
+              <w:t>Engine/session management, mapped Customer entity, parameterized reads/checks.</w:t>
+            </w:r>
+          </w:p>
+        </w:tc>
+      </w:tr>
+      <w:tr>
+        <w:tc>
+          <w:tcPr>
+            <w:tcW w:type="dxa" w:w="1944"/>
+            <w:vAlign w:val="top"/>
+          </w:tcPr>
+          <w:p>
+            <w:pPr>
+              <w:spacing w:after="40"/>
+            </w:pPr>
+            <w:r>
+              <w:rPr>
+                <w:sz w:val="18"/>
+              </w:rPr>
+              <w:t>Database adapter</w:t>
+            </w:r>
+          </w:p>
+        </w:tc>
+        <w:tc>
+          <w:tcPr>
+            <w:tcW w:type="dxa" w:w="2592"/>
+            <w:vAlign w:val="top"/>
+          </w:tcPr>
+          <w:p>
+            <w:pPr>
+              <w:spacing w:after="40"/>
+            </w:pPr>
+            <w:r>
+              <w:rPr>
+                <w:sz w:val="18"/>
+              </w:rPr>
+              <w:t>pyodbc + ODBC Driver 18</w:t>
+            </w:r>
+          </w:p>
+        </w:tc>
+        <w:tc>
+          <w:tcPr>
+            <w:tcW w:type="dxa" w:w="4968"/>
+            <w:vAlign w:val="top"/>
+          </w:tcPr>
+          <w:p>
+            <w:pPr>
+              <w:spacing w:after="40"/>
+            </w:pPr>
+            <w:r>
+              <w:rPr>
+                <w:sz w:val="18"/>
+              </w:rPr>
+              <w:t>mssql+pyodbc connection to local SQL Server.</w:t>
+            </w:r>
+          </w:p>
+        </w:tc>
+      </w:tr>
+      <w:tr>
+        <w:tc>
+          <w:tcPr>
+            <w:tcW w:type="dxa" w:w="1944"/>
+            <w:vAlign w:val="top"/>
+          </w:tcPr>
+          <w:p>
+            <w:pPr>
+              <w:spacing w:after="40"/>
+            </w:pPr>
+            <w:r>
+              <w:rPr>
+                <w:sz w:val="18"/>
+              </w:rPr>
+              <w:t>Database</w:t>
+            </w:r>
+          </w:p>
+        </w:tc>
+        <w:tc>
+          <w:tcPr>
+            <w:tcW w:type="dxa" w:w="2592"/>
+            <w:vAlign w:val="top"/>
+          </w:tcPr>
+          <w:p>
+            <w:pPr>
+              <w:spacing w:after="40"/>
+            </w:pPr>
+            <w:r>
+              <w:rPr>
+                <w:sz w:val="18"/>
+              </w:rPr>
+              <w:t>SQL Server Express / NiagaraDb</w:t>
+            </w:r>
+          </w:p>
+        </w:tc>
+        <w:tc>
+          <w:tcPr>
+            <w:tcW w:type="dxa" w:w="4968"/>
+            <w:vAlign w:val="top"/>
+          </w:tcPr>
+          <w:p>
+            <w:pPr>
+              <w:spacing w:after="40"/>
+            </w:pPr>
+            <w:r>
+              <w:rPr>
+                <w:sz w:val="18"/>
+              </w:rPr>
+              <w:t>Created on startup if permitted; private/local source dependency.</w:t>
+            </w:r>
+          </w:p>
+        </w:tc>
+      </w:tr>
+      <w:tr>
+        <w:tc>
+          <w:tcPr>
+            <w:tcW w:type="dxa" w:w="1944"/>
+            <w:vAlign w:val="top"/>
+          </w:tcPr>
+          <w:p>
+            <w:pPr>
+              <w:spacing w:after="40"/>
+            </w:pPr>
+            <w:r>
+              <w:rPr>
+                <w:sz w:val="18"/>
+              </w:rPr>
+              <w:t>Configuration</w:t>
+            </w:r>
+          </w:p>
+        </w:tc>
+        <w:tc>
+          <w:tcPr>
+            <w:tcW w:type="dxa" w:w="2592"/>
+            <w:vAlign w:val="top"/>
+          </w:tcPr>
+          <w:p>
+            <w:pPr>
+              <w:spacing w:after="40"/>
+            </w:pPr>
+            <w:r>
+              <w:rPr>
+                <w:sz w:val="18"/>
+              </w:rPr>
+              <w:t>pydantic-settings + .env/environment</w:t>
+            </w:r>
+          </w:p>
+        </w:tc>
+        <w:tc>
+          <w:tcPr>
+            <w:tcW w:type="dxa" w:w="4968"/>
+            <w:vAlign w:val="top"/>
+          </w:tcPr>
+          <w:p>
+            <w:pPr>
+              <w:spacing w:after="40"/>
+            </w:pPr>
+            <w:r>
+              <w:rPr>
+                <w:sz w:val="18"/>
+              </w:rPr>
+              <w:t>No database password is hardcoded; trusted local connection is configured.</w:t>
+            </w:r>
+          </w:p>
+        </w:tc>
+      </w:tr>
+      <w:tr>
+        <w:tc>
+          <w:tcPr>
+            <w:tcW w:type="dxa" w:w="1944"/>
+            <w:vAlign w:val="top"/>
+          </w:tcPr>
+          <w:p>
+            <w:pPr>
+              <w:spacing w:after="40"/>
+            </w:pPr>
+            <w:r>
+              <w:rPr>
+                <w:sz w:val="18"/>
+              </w:rPr>
+              <w:t>Operations</w:t>
+            </w:r>
+          </w:p>
+        </w:tc>
+        <w:tc>
+          <w:tcPr>
+            <w:tcW w:type="dxa" w:w="2592"/>
+            <w:vAlign w:val="top"/>
+          </w:tcPr>
+          <w:p>
+            <w:pPr>
+              <w:spacing w:after="40"/>
+            </w:pPr>
+            <w:r>
+              <w:rPr>
+                <w:sz w:val="18"/>
+              </w:rPr>
+              <w:t>PowerShell scripts</w:t>
+            </w:r>
+          </w:p>
+        </w:tc>
+        <w:tc>
+          <w:tcPr>
+            <w:tcW w:type="dxa" w:w="4968"/>
+            <w:vAlign w:val="top"/>
+          </w:tcPr>
+          <w:p>
+            <w:pPr>
+              <w:spacing w:after="40"/>
+            </w:pPr>
+            <w:r>
+              <w:rPr>
+                <w:sz w:val="18"/>
+              </w:rPr>
+              <w:t>setup.ps1, run.ps1, and parameterized test.ps1.</w:t>
+            </w:r>
+          </w:p>
+        </w:tc>
+      </w:tr>
+    </w:tbl>
+    <w:p/>
+    <w:p>
+      <w:pPr>
+        <w:pStyle w:val="Heading2"/>
+      </w:pPr>
+      <w:r>
+        <w:t>4.2 Technology and Package Dependencies</w:t>
+      </w:r>
+    </w:p>
+    <w:tbl>
+      <w:tblPr>
+        <w:tblW w:type="auto" w:w="0"/>
+        <w:jc w:val="center"/>
+        <w:tblLook w:firstColumn="1" w:firstRow="1" w:lastColumn="0" w:lastRow="0" w:noHBand="0" w:noVBand="1" w:val="04A0"/>
+      </w:tblPr>
+      <w:tblGrid>
+        <w:gridCol w:w="4680"/>
+        <w:gridCol w:w="4680"/>
+      </w:tblGrid>
+      <w:tr>
+        <w:trPr>
+          <w:tblHeader w:val="true"/>
+        </w:trPr>
+        <w:tc>
+          <w:tcPr>
+            <w:tcW w:type="dxa" w:w="4680"/>
+            <w:shd w:fill="2F5597"/>
+            <w:vAlign w:val="top"/>
+          </w:tcPr>
+          <w:p>
+            <w:pPr>
+              <w:spacing w:after="40"/>
+            </w:pPr>
+            <w:r>
+              <w:rPr>
+                <w:b/>
+                <w:color w:val="FFFFFF"/>
+                <w:sz w:val="18"/>
+              </w:rPr>
+              <w:t>Dependency</w:t>
+            </w:r>
+          </w:p>
+        </w:tc>
+        <w:tc>
+          <w:tcPr>
+            <w:tcW w:type="dxa" w:w="4680"/>
+            <w:shd w:fill="2F5597"/>
+            <w:vAlign w:val="top"/>
+          </w:tcPr>
+          <w:p>
+            <w:pPr>
+              <w:spacing w:after="40"/>
+            </w:pPr>
+            <w:r>
+              <w:rPr>
+                <w:b/>
+                <w:color w:val="FFFFFF"/>
+                <w:sz w:val="18"/>
+              </w:rPr>
+              <w:t>Observed use / requirement</w:t>
+            </w:r>
+          </w:p>
+        </w:tc>
+      </w:tr>
+      <w:tr>
+        <w:tc>
+          <w:tcPr>
+            <w:tcW w:type="dxa" w:w="4680"/>
+            <w:vAlign w:val="top"/>
+          </w:tcPr>
+          <w:p>
+            <w:pPr>
+              <w:spacing w:after="40"/>
+            </w:pPr>
+            <w:r>
+              <w:rPr>
+                <w:sz w:val="18"/>
+              </w:rPr>
+              <w:t>fastapi</w:t>
+            </w:r>
+          </w:p>
+        </w:tc>
+        <w:tc>
+          <w:tcPr>
+            <w:tcW w:type="dxa" w:w="4680"/>
+            <w:vAlign w:val="top"/>
+          </w:tcPr>
+          <w:p>
+            <w:pPr>
+              <w:spacing w:after="40"/>
+            </w:pPr>
+            <w:r>
+              <w:rPr>
+                <w:sz w:val="18"/>
+              </w:rPr>
+              <w:t>HTTP routes, dependency injection, form parsing, exceptions, responses.</w:t>
+            </w:r>
+          </w:p>
+        </w:tc>
+      </w:tr>
+      <w:tr>
+        <w:tc>
+          <w:tcPr>
+            <w:tcW w:type="dxa" w:w="4680"/>
+            <w:vAlign w:val="top"/>
+          </w:tcPr>
+          <w:p>
+            <w:pPr>
+              <w:spacing w:after="40"/>
+            </w:pPr>
+            <w:r>
+              <w:rPr>
+                <w:sz w:val="18"/>
+              </w:rPr>
+              <w:t>uvicorn</w:t>
+            </w:r>
+          </w:p>
+        </w:tc>
+        <w:tc>
+          <w:tcPr>
+            <w:tcW w:type="dxa" w:w="4680"/>
+            <w:vAlign w:val="top"/>
+          </w:tcPr>
+          <w:p>
+            <w:pPr>
+              <w:spacing w:after="40"/>
+            </w:pPr>
+            <w:r>
+              <w:rPr>
+                <w:sz w:val="18"/>
+              </w:rPr>
+              <w:t>ASGI process and local TCP listener.</w:t>
+            </w:r>
+          </w:p>
+        </w:tc>
+      </w:tr>
+      <w:tr>
+        <w:tc>
+          <w:tcPr>
+            <w:tcW w:type="dxa" w:w="4680"/>
+            <w:vAlign w:val="top"/>
+          </w:tcPr>
+          <w:p>
+            <w:pPr>
+              <w:spacing w:after="40"/>
+            </w:pPr>
+            <w:r>
+              <w:rPr>
+                <w:sz w:val="18"/>
+              </w:rPr>
+              <w:t>sqlalchemy</w:t>
+            </w:r>
+          </w:p>
+        </w:tc>
+        <w:tc>
+          <w:tcPr>
+            <w:tcW w:type="dxa" w:w="4680"/>
+            <w:vAlign w:val="top"/>
+          </w:tcPr>
+          <w:p>
+            <w:pPr>
+              <w:spacing w:after="40"/>
+            </w:pPr>
+            <w:r>
+              <w:rPr>
+                <w:sz w:val="18"/>
+              </w:rPr>
+              <w:t>ORM, sessions, engine, schema initialization, CRUD, and health query.</w:t>
+            </w:r>
+          </w:p>
+        </w:tc>
+      </w:tr>
+      <w:tr>
+        <w:tc>
+          <w:tcPr>
+            <w:tcW w:type="dxa" w:w="4680"/>
+            <w:vAlign w:val="top"/>
+          </w:tcPr>
+          <w:p>
+            <w:pPr>
+              <w:spacing w:after="40"/>
+            </w:pPr>
+            <w:r>
+              <w:rPr>
+                <w:sz w:val="18"/>
+              </w:rPr>
+              <w:t>pyodbc</w:t>
+            </w:r>
+          </w:p>
+        </w:tc>
+        <w:tc>
+          <w:tcPr>
+            <w:tcW w:type="dxa" w:w="4680"/>
+            <w:vAlign w:val="top"/>
+          </w:tcPr>
+          <w:p>
+            <w:pPr>
+              <w:spacing w:after="40"/>
+            </w:pPr>
+            <w:r>
+              <w:rPr>
+                <w:sz w:val="18"/>
+              </w:rPr>
+              <w:t>SQL Server DBAPI driver used through SQLAlchemy.</w:t>
+            </w:r>
+          </w:p>
+        </w:tc>
+      </w:tr>
+      <w:tr>
+        <w:tc>
+          <w:tcPr>
+            <w:tcW w:type="dxa" w:w="4680"/>
+            <w:vAlign w:val="top"/>
+          </w:tcPr>
+          <w:p>
+            <w:pPr>
+              <w:spacing w:after="40"/>
+            </w:pPr>
+            <w:r>
+              <w:rPr>
+                <w:sz w:val="18"/>
+              </w:rPr>
+              <w:t>jinja2</w:t>
+            </w:r>
+          </w:p>
+        </w:tc>
+        <w:tc>
+          <w:tcPr>
+            <w:tcW w:type="dxa" w:w="4680"/>
+            <w:vAlign w:val="top"/>
+          </w:tcPr>
+          <w:p>
+            <w:pPr>
+              <w:spacing w:after="40"/>
+            </w:pPr>
+            <w:r>
+              <w:rPr>
+                <w:sz w:val="18"/>
+              </w:rPr>
+              <w:t>Server-side HTML rendering.</w:t>
+            </w:r>
+          </w:p>
+        </w:tc>
+      </w:tr>
+      <w:tr>
+        <w:tc>
+          <w:tcPr>
+            <w:tcW w:type="dxa" w:w="4680"/>
+            <w:vAlign w:val="top"/>
+          </w:tcPr>
+          <w:p>
+            <w:pPr>
+              <w:spacing w:after="40"/>
+            </w:pPr>
+            <w:r>
+              <w:rPr>
+                <w:sz w:val="18"/>
+              </w:rPr>
+              <w:t>python-multipart</w:t>
+            </w:r>
+          </w:p>
+        </w:tc>
+        <w:tc>
+          <w:tcPr>
+            <w:tcW w:type="dxa" w:w="4680"/>
+            <w:vAlign w:val="top"/>
+          </w:tcPr>
+          <w:p>
+            <w:pPr>
+              <w:spacing w:after="40"/>
+            </w:pPr>
+            <w:r>
+              <w:rPr>
+                <w:sz w:val="18"/>
+              </w:rPr>
+              <w:t>FastAPI form request parsing.</w:t>
+            </w:r>
+          </w:p>
+        </w:tc>
+      </w:tr>
+      <w:tr>
+        <w:tc>
+          <w:tcPr>
+            <w:tcW w:type="dxa" w:w="4680"/>
+            <w:vAlign w:val="top"/>
+          </w:tcPr>
+          <w:p>
+            <w:pPr>
+              <w:spacing w:after="40"/>
+            </w:pPr>
+            <w:r>
+              <w:rPr>
+                <w:sz w:val="18"/>
+              </w:rPr>
+              <w:t>pydantic-settings</w:t>
+            </w:r>
+          </w:p>
+        </w:tc>
+        <w:tc>
+          <w:tcPr>
+            <w:tcW w:type="dxa" w:w="4680"/>
+            <w:vAlign w:val="top"/>
+          </w:tcPr>
+          <w:p>
+            <w:pPr>
+              <w:spacing w:after="40"/>
+            </w:pPr>
+            <w:r>
+              <w:rPr>
+                <w:sz w:val="18"/>
+              </w:rPr>
+              <w:t>Typed .env/environment configuration.</w:t>
+            </w:r>
+          </w:p>
+        </w:tc>
+      </w:tr>
+      <w:tr>
+        <w:tc>
+          <w:tcPr>
+            <w:tcW w:type="dxa" w:w="4680"/>
+            <w:vAlign w:val="top"/>
+          </w:tcPr>
+          <w:p>
+            <w:pPr>
+              <w:spacing w:after="40"/>
+            </w:pPr>
+            <w:r>
+              <w:rPr>
+                <w:sz w:val="18"/>
+              </w:rPr>
+              <w:t>Microsoft ODBC Driver 18</w:t>
+            </w:r>
+          </w:p>
+        </w:tc>
+        <w:tc>
+          <w:tcPr>
+            <w:tcW w:type="dxa" w:w="4680"/>
+            <w:vAlign w:val="top"/>
+          </w:tcPr>
+          <w:p>
+            <w:pPr>
+              <w:spacing w:after="40"/>
+            </w:pPr>
+            <w:r>
+              <w:rPr>
+                <w:sz w:val="18"/>
+              </w:rPr>
+              <w:t>Required OS-level SQL Server connectivity driver.</w:t>
+            </w:r>
+          </w:p>
+        </w:tc>
+      </w:tr>
+      <w:tr>
+        <w:tc>
+          <w:tcPr>
+            <w:tcW w:type="dxa" w:w="4680"/>
+            <w:vAlign w:val="top"/>
+          </w:tcPr>
+          <w:p>
+            <w:pPr>
+              <w:spacing w:after="40"/>
+            </w:pPr>
+            <w:r>
+              <w:rPr>
+                <w:sz w:val="18"/>
+              </w:rPr>
+              <w:t>SQL Server Express</w:t>
+            </w:r>
+          </w:p>
+        </w:tc>
+        <w:tc>
+          <w:tcPr>
+            <w:tcW w:type="dxa" w:w="4680"/>
+            <w:vAlign w:val="top"/>
+          </w:tcPr>
+          <w:p>
+            <w:pPr>
+              <w:spacing w:after="40"/>
+            </w:pPr>
+            <w:r>
+              <w:rPr>
+                <w:sz w:val="18"/>
+              </w:rPr>
+              <w:t>Local/private database prerequisite at localhost\SQLEXPRESS.</w:t>
+            </w:r>
+          </w:p>
+        </w:tc>
+      </w:tr>
+      <w:tr>
+        <w:tc>
+          <w:tcPr>
+            <w:tcW w:type="dxa" w:w="4680"/>
+            <w:vAlign w:val="top"/>
+          </w:tcPr>
+          <w:p>
+            <w:pPr>
+              <w:spacing w:after="40"/>
+            </w:pPr>
+            <w:r>
+              <w:rPr>
+                <w:sz w:val="18"/>
+              </w:rPr>
+              <w:t>PowerShell / Python venv / pip</w:t>
+            </w:r>
+          </w:p>
+        </w:tc>
+        <w:tc>
+          <w:tcPr>
+            <w:tcW w:type="dxa" w:w="4680"/>
+            <w:vAlign w:val="top"/>
+          </w:tcPr>
+          <w:p>
+            <w:pPr>
+              <w:spacing w:after="40"/>
+            </w:pPr>
+            <w:r>
+              <w:rPr>
+                <w:sz w:val="18"/>
+              </w:rPr>
+              <w:t>Windows setup, startup, dependency installation, and smoke testing.</w:t>
+            </w:r>
+          </w:p>
+        </w:tc>
+      </w:tr>
+      <w:tr>
+        <w:tc>
+          <w:tcPr>
+            <w:tcW w:type="dxa" w:w="4680"/>
+            <w:vAlign w:val="top"/>
+          </w:tcPr>
+          <w:p>
+            <w:pPr>
+              <w:spacing w:after="40"/>
+            </w:pPr>
+            <w:r>
+              <w:rPr>
+                <w:sz w:val="18"/>
+              </w:rPr>
+              <w:t>jsDelivr / Bootstrap 5.3.3</w:t>
+            </w:r>
+          </w:p>
+        </w:tc>
+        <w:tc>
+          <w:tcPr>
+            <w:tcW w:type="dxa" w:w="4680"/>
+            <w:vAlign w:val="top"/>
+          </w:tcPr>
+          <w:p>
+            <w:pPr>
+              <w:spacing w:after="40"/>
+            </w:pPr>
+            <w:r>
+              <w:rPr>
+                <w:sz w:val="18"/>
+              </w:rPr>
+              <w:t>Only identified external web dependency; outbound HTTPS/browser access is required for styling.</w:t>
+            </w:r>
+          </w:p>
+        </w:tc>
+      </w:tr>
+    </w:tbl>
+    <w:p/>
+    <w:p>
+      <w:pPr>
+        <w:pStyle w:val="Heading1"/>
+      </w:pPr>
+      <w:r>
+        <w:t>5. Application and API Design</w:t>
+      </w:r>
+    </w:p>
+    <w:tbl>
+      <w:tblPr>
+        <w:tblW w:type="auto" w:w="0"/>
+        <w:jc w:val="center"/>
+        <w:tblLook w:firstColumn="1" w:firstRow="1" w:lastColumn="0" w:lastRow="0" w:noHBand="0" w:noVBand="1" w:val="04A0"/>
+      </w:tblPr>
+      <w:tblGrid>
+        <w:gridCol w:w="3120"/>
+        <w:gridCol w:w="3120"/>
+        <w:gridCol w:w="3120"/>
+      </w:tblGrid>
+      <w:tr>
+        <w:trPr>
+          <w:tblHeader w:val="true"/>
+        </w:trPr>
+        <w:tc>
+          <w:tcPr>
+            <w:tcW w:type="dxa" w:w="2448"/>
+            <w:shd w:fill="2F5597"/>
+            <w:vAlign w:val="top"/>
+          </w:tcPr>
+          <w:p>
+            <w:pPr>
+              <w:spacing w:after="40"/>
+            </w:pPr>
+            <w:r>
+              <w:rPr>
+                <w:b/>
+                <w:color w:val="FFFFFF"/>
+                <w:sz w:val="18"/>
+              </w:rPr>
+              <w:t>Endpoint / route</w:t>
+            </w:r>
+          </w:p>
+        </w:tc>
+        <w:tc>
+          <w:tcPr>
+            <w:tcW w:type="dxa" w:w="1440"/>
+            <w:shd w:fill="2F5597"/>
+            <w:vAlign w:val="top"/>
+          </w:tcPr>
+          <w:p>
+            <w:pPr>
+              <w:spacing w:after="40"/>
+            </w:pPr>
+            <w:r>
+              <w:rPr>
+                <w:b/>
+                <w:color w:val="FFFFFF"/>
+                <w:sz w:val="18"/>
+              </w:rPr>
+              <w:t>Method</w:t>
+            </w:r>
+          </w:p>
+        </w:tc>
+        <w:tc>
+          <w:tcPr>
+            <w:tcW w:type="dxa" w:w="5616"/>
+            <w:shd w:fill="2F5597"/>
+            <w:vAlign w:val="top"/>
+          </w:tcPr>
+          <w:p>
+            <w:pPr>
+              <w:spacing w:after="40"/>
+            </w:pPr>
+            <w:r>
+              <w:rPr>
+                <w:b/>
+                <w:color w:val="FFFFFF"/>
+                <w:sz w:val="18"/>
+              </w:rPr>
+              <w:t>Behavior</w:t>
+            </w:r>
+          </w:p>
+        </w:tc>
+      </w:tr>
+      <w:tr>
+        <w:tc>
+          <w:tcPr>
+            <w:tcW w:type="dxa" w:w="2448"/>
+            <w:vAlign w:val="top"/>
+          </w:tcPr>
+          <w:p>
+            <w:pPr>
+              <w:spacing w:after="40"/>
+            </w:pPr>
+            <w:r>
+              <w:rPr>
+                <w:sz w:val="18"/>
+              </w:rPr>
+              <w:t>/</w:t>
+            </w:r>
+          </w:p>
+        </w:tc>
+        <w:tc>
+          <w:tcPr>
+            <w:tcW w:type="dxa" w:w="1440"/>
+            <w:vAlign w:val="top"/>
+          </w:tcPr>
+          <w:p>
+            <w:pPr>
+              <w:spacing w:after="40"/>
+            </w:pPr>
+            <w:r>
+              <w:rPr>
+                <w:sz w:val="18"/>
+              </w:rPr>
+              <w:t>GET</w:t>
+            </w:r>
+          </w:p>
+        </w:tc>
+        <w:tc>
+          <w:tcPr>
+            <w:tcW w:type="dxa" w:w="5616"/>
+            <w:vAlign w:val="top"/>
+          </w:tcPr>
+          <w:p>
+            <w:pPr>
+              <w:spacing w:after="40"/>
+            </w:pPr>
+            <w:r>
+              <w:rPr>
+                <w:sz w:val="18"/>
+              </w:rPr>
+              <w:t>Lists customers using the Jinja2 user interface.</w:t>
+            </w:r>
+          </w:p>
+        </w:tc>
+      </w:tr>
+      <w:tr>
+        <w:tc>
+          <w:tcPr>
+            <w:tcW w:type="dxa" w:w="2448"/>
+            <w:vAlign w:val="top"/>
+          </w:tcPr>
+          <w:p>
+            <w:pPr>
+              <w:spacing w:after="40"/>
+            </w:pPr>
+            <w:r>
+              <w:rPr>
+                <w:sz w:val="18"/>
+              </w:rPr>
+              <w:t>/customers/new</w:t>
+            </w:r>
+          </w:p>
+        </w:tc>
+        <w:tc>
+          <w:tcPr>
+            <w:tcW w:type="dxa" w:w="1440"/>
+            <w:vAlign w:val="top"/>
+          </w:tcPr>
+          <w:p>
+            <w:pPr>
+              <w:spacing w:after="40"/>
+            </w:pPr>
+            <w:r>
+              <w:rPr>
+                <w:sz w:val="18"/>
+              </w:rPr>
+              <w:t>GET, POST</w:t>
+            </w:r>
+          </w:p>
+        </w:tc>
+        <w:tc>
+          <w:tcPr>
+            <w:tcW w:type="dxa" w:w="5616"/>
+            <w:vAlign w:val="top"/>
+          </w:tcPr>
+          <w:p>
+            <w:pPr>
+              <w:spacing w:after="40"/>
+            </w:pPr>
+            <w:r>
+              <w:rPr>
+                <w:sz w:val="18"/>
+              </w:rPr>
+              <w:t>Displays and submits the add-customer form.</w:t>
+            </w:r>
+          </w:p>
+        </w:tc>
+      </w:tr>
+      <w:tr>
+        <w:tc>
+          <w:tcPr>
+            <w:tcW w:type="dxa" w:w="2448"/>
+            <w:vAlign w:val="top"/>
+          </w:tcPr>
+          <w:p>
+            <w:pPr>
+              <w:spacing w:after="40"/>
+            </w:pPr>
+            <w:r>
+              <w:rPr>
+                <w:sz w:val="18"/>
+              </w:rPr>
+              <w:t>/customers/{id}/edit</w:t>
+            </w:r>
+          </w:p>
+        </w:tc>
+        <w:tc>
+          <w:tcPr>
+            <w:tcW w:type="dxa" w:w="1440"/>
+            <w:vAlign w:val="top"/>
+          </w:tcPr>
+          <w:p>
+            <w:pPr>
+              <w:spacing w:after="40"/>
+            </w:pPr>
+            <w:r>
+              <w:rPr>
+                <w:sz w:val="18"/>
+              </w:rPr>
+              <w:t>GET, POST</w:t>
+            </w:r>
+          </w:p>
+        </w:tc>
+        <w:tc>
+          <w:tcPr>
+            <w:tcW w:type="dxa" w:w="5616"/>
+            <w:vAlign w:val="top"/>
+          </w:tcPr>
+          <w:p>
+            <w:pPr>
+              <w:spacing w:after="40"/>
+            </w:pPr>
+            <w:r>
+              <w:rPr>
+                <w:sz w:val="18"/>
+              </w:rPr>
+              <w:t>Displays and submits the edit form; missing IDs return 404.</w:t>
+            </w:r>
+          </w:p>
+        </w:tc>
+      </w:tr>
+      <w:tr>
+        <w:tc>
+          <w:tcPr>
+            <w:tcW w:type="dxa" w:w="2448"/>
+            <w:vAlign w:val="top"/>
+          </w:tcPr>
+          <w:p>
+            <w:pPr>
+              <w:spacing w:after="40"/>
+            </w:pPr>
+            <w:r>
+              <w:rPr>
+                <w:sz w:val="18"/>
+              </w:rPr>
+              <w:t>/customers/{id}/delete</w:t>
+            </w:r>
+          </w:p>
+        </w:tc>
+        <w:tc>
+          <w:tcPr>
+            <w:tcW w:type="dxa" w:w="1440"/>
+            <w:vAlign w:val="top"/>
+          </w:tcPr>
+          <w:p>
+            <w:pPr>
+              <w:spacing w:after="40"/>
+            </w:pPr>
+            <w:r>
+              <w:rPr>
+                <w:sz w:val="18"/>
+              </w:rPr>
+              <w:t>POST</w:t>
+            </w:r>
+          </w:p>
+        </w:tc>
+        <w:tc>
+          <w:tcPr>
+            <w:tcW w:type="dxa" w:w="5616"/>
+            <w:vAlign w:val="top"/>
+          </w:tcPr>
+          <w:p>
+            <w:pPr>
+              <w:spacing w:after="40"/>
+            </w:pPr>
+            <w:r>
+              <w:rPr>
+                <w:sz w:val="18"/>
+              </w:rPr>
+              <w:t>Deletes an existing customer and redirects to the list.</w:t>
+            </w:r>
+          </w:p>
+        </w:tc>
+      </w:tr>
+      <w:tr>
+        <w:tc>
+          <w:tcPr>
+            <w:tcW w:type="dxa" w:w="2448"/>
+            <w:vAlign w:val="top"/>
+          </w:tcPr>
+          <w:p>
+            <w:pPr>
+              <w:spacing w:after="40"/>
+            </w:pPr>
+            <w:r>
+              <w:rPr>
+                <w:sz w:val="18"/>
+              </w:rPr>
+              <w:t>/health</w:t>
+            </w:r>
+          </w:p>
+        </w:tc>
+        <w:tc>
+          <w:tcPr>
+            <w:tcW w:type="dxa" w:w="1440"/>
+            <w:vAlign w:val="top"/>
+          </w:tcPr>
+          <w:p>
+            <w:pPr>
+              <w:spacing w:after="40"/>
+            </w:pPr>
+            <w:r>
+              <w:rPr>
+                <w:sz w:val="18"/>
+              </w:rPr>
+              <w:t>GET</w:t>
+            </w:r>
+          </w:p>
+        </w:tc>
+        <w:tc>
+          <w:tcPr>
+            <w:tcW w:type="dxa" w:w="5616"/>
+            <w:vAlign w:val="top"/>
+          </w:tcPr>
+          <w:p>
+            <w:pPr>
+              <w:spacing w:after="40"/>
+            </w:pPr>
+            <w:r>
+              <w:rPr>
+                <w:sz w:val="18"/>
+              </w:rPr>
+              <w:t>Runs SELECT 1; returns Healthy/Connected or HTTP 503 Unhealthy/Disconnected. No credentials are returned.</w:t>
+            </w:r>
+          </w:p>
+        </w:tc>
+      </w:tr>
+      <w:tr>
+        <w:tc>
+          <w:tcPr>
+            <w:tcW w:type="dxa" w:w="2448"/>
+            <w:vAlign w:val="top"/>
+          </w:tcPr>
+          <w:p>
+            <w:pPr>
+              <w:spacing w:after="40"/>
+            </w:pPr>
+            <w:r>
+              <w:rPr>
+                <w:sz w:val="18"/>
+              </w:rPr>
+              <w:t>/api/info</w:t>
+            </w:r>
+          </w:p>
+        </w:tc>
+        <w:tc>
+          <w:tcPr>
+            <w:tcW w:type="dxa" w:w="1440"/>
+            <w:vAlign w:val="top"/>
+          </w:tcPr>
+          <w:p>
+            <w:pPr>
+              <w:spacing w:after="40"/>
+            </w:pPr>
+            <w:r>
+              <w:rPr>
+                <w:sz w:val="18"/>
+              </w:rPr>
+              <w:t>GET</w:t>
+            </w:r>
+          </w:p>
+        </w:tc>
+        <w:tc>
+          <w:tcPr>
+            <w:tcW w:type="dxa" w:w="5616"/>
+            <w:vAlign w:val="top"/>
+          </w:tcPr>
+          <w:p>
+            <w:pPr>
+              <w:spacing w:after="40"/>
+            </w:pPr>
+            <w:r>
+              <w:rPr>
+                <w:sz w:val="18"/>
+              </w:rPr>
+              <w:t>Returns application, framework, actual Python version, hostname, environment, and database provider.</w:t>
+            </w:r>
+          </w:p>
+        </w:tc>
+      </w:tr>
+      <w:tr>
+        <w:tc>
+          <w:tcPr>
+            <w:tcW w:type="dxa" w:w="2448"/>
+            <w:vAlign w:val="top"/>
+          </w:tcPr>
+          <w:p>
+            <w:pPr>
+              <w:spacing w:after="40"/>
+            </w:pPr>
+            <w:r>
+              <w:rPr>
+                <w:sz w:val="18"/>
+              </w:rPr>
+              <w:t>/api/customers</w:t>
+            </w:r>
+          </w:p>
+        </w:tc>
+        <w:tc>
+          <w:tcPr>
+            <w:tcW w:type="dxa" w:w="1440"/>
+            <w:vAlign w:val="top"/>
+          </w:tcPr>
+          <w:p>
+            <w:pPr>
+              <w:spacing w:after="40"/>
+            </w:pPr>
+            <w:r>
+              <w:rPr>
+                <w:sz w:val="18"/>
+              </w:rPr>
+              <w:t>GET</w:t>
+            </w:r>
+          </w:p>
+        </w:tc>
+        <w:tc>
+          <w:tcPr>
+            <w:tcW w:type="dxa" w:w="5616"/>
+            <w:vAlign w:val="top"/>
+          </w:tcPr>
+          <w:p>
+            <w:pPr>
+              <w:spacing w:after="40"/>
+            </w:pPr>
+            <w:r>
+              <w:rPr>
+                <w:sz w:val="18"/>
+              </w:rPr>
+              <w:t>Returns all customer fields as JSON.</w:t>
+            </w:r>
+          </w:p>
+        </w:tc>
+      </w:tr>
+      <w:tr>
+        <w:tc>
+          <w:tcPr>
+            <w:tcW w:type="dxa" w:w="2448"/>
+            <w:vAlign w:val="top"/>
+          </w:tcPr>
+          <w:p>
+            <w:pPr>
+              <w:spacing w:after="40"/>
+            </w:pPr>
+            <w:r>
+              <w:rPr>
+                <w:sz w:val="18"/>
+              </w:rPr>
+              <w:t>/docs</w:t>
+            </w:r>
+          </w:p>
+        </w:tc>
+        <w:tc>
+          <w:tcPr>
+            <w:tcW w:type="dxa" w:w="1440"/>
+            <w:vAlign w:val="top"/>
+          </w:tcPr>
+          <w:p>
+            <w:pPr>
+              <w:spacing w:after="40"/>
+            </w:pPr>
+            <w:r>
+              <w:rPr>
+                <w:sz w:val="18"/>
+              </w:rPr>
+              <w:t>GET</w:t>
+            </w:r>
+          </w:p>
+        </w:tc>
+        <w:tc>
+          <w:tcPr>
+            <w:tcW w:type="dxa" w:w="5616"/>
+            <w:vAlign w:val="top"/>
+          </w:tcPr>
+          <w:p>
+            <w:pPr>
+              <w:spacing w:after="40"/>
+            </w:pPr>
+            <w:r>
+              <w:rPr>
+                <w:sz w:val="18"/>
+              </w:rPr>
+              <w:t>FastAPI-generated Swagger UI.</w:t>
+            </w:r>
+          </w:p>
+        </w:tc>
+      </w:tr>
+      <w:tr>
+        <w:tc>
+          <w:tcPr>
+            <w:tcW w:type="dxa" w:w="2448"/>
+            <w:vAlign w:val="top"/>
+          </w:tcPr>
+          <w:p>
+            <w:pPr>
+              <w:spacing w:after="40"/>
+            </w:pPr>
+            <w:r>
+              <w:rPr>
+                <w:sz w:val="18"/>
+              </w:rPr>
+              <w:t>/openapi.json</w:t>
+            </w:r>
+          </w:p>
+        </w:tc>
+        <w:tc>
+          <w:tcPr>
+            <w:tcW w:type="dxa" w:w="1440"/>
+            <w:vAlign w:val="top"/>
+          </w:tcPr>
+          <w:p>
+            <w:pPr>
+              <w:spacing w:after="40"/>
+            </w:pPr>
+            <w:r>
+              <w:rPr>
+                <w:sz w:val="18"/>
+              </w:rPr>
+              <w:t>GET</w:t>
+            </w:r>
+          </w:p>
+        </w:tc>
+        <w:tc>
+          <w:tcPr>
+            <w:tcW w:type="dxa" w:w="5616"/>
+            <w:vAlign w:val="top"/>
+          </w:tcPr>
+          <w:p>
+            <w:pPr>
+              <w:spacing w:after="40"/>
+            </w:pPr>
+            <w:r>
+              <w:rPr>
+                <w:sz w:val="18"/>
+              </w:rPr>
+              <w:t>FastAPI-generated OpenAPI document.</w:t>
+            </w:r>
+          </w:p>
+        </w:tc>
+      </w:tr>
+    </w:tbl>
+    <w:p/>
+    <w:p>
+      <w:pPr>
+        <w:pStyle w:val="Heading1"/>
+      </w:pPr>
+      <w:r>
+        <w:t>6. Database Architecture and Data Assessment</w:t>
+      </w:r>
+    </w:p>
+    <w:p>
+      <w:r>
+        <w:t>Niagara uses one local SQL Server Express instance (localhost\SQLEXPRESS), one database (NiagaraDb), and one mapped business table. Startup connects to master with AUTOCOMMIT, checks sys.databases with a bound parameter, creates the database if absent after validating its identifier, creates mapped tables, and inserts five fictional sample customers only if customers is empty.</w:t>
+      </w:r>
+    </w:p>
+    <w:tbl>
+      <w:tblPr>
+        <w:tblW w:type="auto" w:w="0"/>
+        <w:jc w:val="center"/>
+        <w:tblLook w:firstColumn="1" w:firstRow="1" w:lastColumn="0" w:lastRow="0" w:noHBand="0" w:noVBand="1" w:val="04A0"/>
+      </w:tblPr>
+      <w:tblGrid>
+        <w:gridCol w:w="4680"/>
+        <w:gridCol w:w="4680"/>
+      </w:tblGrid>
+      <w:tr>
+        <w:trPr>
+          <w:tblHeader w:val="true"/>
+        </w:trPr>
+        <w:tc>
+          <w:tcPr>
+            <w:tcW w:type="dxa" w:w="2880"/>
+            <w:shd w:fill="2F5597"/>
+            <w:vAlign w:val="top"/>
+          </w:tcPr>
+          <w:p>
+            <w:pPr>
+              <w:spacing w:after="40"/>
+            </w:pPr>
+            <w:r>
+              <w:rPr>
+                <w:b/>
+                <w:color w:val="FFFFFF"/>
+                <w:sz w:val="18"/>
+              </w:rPr>
+              <w:t>customers column</w:t>
+            </w:r>
+          </w:p>
+        </w:tc>
+        <w:tc>
+          <w:tcPr>
+            <w:tcW w:type="dxa" w:w="6624"/>
+            <w:shd w:fill="2F5597"/>
+            <w:vAlign w:val="top"/>
+          </w:tcPr>
+          <w:p>
+            <w:pPr>
+              <w:spacing w:after="40"/>
+            </w:pPr>
+            <w:r>
+              <w:rPr>
+                <w:b/>
+                <w:color w:val="FFFFFF"/>
+                <w:sz w:val="18"/>
+              </w:rPr>
+              <w:t>Definition</w:t>
+            </w:r>
+          </w:p>
+        </w:tc>
+      </w:tr>
+      <w:tr>
+        <w:tc>
+          <w:tcPr>
+            <w:tcW w:type="dxa" w:w="2880"/>
+            <w:vAlign w:val="top"/>
+          </w:tcPr>
+          <w:p>
+            <w:pPr>
+              <w:spacing w:after="40"/>
+            </w:pPr>
+            <w:r>
+              <w:rPr>
+                <w:sz w:val="18"/>
+              </w:rPr>
+              <w:t>id</w:t>
+            </w:r>
+          </w:p>
+        </w:tc>
+        <w:tc>
+          <w:tcPr>
+            <w:tcW w:type="dxa" w:w="6624"/>
+            <w:vAlign w:val="top"/>
+          </w:tcPr>
+          <w:p>
+            <w:pPr>
+              <w:spacing w:after="40"/>
+            </w:pPr>
+            <w:r>
+              <w:rPr>
+                <w:sz w:val="18"/>
+              </w:rPr>
+              <w:t>Integer primary key; auto-increment.</w:t>
+            </w:r>
+          </w:p>
+        </w:tc>
+      </w:tr>
+      <w:tr>
+        <w:tc>
+          <w:tcPr>
+            <w:tcW w:type="dxa" w:w="2880"/>
+            <w:vAlign w:val="top"/>
+          </w:tcPr>
+          <w:p>
+            <w:pPr>
+              <w:spacing w:after="40"/>
+            </w:pPr>
+            <w:r>
+              <w:rPr>
+                <w:sz w:val="18"/>
+              </w:rPr>
+              <w:t>name</w:t>
+            </w:r>
+          </w:p>
+        </w:tc>
+        <w:tc>
+          <w:tcPr>
+            <w:tcW w:type="dxa" w:w="6624"/>
+            <w:vAlign w:val="top"/>
+          </w:tcPr>
+          <w:p>
+            <w:pPr>
+              <w:spacing w:after="40"/>
+            </w:pPr>
+            <w:r>
+              <w:rPr>
+                <w:sz w:val="18"/>
+              </w:rPr>
+              <w:t>Required string, maximum 200 characters.</w:t>
+            </w:r>
+          </w:p>
+        </w:tc>
+      </w:tr>
+      <w:tr>
+        <w:tc>
+          <w:tcPr>
+            <w:tcW w:type="dxa" w:w="2880"/>
+            <w:vAlign w:val="top"/>
+          </w:tcPr>
+          <w:p>
+            <w:pPr>
+              <w:spacing w:after="40"/>
+            </w:pPr>
+            <w:r>
+              <w:rPr>
+                <w:sz w:val="18"/>
+              </w:rPr>
+              <w:t>company</w:t>
+            </w:r>
+          </w:p>
+        </w:tc>
+        <w:tc>
+          <w:tcPr>
+            <w:tcW w:type="dxa" w:w="6624"/>
+            <w:vAlign w:val="top"/>
+          </w:tcPr>
+          <w:p>
+            <w:pPr>
+              <w:spacing w:after="40"/>
+            </w:pPr>
+            <w:r>
+              <w:rPr>
+                <w:sz w:val="18"/>
+              </w:rPr>
+              <w:t>Required string, maximum 200 characters.</w:t>
+            </w:r>
+          </w:p>
+        </w:tc>
+      </w:tr>
+      <w:tr>
+        <w:tc>
+          <w:tcPr>
+            <w:tcW w:type="dxa" w:w="2880"/>
+            <w:vAlign w:val="top"/>
+          </w:tcPr>
+          <w:p>
+            <w:pPr>
+              <w:spacing w:after="40"/>
+            </w:pPr>
+            <w:r>
+              <w:rPr>
+                <w:sz w:val="18"/>
+              </w:rPr>
+              <w:t>email</w:t>
+            </w:r>
+          </w:p>
+        </w:tc>
+        <w:tc>
+          <w:tcPr>
+            <w:tcW w:type="dxa" w:w="6624"/>
+            <w:vAlign w:val="top"/>
+          </w:tcPr>
+          <w:p>
+            <w:pPr>
+              <w:spacing w:after="40"/>
+            </w:pPr>
+            <w:r>
+              <w:rPr>
+                <w:sz w:val="18"/>
+              </w:rPr>
+              <w:t>Required string, maximum 320 characters.</w:t>
+            </w:r>
+          </w:p>
+        </w:tc>
+      </w:tr>
+      <w:tr>
+        <w:tc>
+          <w:tcPr>
+            <w:tcW w:type="dxa" w:w="2880"/>
+            <w:vAlign w:val="top"/>
+          </w:tcPr>
+          <w:p>
+            <w:pPr>
+              <w:spacing w:after="40"/>
+            </w:pPr>
+            <w:r>
+              <w:rPr>
+                <w:sz w:val="18"/>
+              </w:rPr>
+              <w:t>created_date</w:t>
+            </w:r>
+          </w:p>
+        </w:tc>
+        <w:tc>
+          <w:tcPr>
+            <w:tcW w:type="dxa" w:w="6624"/>
+            <w:vAlign w:val="top"/>
+          </w:tcPr>
+          <w:p>
+            <w:pPr>
+              <w:spacing w:after="40"/>
+            </w:pPr>
+            <w:r>
+              <w:rPr>
+                <w:sz w:val="18"/>
+              </w:rPr>
+              <w:t>Required datetime; SQL Server GETDATE() default.</w:t>
+            </w:r>
+          </w:p>
+        </w:tc>
+      </w:tr>
+    </w:tbl>
+    <w:p/>
+    <w:p>
+      <w:pPr>
+        <w:ind w:left="360" w:hanging="259"/>
+      </w:pPr>
+      <w:r>
+        <w:rPr>
+          <w:b/>
+        </w:rPr>
+        <w:t xml:space="preserve">•  </w:t>
+      </w:r>
+      <w:r>
+        <w:t>Relationships: none; only one model/table is present.</w:t>
+      </w:r>
+    </w:p>
+    <w:p>
+      <w:pPr>
+        <w:ind w:left="360" w:hanging="259"/>
+      </w:pPr>
+      <w:r>
+        <w:rPr>
+          <w:b/>
+        </w:rPr>
+        <w:t xml:space="preserve">•  </w:t>
+      </w:r>
+      <w:r>
+        <w:t>Complexity/volume: low; five seed rows and simple CRUD/query patterns. Actual source size requires measurement.</w:t>
+      </w:r>
+    </w:p>
+    <w:p>
+      <w:pPr>
+        <w:ind w:left="360" w:hanging="259"/>
+      </w:pPr>
+      <w:r>
+        <w:rPr>
+          <w:b/>
+        </w:rPr>
+        <w:t xml:space="preserve">•  </w:t>
+      </w:r>
+      <w:r>
+        <w:t>Classification: demo/non-production fictional contact data. No regulatory scope is identified; do not treat seed records as enterprise production PII.</w:t>
+      </w:r>
+    </w:p>
+    <w:p>
+      <w:pPr>
+        <w:ind w:left="360" w:hanging="259"/>
+      </w:pPr>
+      <w:r>
+        <w:rPr>
+          <w:b/>
+        </w:rPr>
+        <w:t xml:space="preserve">•  </w:t>
+      </w:r>
+      <w:r>
+        <w:t>Authentication: Windows Integrated Authentication (Trusted_Connection=yes); no hardcoded password is present.</w:t>
+      </w:r>
+    </w:p>
+    <w:p>
+      <w:pPr>
+        <w:ind w:left="360" w:hanging="259"/>
+      </w:pPr>
+      <w:r>
+        <w:rPr>
+          <w:b/>
+        </w:rPr>
+        <w:t xml:space="preserve">•  </w:t>
+      </w:r>
+      <w:r>
+        <w:t>Encryption: source web traffic is HTTP; TrustServerCertificate=yes is configured for ODBC. At-rest encryption is not documented.</w:t>
+      </w:r>
+    </w:p>
+    <w:p>
+      <w:pPr>
+        <w:ind w:left="360" w:hanging="259"/>
+      </w:pPr>
+      <w:r>
+        <w:rPr>
+          <w:b/>
+        </w:rPr>
+        <w:t xml:space="preserve">•  </w:t>
+      </w:r>
+      <w:r>
+        <w:t>Exposure: SQL Server must remain local/private and its port must not be router-forwarded or publicly exposed.</w:t>
+      </w:r>
+    </w:p>
+    <w:p>
+      <w:pPr>
+        <w:pStyle w:val="Heading1"/>
+      </w:pPr>
+      <w:r>
+        <w:t>7. Networking and Security</w:t>
+      </w:r>
+    </w:p>
+    <w:p>
+      <w:pPr>
+        <w:pStyle w:val="Heading2"/>
+      </w:pPr>
+      <w:r>
+        <w:t>7.1 Networking</w:t>
+      </w:r>
+    </w:p>
+    <w:p>
+      <w:pPr>
+        <w:ind w:left="360" w:hanging="259"/>
+      </w:pPr>
+      <w:r>
+        <w:rPr>
+          <w:b/>
+        </w:rPr>
+        <w:t xml:space="preserve">•  </w:t>
+      </w:r>
+      <w:r>
+        <w:t>Uvicorn binds 0.0.0.0 on TCP 8000, allowing localhost and LAN access when host firewall policy permits.</w:t>
+      </w:r>
+    </w:p>
+    <w:p>
+      <w:pPr>
+        <w:ind w:left="360" w:hanging="259"/>
+      </w:pPr>
+      <w:r>
+        <w:rPr>
+          <w:b/>
+        </w:rPr>
+        <w:t xml:space="preserve">•  </w:t>
+      </w:r>
+      <w:r>
+        <w:t>Optional demonstration access may use public-IP router port forwarding to the application port, or an optional Cloudflare quick tunnel. Neither is required for core application behavior.</w:t>
+      </w:r>
+    </w:p>
+    <w:p>
+      <w:pPr>
+        <w:ind w:left="360" w:hanging="259"/>
+      </w:pPr>
+      <w:r>
+        <w:rPr>
+          <w:b/>
+        </w:rPr>
+        <w:t xml:space="preserve">•  </w:t>
+      </w:r>
+      <w:r>
+        <w:t>Source URLs use HTTP; Niagara does not implement TLS termination. Any public use must be brief and controlled because authentication and TLS are absent.</w:t>
+      </w:r>
+    </w:p>
+    <w:p>
+      <w:pPr>
+        <w:ind w:left="360" w:hanging="259"/>
+      </w:pPr>
+      <w:r>
+        <w:rPr>
+          <w:b/>
+        </w:rPr>
+        <w:t xml:space="preserve">•  </w:t>
+      </w:r>
+      <w:r>
+        <w:t>The browser may make outbound HTTPS requests to cdn.jsdelivr.net for Bootstrap CSS.</w:t>
+      </w:r>
+    </w:p>
+    <w:p>
+      <w:pPr>
+        <w:ind w:left="360" w:hanging="259"/>
+      </w:pPr>
+      <w:r>
+        <w:rPr>
+          <w:b/>
+        </w:rPr>
+        <w:t xml:space="preserve">•  </w:t>
+      </w:r>
+      <w:r>
+        <w:t>SQL Server remains local/private. Public TCP 1433 exposure is neither required nor permitted by the documented design.</w:t>
+      </w:r>
+    </w:p>
+    <w:p>
+      <w:pPr>
+        <w:pStyle w:val="Heading2"/>
+      </w:pPr>
+      <w:r>
+        <w:t>7.2 Security Posture</w:t>
+      </w:r>
+    </w:p>
+    <w:tbl>
+      <w:tblPr>
+        <w:tblW w:type="auto" w:w="0"/>
+        <w:jc w:val="center"/>
+        <w:tblLook w:firstColumn="1" w:firstRow="1" w:lastColumn="0" w:lastRow="0" w:noHBand="0" w:noVBand="1" w:val="04A0"/>
+      </w:tblPr>
+      <w:tblGrid>
+        <w:gridCol w:w="4680"/>
+        <w:gridCol w:w="4680"/>
+      </w:tblGrid>
+      <w:tr>
+        <w:trPr>
+          <w:tblHeader w:val="true"/>
+        </w:trPr>
+        <w:tc>
+          <w:tcPr>
+            <w:tcW w:type="dxa" w:w="3240"/>
+            <w:shd w:fill="2F5597"/>
+            <w:vAlign w:val="top"/>
+          </w:tcPr>
+          <w:p>
+            <w:pPr>
+              <w:spacing w:after="40"/>
+            </w:pPr>
+            <w:r>
+              <w:rPr>
+                <w:b/>
+                <w:color w:val="FFFFFF"/>
+                <w:sz w:val="18"/>
+              </w:rPr>
+              <w:t>Observed control / limitation</w:t>
+            </w:r>
+          </w:p>
+        </w:tc>
+        <w:tc>
+          <w:tcPr>
+            <w:tcW w:type="dxa" w:w="6264"/>
+            <w:shd w:fill="2F5597"/>
+            <w:vAlign w:val="top"/>
+          </w:tcPr>
+          <w:p>
+            <w:pPr>
+              <w:spacing w:after="40"/>
+            </w:pPr>
+            <w:r>
+              <w:rPr>
+                <w:b/>
+                <w:color w:val="FFFFFF"/>
+                <w:sz w:val="18"/>
+              </w:rPr>
+              <w:t>Assessment</w:t>
+            </w:r>
+          </w:p>
+        </w:tc>
+      </w:tr>
+      <w:tr>
+        <w:tc>
+          <w:tcPr>
+            <w:tcW w:type="dxa" w:w="3240"/>
+            <w:vAlign w:val="top"/>
+          </w:tcPr>
+          <w:p>
+            <w:pPr>
+              <w:spacing w:after="40"/>
+            </w:pPr>
+            <w:r>
+              <w:rPr>
+                <w:sz w:val="18"/>
+              </w:rPr>
+              <w:t>No application authentication or authorization</w:t>
+            </w:r>
+          </w:p>
+        </w:tc>
+        <w:tc>
+          <w:tcPr>
+            <w:tcW w:type="dxa" w:w="6264"/>
+            <w:vAlign w:val="top"/>
+          </w:tcPr>
+          <w:p>
+            <w:pPr>
+              <w:spacing w:after="40"/>
+            </w:pPr>
+            <w:r>
+              <w:rPr>
+                <w:sz w:val="18"/>
+              </w:rPr>
+              <w:t>Intentional PoC limitation. Any user reaching the endpoint can perform customer CRUD operations.</w:t>
+            </w:r>
+          </w:p>
+        </w:tc>
+      </w:tr>
+      <w:tr>
+        <w:tc>
+          <w:tcPr>
+            <w:tcW w:type="dxa" w:w="3240"/>
+            <w:vAlign w:val="top"/>
+          </w:tcPr>
+          <w:p>
+            <w:pPr>
+              <w:spacing w:after="40"/>
+            </w:pPr>
+            <w:r>
+              <w:rPr>
+                <w:sz w:val="18"/>
+              </w:rPr>
+              <w:t>No TLS/WAF/enterprise identity/Key Vault</w:t>
+            </w:r>
+          </w:p>
+        </w:tc>
+        <w:tc>
+          <w:tcPr>
+            <w:tcW w:type="dxa" w:w="6264"/>
+            <w:vAlign w:val="top"/>
+          </w:tcPr>
+          <w:p>
+            <w:pPr>
+              <w:spacing w:after="40"/>
+            </w:pPr>
+            <w:r>
+              <w:rPr>
+                <w:sz w:val="18"/>
+              </w:rPr>
+              <w:t>Not implemented in the source. App Service HTTPS is recommended for the target; optional monitoring is proportionate.</w:t>
+            </w:r>
+          </w:p>
+        </w:tc>
+      </w:tr>
+      <w:tr>
+        <w:tc>
+          <w:tcPr>
+            <w:tcW w:type="dxa" w:w="3240"/>
+            <w:vAlign w:val="top"/>
+          </w:tcPr>
+          <w:p>
+            <w:pPr>
+              <w:spacing w:after="40"/>
+            </w:pPr>
+            <w:r>
+              <w:rPr>
+                <w:sz w:val="18"/>
+              </w:rPr>
+              <w:t>Environment-based configuration</w:t>
+            </w:r>
+          </w:p>
+        </w:tc>
+        <w:tc>
+          <w:tcPr>
+            <w:tcW w:type="dxa" w:w="6264"/>
+            <w:vAlign w:val="top"/>
+          </w:tcPr>
+          <w:p>
+            <w:pPr>
+              <w:spacing w:after="40"/>
+            </w:pPr>
+            <w:r>
+              <w:rPr>
+                <w:sz w:val="18"/>
+              </w:rPr>
+              <w:t>Positive: database details are externalized; .env is generated from .env.example and is intended to remain local.</w:t>
+            </w:r>
+          </w:p>
+        </w:tc>
+      </w:tr>
+      <w:tr>
+        <w:tc>
+          <w:tcPr>
+            <w:tcW w:type="dxa" w:w="3240"/>
+            <w:vAlign w:val="top"/>
+          </w:tcPr>
+          <w:p>
+            <w:pPr>
+              <w:spacing w:after="40"/>
+            </w:pPr>
+            <w:r>
+              <w:rPr>
+                <w:sz w:val="18"/>
+              </w:rPr>
+              <w:t>No hardcoded database password</w:t>
+            </w:r>
+          </w:p>
+        </w:tc>
+        <w:tc>
+          <w:tcPr>
+            <w:tcW w:type="dxa" w:w="6264"/>
+            <w:vAlign w:val="top"/>
+          </w:tcPr>
+          <w:p>
+            <w:pPr>
+              <w:spacing w:after="40"/>
+            </w:pPr>
+            <w:r>
+              <w:rPr>
+                <w:sz w:val="18"/>
+              </w:rPr>
+              <w:t>Positive: source uses Windows Integrated Authentication.</w:t>
+            </w:r>
+          </w:p>
+        </w:tc>
+      </w:tr>
+      <w:tr>
+        <w:tc>
+          <w:tcPr>
+            <w:tcW w:type="dxa" w:w="3240"/>
+            <w:vAlign w:val="top"/>
+          </w:tcPr>
+          <w:p>
+            <w:pPr>
+              <w:spacing w:after="40"/>
+            </w:pPr>
+            <w:r>
+              <w:rPr>
+                <w:sz w:val="18"/>
+              </w:rPr>
+              <w:t>SQLAlchemy database access</w:t>
+            </w:r>
+          </w:p>
+        </w:tc>
+        <w:tc>
+          <w:tcPr>
+            <w:tcW w:type="dxa" w:w="6264"/>
+            <w:vAlign w:val="top"/>
+          </w:tcPr>
+          <w:p>
+            <w:pPr>
+              <w:spacing w:after="40"/>
+            </w:pPr>
+            <w:r>
+              <w:rPr>
+                <w:sz w:val="18"/>
+              </w:rPr>
+              <w:t>Positive: standard ORM/bound queries are used; database-name interpolation is preceded by identifier validation.</w:t>
+            </w:r>
+          </w:p>
+        </w:tc>
+      </w:tr>
+      <w:tr>
+        <w:tc>
+          <w:tcPr>
+            <w:tcW w:type="dxa" w:w="3240"/>
+            <w:vAlign w:val="top"/>
+          </w:tcPr>
+          <w:p>
+            <w:pPr>
+              <w:spacing w:after="40"/>
+            </w:pPr>
+            <w:r>
+              <w:rPr>
+                <w:sz w:val="18"/>
+              </w:rPr>
+              <w:t>Private SQL Server</w:t>
+            </w:r>
+          </w:p>
+        </w:tc>
+        <w:tc>
+          <w:tcPr>
+            <w:tcW w:type="dxa" w:w="6264"/>
+            <w:vAlign w:val="top"/>
+          </w:tcPr>
+          <w:p>
+            <w:pPr>
+              <w:spacing w:after="40"/>
+            </w:pPr>
+            <w:r>
+              <w:rPr>
+                <w:sz w:val="18"/>
+              </w:rPr>
+              <w:t>Positive: database is separated from optional web exposure and must not be public.</w:t>
+            </w:r>
+          </w:p>
+        </w:tc>
+      </w:tr>
+      <w:tr>
+        <w:tc>
+          <w:tcPr>
+            <w:tcW w:type="dxa" w:w="3240"/>
+            <w:vAlign w:val="top"/>
+          </w:tcPr>
+          <w:p>
+            <w:pPr>
+              <w:spacing w:after="40"/>
+            </w:pPr>
+            <w:r>
+              <w:rPr>
+                <w:sz w:val="18"/>
+              </w:rPr>
+              <w:t>/health response</w:t>
+            </w:r>
+          </w:p>
+        </w:tc>
+        <w:tc>
+          <w:tcPr>
+            <w:tcW w:type="dxa" w:w="6264"/>
+            <w:vAlign w:val="top"/>
+          </w:tcPr>
+          <w:p>
+            <w:pPr>
+              <w:spacing w:after="40"/>
+            </w:pPr>
+            <w:r>
+              <w:rPr>
+                <w:sz w:val="18"/>
+              </w:rPr>
+              <w:t>Positive: reports only status/connectivity and does not disclose connection credentials.</w:t>
+            </w:r>
+          </w:p>
+        </w:tc>
+      </w:tr>
+      <w:tr>
+        <w:tc>
+          <w:tcPr>
+            <w:tcW w:type="dxa" w:w="3240"/>
+            <w:vAlign w:val="top"/>
+          </w:tcPr>
+          <w:p>
+            <w:pPr>
+              <w:spacing w:after="40"/>
+            </w:pPr>
+            <w:r>
+              <w:rPr>
+                <w:sz w:val="18"/>
+              </w:rPr>
+              <w:t>Input handling</w:t>
+            </w:r>
+          </w:p>
+        </w:tc>
+        <w:tc>
+          <w:tcPr>
+            <w:tcW w:type="dxa" w:w="6264"/>
+            <w:vAlign w:val="top"/>
+          </w:tcPr>
+          <w:p>
+            <w:pPr>
+              <w:spacing w:after="40"/>
+            </w:pPr>
+            <w:r>
+              <w:rPr>
+                <w:sz w:val="18"/>
+              </w:rPr>
+              <w:t>Required fields and length limits exist in HTML/model; no CSRF control is identified. Acceptable only for controlled PoC use.</w:t>
+            </w:r>
+          </w:p>
+        </w:tc>
+      </w:tr>
+    </w:tbl>
+    <w:p/>
+    <w:p>
+      <w:pPr>
+        <w:pStyle w:val="Heading1"/>
+      </w:pPr>
+      <w:r>
+        <w:t>8. Operations, Monitoring, Availability, and Scale</w:t>
+      </w:r>
+    </w:p>
+    <w:p>
+      <w:pPr>
+        <w:pStyle w:val="Heading2"/>
+      </w:pPr>
+      <w:r>
+        <w:t>8.1 Operating Model</w:t>
+      </w:r>
+    </w:p>
+    <w:p>
+      <w:pPr>
+        <w:ind w:left="360" w:hanging="259"/>
+      </w:pPr>
+      <w:r>
+        <w:rPr>
+          <w:b/>
+        </w:rPr>
+        <w:t xml:space="preserve">1.  </w:t>
+      </w:r>
+      <w:r>
+        <w:t>Run scripts/setup.ps1 on Windows to create .venv, install requirements, and copy .env.example when .env is absent.</w:t>
+      </w:r>
+    </w:p>
+    <w:p>
+      <w:pPr>
+        <w:ind w:left="360" w:hanging="259"/>
+      </w:pPr>
+      <w:r>
+        <w:rPr>
+          <w:b/>
+        </w:rPr>
+        <w:t xml:space="preserve">2.  </w:t>
+      </w:r>
+      <w:r>
+        <w:t>Confirm SQL Server Express and ODBC Driver 18 are installed and the Windows account can create/access NiagaraDb.</w:t>
+      </w:r>
+    </w:p>
+    <w:p>
+      <w:pPr>
+        <w:ind w:left="360" w:hanging="259"/>
+      </w:pPr>
+      <w:r>
+        <w:rPr>
+          <w:b/>
+        </w:rPr>
+        <w:t xml:space="preserve">3.  </w:t>
+      </w:r>
+      <w:r>
+        <w:t>Run scripts/run.ps1, which activates the virtual environment and starts Uvicorn on 0.0.0.0:8000.</w:t>
+      </w:r>
+    </w:p>
+    <w:p>
+      <w:pPr>
+        <w:ind w:left="360" w:hanging="259"/>
+      </w:pPr>
+      <w:r>
+        <w:rPr>
+          <w:b/>
+        </w:rPr>
+        <w:t xml:space="preserve">4.  </w:t>
+      </w:r>
+      <w:r>
+        <w:t>Application lifespan initializes the database/schema and conditionally seeds five records.</w:t>
+      </w:r>
+    </w:p>
+    <w:p>
+      <w:pPr>
+        <w:ind w:left="360" w:hanging="259"/>
+      </w:pPr>
+      <w:r>
+        <w:rPr>
+          <w:b/>
+        </w:rPr>
+        <w:t xml:space="preserve">5.  </w:t>
+      </w:r>
+      <w:r>
+        <w:t>Run scripts/test.ps1 -BaseUrl "http://localhost:8000" from another shell.</w:t>
+      </w:r>
+    </w:p>
+    <w:p>
+      <w:pPr>
+        <w:pStyle w:val="Heading2"/>
+      </w:pPr>
+      <w:r>
+        <w:t>8.2 Monitoring and Logging</w:t>
+      </w:r>
+    </w:p>
+    <w:p>
+      <w:pPr>
+        <w:ind w:left="360" w:hanging="259"/>
+      </w:pPr>
+      <w:r>
+        <w:rPr>
+          <w:b/>
+        </w:rPr>
+        <w:t xml:space="preserve">•  </w:t>
+      </w:r>
+      <w:r>
+        <w:t>Uvicorn/FastAPI console logging is available; no custom structured logging, log aggregation, alerts, dashboards, or Application Insights integration is present.</w:t>
+      </w:r>
+    </w:p>
+    <w:p>
+      <w:pPr>
+        <w:ind w:left="360" w:hanging="259"/>
+      </w:pPr>
+      <w:r>
+        <w:rPr>
+          <w:b/>
+        </w:rPr>
+        <w:t xml:space="preserve">•  </w:t>
+      </w:r>
+      <w:r>
+        <w:t>/health actively tests the database with SELECT 1 and returns HTTP 503 on SQLAlchemy connectivity failure.</w:t>
+      </w:r>
+    </w:p>
+    <w:p>
+      <w:pPr>
+        <w:ind w:left="360" w:hanging="259"/>
+      </w:pPr>
+      <w:r>
+        <w:rPr>
+          <w:b/>
+        </w:rPr>
+        <w:t xml:space="preserve">•  </w:t>
+      </w:r>
+      <w:r>
+        <w:t>test.ps1 checks /, /health, /api/info, and /api/customers for HTTP 200 and exits non-zero on failure.</w:t>
+      </w:r>
+    </w:p>
+    <w:p>
+      <w:pPr>
+        <w:ind w:left="360" w:hanging="259"/>
+      </w:pPr>
+      <w:r>
+        <w:rPr>
+          <w:b/>
+        </w:rPr>
+        <w:t xml:space="preserve">•  </w:t>
+      </w:r>
+      <w:r>
+        <w:t>/docs and /openapi.json provide additional manual/API-contract validation but are not included in the current smoke script.</w:t>
+      </w:r>
+    </w:p>
+    <w:p>
+      <w:pPr>
+        <w:pStyle w:val="Heading2"/>
+      </w:pPr>
+      <w:r>
+        <w:t>8.3 Availability, Performance, Backup, and DR</w:t>
+      </w:r>
+    </w:p>
+    <w:p>
+      <w:pPr>
+        <w:ind w:left="360" w:hanging="259"/>
+      </w:pPr>
+      <w:r>
+        <w:rPr>
+          <w:b/>
+        </w:rPr>
+        <w:t xml:space="preserve">•  </w:t>
+      </w:r>
+      <w:r>
+        <w:t>Single Windows machine, single manually started Uvicorn process, and single SQL Server Express instance; no HA, load balancer, clustering, autoscaling, or automated failover.</w:t>
+      </w:r>
+    </w:p>
+    <w:p>
+      <w:pPr>
+        <w:ind w:left="360" w:hanging="259"/>
+      </w:pPr>
+      <w:r>
+        <w:rPr>
+          <w:b/>
+        </w:rPr>
+        <w:t xml:space="preserve">•  </w:t>
+      </w:r>
+      <w:r>
+        <w:t>Best-effort availability is appropriate for the PoC. RTO and RPO are not formally defined.</w:t>
+      </w:r>
+    </w:p>
+    <w:p>
+      <w:pPr>
+        <w:ind w:left="360" w:hanging="259"/>
+      </w:pPr>
+      <w:r>
+        <w:rPr>
+          <w:b/>
+        </w:rPr>
+        <w:t xml:space="preserve">•  </w:t>
+      </w:r>
+      <w:r>
+        <w:t>Traffic and dataset are minimal; compute/storage needs and performance risk are low. Host utilization and database size are unknown and can be measured if sizing evidence is required.</w:t>
+      </w:r>
+    </w:p>
+    <w:p>
+      <w:pPr>
+        <w:ind w:left="360" w:hanging="259"/>
+      </w:pPr>
+      <w:r>
+        <w:rPr>
+          <w:b/>
+        </w:rPr>
+        <w:t xml:space="preserve">•  </w:t>
+      </w:r>
+      <w:r>
+        <w:t>No backup, restore, disaster-recovery, or retention automation is present in the repository. This is an accepted PoC limitation; preserve customer rows during the migration demonstration.</w:t>
+      </w:r>
+    </w:p>
+    <w:p>
+      <w:pPr>
+        <w:ind w:left="360" w:hanging="259"/>
+      </w:pPr>
+      <w:r>
+        <w:rPr>
+          <w:b/>
+        </w:rPr>
+        <w:t xml:space="preserve">•  </w:t>
+      </w:r>
+      <w:r>
+        <w:t>Maintenance windows are flexible and a brief migration outage is assumed acceptable.</w:t>
+      </w:r>
+    </w:p>
+    <w:p>
+      <w:pPr>
+        <w:pStyle w:val="Heading1"/>
+      </w:pPr>
+      <w:r>
+        <w:t>9. Migration Assessment and Disposition</w:t>
+      </w:r>
+    </w:p>
+    <w:p>
+      <w:r>
+        <w:t>Recommended disposition: rehost/replatform with minimal code change. The web tier naturally maps to Azure App Service running a compatible Python/FastAPI runtime, and SQL Server Express maps to Azure SQL Database. No rewrite, container platform, distributed redesign, or complex integration program is warranted.</w:t>
+      </w:r>
+    </w:p>
+    <w:tbl>
+      <w:tblPr>
+        <w:tblW w:type="auto" w:w="0"/>
+        <w:jc w:val="center"/>
+        <w:tblLook w:firstColumn="1" w:firstRow="1" w:lastColumn="0" w:lastRow="0" w:noHBand="0" w:noVBand="1" w:val="04A0"/>
+      </w:tblPr>
+      <w:tblGrid>
+        <w:gridCol w:w="3120"/>
+        <w:gridCol w:w="3120"/>
+        <w:gridCol w:w="3120"/>
+      </w:tblGrid>
+      <w:tr>
+        <w:trPr>
+          <w:tblHeader w:val="true"/>
+        </w:trPr>
+        <w:tc>
+          <w:tcPr>
+            <w:tcW w:type="dxa" w:w="2376"/>
+            <w:shd w:fill="2F5597"/>
+            <w:vAlign w:val="top"/>
+          </w:tcPr>
+          <w:p>
+            <w:pPr>
+              <w:spacing w:after="40"/>
+            </w:pPr>
+            <w:r>
+              <w:rPr>
+                <w:b/>
+                <w:color w:val="FFFFFF"/>
+                <w:sz w:val="18"/>
+              </w:rPr>
+              <w:t>Dimension</w:t>
+            </w:r>
+          </w:p>
+        </w:tc>
+        <w:tc>
+          <w:tcPr>
+            <w:tcW w:type="dxa" w:w="1152"/>
+            <w:shd w:fill="2F5597"/>
+            <w:vAlign w:val="top"/>
+          </w:tcPr>
+          <w:p>
+            <w:pPr>
+              <w:spacing w:after="40"/>
+            </w:pPr>
+            <w:r>
+              <w:rPr>
+                <w:b/>
+                <w:color w:val="FFFFFF"/>
+                <w:sz w:val="18"/>
+              </w:rPr>
+              <w:t>Rating</w:t>
+            </w:r>
+          </w:p>
+        </w:tc>
+        <w:tc>
+          <w:tcPr>
+            <w:tcW w:type="dxa" w:w="5976"/>
+            <w:shd w:fill="2F5597"/>
+            <w:vAlign w:val="top"/>
+          </w:tcPr>
+          <w:p>
+            <w:pPr>
+              <w:spacing w:after="40"/>
+            </w:pPr>
+            <w:r>
+              <w:rPr>
+                <w:b/>
+                <w:color w:val="FFFFFF"/>
+                <w:sz w:val="18"/>
+              </w:rPr>
+              <w:t>Rationale</w:t>
+            </w:r>
+          </w:p>
+        </w:tc>
+      </w:tr>
+      <w:tr>
+        <w:tc>
+          <w:tcPr>
+            <w:tcW w:type="dxa" w:w="2376"/>
+            <w:vAlign w:val="top"/>
+          </w:tcPr>
+          <w:p>
+            <w:pPr>
+              <w:spacing w:after="40"/>
+            </w:pPr>
+            <w:r>
+              <w:rPr>
+                <w:sz w:val="18"/>
+              </w:rPr>
+              <w:t>Application complexity</w:t>
+            </w:r>
+          </w:p>
+        </w:tc>
+        <w:tc>
+          <w:tcPr>
+            <w:tcW w:type="dxa" w:w="1152"/>
+            <w:vAlign w:val="top"/>
+          </w:tcPr>
+          <w:p>
+            <w:pPr>
+              <w:spacing w:after="40"/>
+            </w:pPr>
+            <w:r>
+              <w:rPr>
+                <w:sz w:val="18"/>
+              </w:rPr>
+              <w:t>LOW</w:t>
+            </w:r>
+          </w:p>
+        </w:tc>
+        <w:tc>
+          <w:tcPr>
+            <w:tcW w:type="dxa" w:w="5976"/>
+            <w:vAlign w:val="top"/>
+          </w:tcPr>
+          <w:p>
+            <w:pPr>
+              <w:spacing w:after="40"/>
+            </w:pPr>
+            <w:r>
+              <w:rPr>
+                <w:sz w:val="18"/>
+              </w:rPr>
+              <w:t>One small FastAPI monolith with server-rendered CRUD and three operational/API endpoints.</w:t>
+            </w:r>
+          </w:p>
+        </w:tc>
+      </w:tr>
+      <w:tr>
+        <w:tc>
+          <w:tcPr>
+            <w:tcW w:type="dxa" w:w="2376"/>
+            <w:vAlign w:val="top"/>
+          </w:tcPr>
+          <w:p>
+            <w:pPr>
+              <w:spacing w:after="40"/>
+            </w:pPr>
+            <w:r>
+              <w:rPr>
+                <w:sz w:val="18"/>
+              </w:rPr>
+              <w:t>Database complexity</w:t>
+            </w:r>
+          </w:p>
+        </w:tc>
+        <w:tc>
+          <w:tcPr>
+            <w:tcW w:type="dxa" w:w="1152"/>
+            <w:vAlign w:val="top"/>
+          </w:tcPr>
+          <w:p>
+            <w:pPr>
+              <w:spacing w:after="40"/>
+            </w:pPr>
+            <w:r>
+              <w:rPr>
+                <w:sz w:val="18"/>
+              </w:rPr>
+              <w:t>LOW</w:t>
+            </w:r>
+          </w:p>
+        </w:tc>
+        <w:tc>
+          <w:tcPr>
+            <w:tcW w:type="dxa" w:w="5976"/>
+            <w:vAlign w:val="top"/>
+          </w:tcPr>
+          <w:p>
+            <w:pPr>
+              <w:spacing w:after="40"/>
+            </w:pPr>
+            <w:r>
+              <w:rPr>
+                <w:sz w:val="18"/>
+              </w:rPr>
+              <w:t>One SQL Server database, one primary table, no relationships, SSIS/SSRS/CLR/jobs/linked servers identified.</w:t>
+            </w:r>
+          </w:p>
+        </w:tc>
+      </w:tr>
+      <w:tr>
+        <w:tc>
+          <w:tcPr>
+            <w:tcW w:type="dxa" w:w="2376"/>
+            <w:vAlign w:val="top"/>
+          </w:tcPr>
+          <w:p>
+            <w:pPr>
+              <w:spacing w:after="40"/>
+            </w:pPr>
+            <w:r>
+              <w:rPr>
+                <w:sz w:val="18"/>
+              </w:rPr>
+              <w:t>Integration complexity</w:t>
+            </w:r>
+          </w:p>
+        </w:tc>
+        <w:tc>
+          <w:tcPr>
+            <w:tcW w:type="dxa" w:w="1152"/>
+            <w:vAlign w:val="top"/>
+          </w:tcPr>
+          <w:p>
+            <w:pPr>
+              <w:spacing w:after="40"/>
+            </w:pPr>
+            <w:r>
+              <w:rPr>
+                <w:sz w:val="18"/>
+              </w:rPr>
+              <w:t>LOW</w:t>
+            </w:r>
+          </w:p>
+        </w:tc>
+        <w:tc>
+          <w:tcPr>
+            <w:tcW w:type="dxa" w:w="5976"/>
+            <w:vAlign w:val="top"/>
+          </w:tcPr>
+          <w:p>
+            <w:pPr>
+              <w:spacing w:after="40"/>
+            </w:pPr>
+            <w:r>
+              <w:rPr>
+                <w:sz w:val="18"/>
+              </w:rPr>
+              <w:t>No enterprise integrations, messaging, shared storage, or authentication integration; Bootstrap CDN only.</w:t>
+            </w:r>
+          </w:p>
+        </w:tc>
+      </w:tr>
+      <w:tr>
+        <w:tc>
+          <w:tcPr>
+            <w:tcW w:type="dxa" w:w="2376"/>
+            <w:vAlign w:val="top"/>
+          </w:tcPr>
+          <w:p>
+            <w:pPr>
+              <w:spacing w:after="40"/>
+            </w:pPr>
+            <w:r>
+              <w:rPr>
+                <w:sz w:val="18"/>
+              </w:rPr>
+              <w:t>Migration complexity</w:t>
+            </w:r>
+          </w:p>
+        </w:tc>
+        <w:tc>
+          <w:tcPr>
+            <w:tcW w:type="dxa" w:w="1152"/>
+            <w:vAlign w:val="top"/>
+          </w:tcPr>
+          <w:p>
+            <w:pPr>
+              <w:spacing w:after="40"/>
+            </w:pPr>
+            <w:r>
+              <w:rPr>
+                <w:sz w:val="18"/>
+              </w:rPr>
+              <w:t>LOW</w:t>
+            </w:r>
+          </w:p>
+        </w:tc>
+        <w:tc>
+          <w:tcPr>
+            <w:tcW w:type="dxa" w:w="5976"/>
+            <w:vAlign w:val="top"/>
+          </w:tcPr>
+          <w:p>
+            <w:pPr>
+              <w:spacing w:after="40"/>
+            </w:pPr>
+            <w:r>
+              <w:rPr>
+                <w:sz w:val="18"/>
+              </w:rPr>
+              <w:t>Natural App Service/Azure SQL mapping and environment-based configuration.</w:t>
+            </w:r>
+          </w:p>
+        </w:tc>
+      </w:tr>
+      <w:tr>
+        <w:tc>
+          <w:tcPr>
+            <w:tcW w:type="dxa" w:w="2376"/>
+            <w:vAlign w:val="top"/>
+          </w:tcPr>
+          <w:p>
+            <w:pPr>
+              <w:spacing w:after="40"/>
+            </w:pPr>
+            <w:r>
+              <w:rPr>
+                <w:sz w:val="18"/>
+              </w:rPr>
+              <w:t>Data migration complexity</w:t>
+            </w:r>
+          </w:p>
+        </w:tc>
+        <w:tc>
+          <w:tcPr>
+            <w:tcW w:type="dxa" w:w="1152"/>
+            <w:vAlign w:val="top"/>
+          </w:tcPr>
+          <w:p>
+            <w:pPr>
+              <w:spacing w:after="40"/>
+            </w:pPr>
+            <w:r>
+              <w:rPr>
+                <w:sz w:val="18"/>
+              </w:rPr>
+              <w:t>LOW</w:t>
+            </w:r>
+          </w:p>
+        </w:tc>
+        <w:tc>
+          <w:tcPr>
+            <w:tcW w:type="dxa" w:w="5976"/>
+            <w:vAlign w:val="top"/>
+          </w:tcPr>
+          <w:p>
+            <w:pPr>
+              <w:spacing w:after="40"/>
+            </w:pPr>
+            <w:r>
+              <w:rPr>
+                <w:sz w:val="18"/>
+              </w:rPr>
+              <w:t>Tiny sample dataset and simple schema; preserve and compare customer rows.</w:t>
+            </w:r>
+          </w:p>
+        </w:tc>
+      </w:tr>
+      <w:tr>
+        <w:tc>
+          <w:tcPr>
+            <w:tcW w:type="dxa" w:w="2376"/>
+            <w:vAlign w:val="top"/>
+          </w:tcPr>
+          <w:p>
+            <w:pPr>
+              <w:spacing w:after="40"/>
+            </w:pPr>
+            <w:r>
+              <w:rPr>
+                <w:sz w:val="18"/>
+              </w:rPr>
+              <w:t>Business risk</w:t>
+            </w:r>
+          </w:p>
+        </w:tc>
+        <w:tc>
+          <w:tcPr>
+            <w:tcW w:type="dxa" w:w="1152"/>
+            <w:vAlign w:val="top"/>
+          </w:tcPr>
+          <w:p>
+            <w:pPr>
+              <w:spacing w:after="40"/>
+            </w:pPr>
+            <w:r>
+              <w:rPr>
+                <w:sz w:val="18"/>
+              </w:rPr>
+              <w:t>LOW</w:t>
+            </w:r>
+          </w:p>
+        </w:tc>
+        <w:tc>
+          <w:tcPr>
+            <w:tcW w:type="dxa" w:w="5976"/>
+            <w:vAlign w:val="top"/>
+          </w:tcPr>
+          <w:p>
+            <w:pPr>
+              <w:spacing w:after="40"/>
+            </w:pPr>
+            <w:r>
+              <w:rPr>
+                <w:sz w:val="18"/>
+              </w:rPr>
+              <w:t>Development/PoC workload with best-effort availability and no production SLA.</w:t>
+            </w:r>
+          </w:p>
+        </w:tc>
+      </w:tr>
+    </w:tbl>
+    <w:p/>
+    <w:p>
+      <w:pPr>
+        <w:pStyle w:val="Heading1"/>
+      </w:pPr>
+      <w:r>
+        <w:t>10. Proposed Azure Target Architecture</w:t>
+      </w:r>
+    </w:p>
+    <w:tbl>
+      <w:tblPr>
+        <w:tblW w:type="auto" w:w="0"/>
+        <w:jc w:val="center"/>
+        <w:tblLook w:firstColumn="1" w:firstRow="1" w:lastColumn="0" w:lastRow="0" w:noHBand="0" w:noVBand="1" w:val="04A0"/>
+      </w:tblPr>
+      <w:tblGrid>
+        <w:gridCol w:w="9360"/>
+      </w:tblGrid>
+      <w:tr>
+        <w:tc>
+          <w:tcPr>
+            <w:tcW w:type="dxa" w:w="9360"/>
+            <w:shd w:fill="EAF2F8"/>
+            <w:vAlign w:val="top"/>
+          </w:tcPr>
+          <w:p>
+            <w:pPr>
+              <w:spacing w:after="40"/>
+              <w:jc w:val="center"/>
+            </w:pPr>
+            <w:r>
+              <w:rPr>
+                <w:rFonts w:ascii="Consolas" w:hAnsi="Consolas"/>
+                <w:b/>
+                <w:sz w:val="18"/>
+              </w:rPr>
+              <w:t>Internet / Browser</w:t>
+              <w:br/>
+              <w:t xml:space="preserve">      │ HTTPS</w:t>
+              <w:br/>
+              <w:t xml:space="preserve">      ▼</w:t>
+              <w:br/>
+              <w:t>Azure App Service  (PROPOSED)</w:t>
+              <w:br/>
+              <w:t>Python-compatible runtime • Uvicorn/FastAPI • /health</w:t>
+              <w:br/>
+              <w:t xml:space="preserve">      │ encrypted Azure SQL connection</w:t>
+              <w:br/>
+              <w:t xml:space="preserve">      ▼</w:t>
+              <w:br/>
+              <w:t>Azure SQL Database  (PROPOSED)</w:t>
+              <w:br/>
+              <w:t>NiagaraDb schema + migrated customers data</w:t>
+              <w:br/>
+              <w:br/>
+              <w:t>App Service application settings replace local .env</w:t>
+              <w:br/>
+              <w:t>Optional: Application Insights / Azure Monitor</w:t>
+            </w:r>
+          </w:p>
+        </w:tc>
+      </w:tr>
+    </w:tbl>
+    <w:p/>
+    <w:p>
+      <w:pPr>
+        <w:pStyle w:val="Heading2"/>
+      </w:pPr>
+      <w:r>
+        <w:t>10.1 Source-to-Target Mapping</w:t>
+      </w:r>
+    </w:p>
+    <w:tbl>
+      <w:tblPr>
+        <w:tblW w:type="auto" w:w="0"/>
+        <w:jc w:val="center"/>
+        <w:tblLook w:firstColumn="1" w:firstRow="1" w:lastColumn="0" w:lastRow="0" w:noHBand="0" w:noVBand="1" w:val="04A0"/>
+      </w:tblPr>
+      <w:tblGrid>
+        <w:gridCol w:w="3120"/>
+        <w:gridCol w:w="3120"/>
+        <w:gridCol w:w="3120"/>
+      </w:tblGrid>
+      <w:tr>
+        <w:trPr>
+          <w:tblHeader w:val="true"/>
+        </w:trPr>
+        <w:tc>
+          <w:tcPr>
+            <w:tcW w:type="dxa" w:w="2304"/>
+            <w:shd w:fill="2F5597"/>
+            <w:vAlign w:val="top"/>
+          </w:tcPr>
+          <w:p>
+            <w:pPr>
+              <w:spacing w:after="40"/>
+            </w:pPr>
+            <w:r>
+              <w:rPr>
+                <w:b/>
+                <w:color w:val="FFFFFF"/>
+                <w:sz w:val="18"/>
+              </w:rPr>
+              <w:t>Source</w:t>
+            </w:r>
+          </w:p>
+        </w:tc>
+        <w:tc>
+          <w:tcPr>
+            <w:tcW w:type="dxa" w:w="2592"/>
+            <w:shd w:fill="2F5597"/>
+            <w:vAlign w:val="top"/>
+          </w:tcPr>
+          <w:p>
+            <w:pPr>
+              <w:spacing w:after="40"/>
+            </w:pPr>
+            <w:r>
+              <w:rPr>
+                <w:b/>
+                <w:color w:val="FFFFFF"/>
+                <w:sz w:val="18"/>
+              </w:rPr>
+              <w:t>Proposed target</w:t>
+            </w:r>
+          </w:p>
+        </w:tc>
+        <w:tc>
+          <w:tcPr>
+            <w:tcW w:type="dxa" w:w="4608"/>
+            <w:shd w:fill="2F5597"/>
+            <w:vAlign w:val="top"/>
+          </w:tcPr>
+          <w:p>
+            <w:pPr>
+              <w:spacing w:after="40"/>
+            </w:pPr>
+            <w:r>
+              <w:rPr>
+                <w:b/>
+                <w:color w:val="FFFFFF"/>
+                <w:sz w:val="18"/>
+              </w:rPr>
+              <w:t>Transformation</w:t>
+            </w:r>
+          </w:p>
+        </w:tc>
+      </w:tr>
+      <w:tr>
+        <w:tc>
+          <w:tcPr>
+            <w:tcW w:type="dxa" w:w="2304"/>
+            <w:vAlign w:val="top"/>
+          </w:tcPr>
+          <w:p>
+            <w:pPr>
+              <w:spacing w:after="40"/>
+            </w:pPr>
+            <w:r>
+              <w:rPr>
+                <w:sz w:val="18"/>
+              </w:rPr>
+              <w:t>Windows-hosted Uvicorn/FastAPI</w:t>
+            </w:r>
+          </w:p>
+        </w:tc>
+        <w:tc>
+          <w:tcPr>
+            <w:tcW w:type="dxa" w:w="2592"/>
+            <w:vAlign w:val="top"/>
+          </w:tcPr>
+          <w:p>
+            <w:pPr>
+              <w:spacing w:after="40"/>
+            </w:pPr>
+            <w:r>
+              <w:rPr>
+                <w:sz w:val="18"/>
+              </w:rPr>
+              <w:t>Azure App Service for Python</w:t>
+            </w:r>
+          </w:p>
+        </w:tc>
+        <w:tc>
+          <w:tcPr>
+            <w:tcW w:type="dxa" w:w="4608"/>
+            <w:vAlign w:val="top"/>
+          </w:tcPr>
+          <w:p>
+            <w:pPr>
+              <w:spacing w:after="40"/>
+            </w:pPr>
+            <w:r>
+              <w:rPr>
+                <w:sz w:val="18"/>
+              </w:rPr>
+              <w:t>Deploy application and install requirements; use a supported Python runtime and production startup command.</w:t>
+            </w:r>
+          </w:p>
+        </w:tc>
+      </w:tr>
+      <w:tr>
+        <w:tc>
+          <w:tcPr>
+            <w:tcW w:type="dxa" w:w="2304"/>
+            <w:vAlign w:val="top"/>
+          </w:tcPr>
+          <w:p>
+            <w:pPr>
+              <w:spacing w:after="40"/>
+            </w:pPr>
+            <w:r>
+              <w:rPr>
+                <w:sz w:val="18"/>
+              </w:rPr>
+              <w:t>SQL Server Express / NiagaraDb</w:t>
+            </w:r>
+          </w:p>
+        </w:tc>
+        <w:tc>
+          <w:tcPr>
+            <w:tcW w:type="dxa" w:w="2592"/>
+            <w:vAlign w:val="top"/>
+          </w:tcPr>
+          <w:p>
+            <w:pPr>
+              <w:spacing w:after="40"/>
+            </w:pPr>
+            <w:r>
+              <w:rPr>
+                <w:sz w:val="18"/>
+              </w:rPr>
+              <w:t>Azure SQL Database</w:t>
+            </w:r>
+          </w:p>
+        </w:tc>
+        <w:tc>
+          <w:tcPr>
+            <w:tcW w:type="dxa" w:w="4608"/>
+            <w:vAlign w:val="top"/>
+          </w:tcPr>
+          <w:p>
+            <w:pPr>
+              <w:spacing w:after="40"/>
+            </w:pPr>
+            <w:r>
+              <w:rPr>
+                <w:sz w:val="18"/>
+              </w:rPr>
+              <w:t>Validate schema/T-SQL compatibility; migrate schema and data; remove dependency on localhost\SQLEXPRESS.</w:t>
+            </w:r>
+          </w:p>
+        </w:tc>
+      </w:tr>
+      <w:tr>
+        <w:tc>
+          <w:tcPr>
+            <w:tcW w:type="dxa" w:w="2304"/>
+            <w:vAlign w:val="top"/>
+          </w:tcPr>
+          <w:p>
+            <w:pPr>
+              <w:spacing w:after="40"/>
+            </w:pPr>
+            <w:r>
+              <w:rPr>
+                <w:sz w:val="18"/>
+              </w:rPr>
+              <w:t>Windows Integrated Authentication</w:t>
+            </w:r>
+          </w:p>
+        </w:tc>
+        <w:tc>
+          <w:tcPr>
+            <w:tcW w:type="dxa" w:w="2592"/>
+            <w:vAlign w:val="top"/>
+          </w:tcPr>
+          <w:p>
+            <w:pPr>
+              <w:spacing w:after="40"/>
+            </w:pPr>
+            <w:r>
+              <w:rPr>
+                <w:sz w:val="18"/>
+              </w:rPr>
+              <w:t>Azure-compatible SQL authentication</w:t>
+            </w:r>
+          </w:p>
+        </w:tc>
+        <w:tc>
+          <w:tcPr>
+            <w:tcW w:type="dxa" w:w="4608"/>
+            <w:vAlign w:val="top"/>
+          </w:tcPr>
+          <w:p>
+            <w:pPr>
+              <w:spacing w:after="40"/>
+            </w:pPr>
+            <w:r>
+              <w:rPr>
+                <w:sz w:val="18"/>
+              </w:rPr>
+              <w:t>Choose managed identity (preferred if validated/supported) or securely supplied SQL credentials; least privilege.</w:t>
+            </w:r>
+          </w:p>
+        </w:tc>
+      </w:tr>
+      <w:tr>
+        <w:tc>
+          <w:tcPr>
+            <w:tcW w:type="dxa" w:w="2304"/>
+            <w:vAlign w:val="top"/>
+          </w:tcPr>
+          <w:p>
+            <w:pPr>
+              <w:spacing w:after="40"/>
+            </w:pPr>
+            <w:r>
+              <w:rPr>
+                <w:sz w:val="18"/>
+              </w:rPr>
+              <w:t>.env / environment variables</w:t>
+            </w:r>
+          </w:p>
+        </w:tc>
+        <w:tc>
+          <w:tcPr>
+            <w:tcW w:type="dxa" w:w="2592"/>
+            <w:vAlign w:val="top"/>
+          </w:tcPr>
+          <w:p>
+            <w:pPr>
+              <w:spacing w:after="40"/>
+            </w:pPr>
+            <w:r>
+              <w:rPr>
+                <w:sz w:val="18"/>
+              </w:rPr>
+              <w:t>App Service application settings</w:t>
+            </w:r>
+          </w:p>
+        </w:tc>
+        <w:tc>
+          <w:tcPr>
+            <w:tcW w:type="dxa" w:w="4608"/>
+            <w:vAlign w:val="top"/>
+          </w:tcPr>
+          <w:p>
+            <w:pPr>
+              <w:spacing w:after="40"/>
+            </w:pPr>
+            <w:r>
+              <w:rPr>
+                <w:sz w:val="18"/>
+              </w:rPr>
+              <w:t>Map APP_* and DB_* settings; do not deploy local .env or secrets in source control.</w:t>
+            </w:r>
+          </w:p>
+        </w:tc>
+      </w:tr>
+      <w:tr>
+        <w:tc>
+          <w:tcPr>
+            <w:tcW w:type="dxa" w:w="2304"/>
+            <w:vAlign w:val="top"/>
+          </w:tcPr>
+          <w:p>
+            <w:pPr>
+              <w:spacing w:after="40"/>
+            </w:pPr>
+            <w:r>
+              <w:rPr>
+                <w:sz w:val="18"/>
+              </w:rPr>
+              <w:t>HTTP :8000 exposure</w:t>
+            </w:r>
+          </w:p>
+        </w:tc>
+        <w:tc>
+          <w:tcPr>
+            <w:tcW w:type="dxa" w:w="2592"/>
+            <w:vAlign w:val="top"/>
+          </w:tcPr>
+          <w:p>
+            <w:pPr>
+              <w:spacing w:after="40"/>
+            </w:pPr>
+            <w:r>
+              <w:rPr>
+                <w:sz w:val="18"/>
+              </w:rPr>
+              <w:t>App Service HTTPS endpoint</w:t>
+            </w:r>
+          </w:p>
+        </w:tc>
+        <w:tc>
+          <w:tcPr>
+            <w:tcW w:type="dxa" w:w="4608"/>
+            <w:vAlign w:val="top"/>
+          </w:tcPr>
+          <w:p>
+            <w:pPr>
+              <w:spacing w:after="40"/>
+            </w:pPr>
+            <w:r>
+              <w:rPr>
+                <w:sz w:val="18"/>
+              </w:rPr>
+              <w:t>Use platform HTTPS and an Azure-assigned/custom hostname as required.</w:t>
+            </w:r>
+          </w:p>
+        </w:tc>
+      </w:tr>
+      <w:tr>
+        <w:tc>
+          <w:tcPr>
+            <w:tcW w:type="dxa" w:w="2304"/>
+            <w:vAlign w:val="top"/>
+          </w:tcPr>
+          <w:p>
+            <w:pPr>
+              <w:spacing w:after="40"/>
+            </w:pPr>
+            <w:r>
+              <w:rPr>
+                <w:sz w:val="18"/>
+              </w:rPr>
+              <w:t>Console logging</w:t>
+            </w:r>
+          </w:p>
+        </w:tc>
+        <w:tc>
+          <w:tcPr>
+            <w:tcW w:type="dxa" w:w="2592"/>
+            <w:vAlign w:val="top"/>
+          </w:tcPr>
+          <w:p>
+            <w:pPr>
+              <w:spacing w:after="40"/>
+            </w:pPr>
+            <w:r>
+              <w:rPr>
+                <w:sz w:val="18"/>
+              </w:rPr>
+              <w:t>App Service logs; optional Application Insights/Azure Monitor</w:t>
+            </w:r>
+          </w:p>
+        </w:tc>
+        <w:tc>
+          <w:tcPr>
+            <w:tcW w:type="dxa" w:w="4608"/>
+            <w:vAlign w:val="top"/>
+          </w:tcPr>
+          <w:p>
+            <w:pPr>
+              <w:spacing w:after="40"/>
+            </w:pPr>
+            <w:r>
+              <w:rPr>
+                <w:sz w:val="18"/>
+              </w:rPr>
+              <w:t>Add only if telemetry is useful for the demonstration.</w:t>
+            </w:r>
+          </w:p>
+        </w:tc>
+      </w:tr>
+      <w:tr>
+        <w:tc>
+          <w:tcPr>
+            <w:tcW w:type="dxa" w:w="2304"/>
+            <w:vAlign w:val="top"/>
+          </w:tcPr>
+          <w:p>
+            <w:pPr>
+              <w:spacing w:after="40"/>
+            </w:pPr>
+            <w:r>
+              <w:rPr>
+                <w:sz w:val="18"/>
+              </w:rPr>
+              <w:t>/health and test.ps1</w:t>
+            </w:r>
+          </w:p>
+        </w:tc>
+        <w:tc>
+          <w:tcPr>
+            <w:tcW w:type="dxa" w:w="2592"/>
+            <w:vAlign w:val="top"/>
+          </w:tcPr>
+          <w:p>
+            <w:pPr>
+              <w:spacing w:after="40"/>
+            </w:pPr>
+            <w:r>
+              <w:rPr>
+                <w:sz w:val="18"/>
+              </w:rPr>
+              <w:t>App Service health check and post-deployment smoke test</w:t>
+            </w:r>
+          </w:p>
+        </w:tc>
+        <w:tc>
+          <w:tcPr>
+            <w:tcW w:type="dxa" w:w="4608"/>
+            <w:vAlign w:val="top"/>
+          </w:tcPr>
+          <w:p>
+            <w:pPr>
+              <w:spacing w:after="40"/>
+            </w:pPr>
+            <w:r>
+              <w:rPr>
+                <w:sz w:val="18"/>
+              </w:rPr>
+              <w:t>Point the same parameterized checks at the Azure base URL.</w:t>
+            </w:r>
+          </w:p>
+        </w:tc>
+      </w:tr>
+    </w:tbl>
+    <w:p/>
+    <w:p>
+      <w:pPr>
+        <w:pStyle w:val="Heading2"/>
+      </w:pPr>
+      <w:r>
+        <w:t>10.2 Target Design Principles</w:t>
+      </w:r>
+    </w:p>
+    <w:p>
+      <w:pPr>
+        <w:ind w:left="360" w:hanging="259"/>
+      </w:pPr>
+      <w:r>
+        <w:rPr>
+          <w:b/>
+        </w:rPr>
+        <w:t xml:space="preserve">•  </w:t>
+      </w:r>
+      <w:r>
+        <w:t>Keep the design minimal: one App Service application and one Azure SQL Database.</w:t>
+      </w:r>
+    </w:p>
+    <w:p>
+      <w:pPr>
+        <w:ind w:left="360" w:hanging="259"/>
+      </w:pPr>
+      <w:r>
+        <w:rPr>
+          <w:b/>
+        </w:rPr>
+        <w:t xml:space="preserve">•  </w:t>
+      </w:r>
+      <w:r>
+        <w:t>Do not add AKS, containers, API Management, queues, caches, storage services, or multi-region networking without a new demonstrated requirement.</w:t>
+      </w:r>
+    </w:p>
+    <w:p>
+      <w:pPr>
+        <w:ind w:left="360" w:hanging="259"/>
+      </w:pPr>
+      <w:r>
+        <w:rPr>
+          <w:b/>
+        </w:rPr>
+        <w:t xml:space="preserve">•  </w:t>
+      </w:r>
+      <w:r>
+        <w:t>Use App Service configuration/environment variables and prevent credentials from appearing in responses, logs, or source control.</w:t>
+      </w:r>
+    </w:p>
+    <w:p>
+      <w:pPr>
+        <w:ind w:left="360" w:hanging="259"/>
+      </w:pPr>
+      <w:r>
+        <w:rPr>
+          <w:b/>
+        </w:rPr>
+        <w:t xml:space="preserve">•  </w:t>
+      </w:r>
+      <w:r>
+        <w:t>Keep the database non-public where practical; exact Azure networking and authentication choices require validation during provisioning.</w:t>
+      </w:r>
+    </w:p>
+    <w:p>
+      <w:pPr>
+        <w:ind w:left="360" w:hanging="259"/>
+      </w:pPr>
+      <w:r>
+        <w:rPr>
+          <w:b/>
+        </w:rPr>
+        <w:t xml:space="preserve">•  </w:t>
+      </w:r>
+      <w:r>
+        <w:t>Enable HTTPS for the public application endpoint. Optional Application Insights/Azure Monitor is a target recommendation, not a source capability.</w:t>
+      </w:r>
+    </w:p>
+    <w:p>
+      <w:pPr>
+        <w:pStyle w:val="Heading1"/>
+      </w:pPr>
+      <w:r>
+        <w:t>11. Migration Flow and Configuration Transformation</w:t>
+      </w:r>
+    </w:p>
+    <w:p>
+      <w:pPr>
+        <w:ind w:left="360" w:hanging="259"/>
+      </w:pPr>
+      <w:r>
+        <w:rPr>
+          <w:b/>
+        </w:rPr>
+        <w:t xml:space="preserve">1.  </w:t>
+      </w:r>
+      <w:r>
+        <w:t>Discover: inventory source code, packages, routes, configuration, SQL objects/data, and Windows/driver prerequisites.</w:t>
+      </w:r>
+    </w:p>
+    <w:p>
+      <w:pPr>
+        <w:ind w:left="360" w:hanging="259"/>
+      </w:pPr>
+      <w:r>
+        <w:rPr>
+          <w:b/>
+        </w:rPr>
+        <w:t xml:space="preserve">2.  </w:t>
+      </w:r>
+      <w:r>
+        <w:t>Assess: confirm Python-version target support; measure database size/collation/version; run Azure SQL compatibility checks; capture baseline endpoint outputs and customer records.</w:t>
+      </w:r>
+    </w:p>
+    <w:p>
+      <w:pPr>
+        <w:ind w:left="360" w:hanging="259"/>
+      </w:pPr>
+      <w:r>
+        <w:rPr>
+          <w:b/>
+        </w:rPr>
+        <w:t xml:space="preserve">3.  </w:t>
+      </w:r>
+      <w:r>
+        <w:t>Recommend: approve the low-complexity replatform to App Service plus Azure SQL Database.</w:t>
+      </w:r>
+    </w:p>
+    <w:p>
+      <w:pPr>
+        <w:ind w:left="360" w:hanging="259"/>
+      </w:pPr>
+      <w:r>
+        <w:rPr>
+          <w:b/>
+        </w:rPr>
+        <w:t xml:space="preserve">4.  </w:t>
+      </w:r>
+      <w:r>
+        <w:t>Provision: create minimal target resources and configure access without exposing SQL Server/Azure SQL unnecessarily.</w:t>
+      </w:r>
+    </w:p>
+    <w:p>
+      <w:pPr>
+        <w:ind w:left="360" w:hanging="259"/>
+      </w:pPr>
+      <w:r>
+        <w:rPr>
+          <w:b/>
+        </w:rPr>
+        <w:t xml:space="preserve">5.  </w:t>
+      </w:r>
+      <w:r>
+        <w:t>Migrate database: create/import compatible schema and copy NiagaraDb customer rows; validate counts and representative values.</w:t>
+      </w:r>
+    </w:p>
+    <w:p>
+      <w:pPr>
+        <w:ind w:left="360" w:hanging="259"/>
+      </w:pPr>
+      <w:r>
+        <w:rPr>
+          <w:b/>
+        </w:rPr>
+        <w:t xml:space="preserve">6.  </w:t>
+      </w:r>
+      <w:r>
+        <w:t>Deploy application: install dependencies, configure an App Service startup command, and ensure pyodbc plus a compatible Microsoft ODBC driver are available in the runtime.</w:t>
+      </w:r>
+    </w:p>
+    <w:p>
+      <w:pPr>
+        <w:ind w:left="360" w:hanging="259"/>
+      </w:pPr>
+      <w:r>
+        <w:rPr>
+          <w:b/>
+        </w:rPr>
+        <w:t xml:space="preserve">7.  </w:t>
+      </w:r>
+      <w:r>
+        <w:t>Transform configuration: replace localhost\SQLEXPRESS and Trusted_Connection with Azure SQL server/database and an approved Azure-compatible authentication configuration.</w:t>
+      </w:r>
+    </w:p>
+    <w:p>
+      <w:pPr>
+        <w:ind w:left="360" w:hanging="259"/>
+      </w:pPr>
+      <w:r>
+        <w:rPr>
+          <w:b/>
+        </w:rPr>
+        <w:t xml:space="preserve">8.  </w:t>
+      </w:r>
+      <w:r>
+        <w:t>Validate: run health, information, customer API, UI CRUD, documentation, and data-retention checks against the HTTPS App Service URL.</w:t>
+      </w:r>
+    </w:p>
+    <w:p>
+      <w:pPr>
+        <w:pStyle w:val="Heading2"/>
+      </w:pPr>
+      <w:r>
+        <w:t>11.1 Configuration Items</w:t>
+      </w:r>
+    </w:p>
+    <w:tbl>
+      <w:tblPr>
+        <w:tblW w:type="auto" w:w="0"/>
+        <w:jc w:val="center"/>
+        <w:tblLook w:firstColumn="1" w:firstRow="1" w:lastColumn="0" w:lastRow="0" w:noHBand="0" w:noVBand="1" w:val="04A0"/>
+      </w:tblPr>
+      <w:tblGrid>
+        <w:gridCol w:w="3120"/>
+        <w:gridCol w:w="3120"/>
+        <w:gridCol w:w="3120"/>
+      </w:tblGrid>
+      <w:tr>
+        <w:trPr>
+          <w:tblHeader w:val="true"/>
+        </w:trPr>
+        <w:tc>
+          <w:tcPr>
+            <w:tcW w:type="dxa" w:w="2232"/>
+            <w:shd w:fill="2F5597"/>
+            <w:vAlign w:val="top"/>
+          </w:tcPr>
+          <w:p>
+            <w:pPr>
+              <w:spacing w:after="40"/>
+            </w:pPr>
+            <w:r>
+              <w:rPr>
+                <w:b/>
+                <w:color w:val="FFFFFF"/>
+                <w:sz w:val="18"/>
+              </w:rPr>
+              <w:t>Setting</w:t>
+            </w:r>
+          </w:p>
+        </w:tc>
+        <w:tc>
+          <w:tcPr>
+            <w:tcW w:type="dxa" w:w="2592"/>
+            <w:shd w:fill="2F5597"/>
+            <w:vAlign w:val="top"/>
+          </w:tcPr>
+          <w:p>
+            <w:pPr>
+              <w:spacing w:after="40"/>
+            </w:pPr>
+            <w:r>
+              <w:rPr>
+                <w:b/>
+                <w:color w:val="FFFFFF"/>
+                <w:sz w:val="18"/>
+              </w:rPr>
+              <w:t>Source value</w:t>
+            </w:r>
+          </w:p>
+        </w:tc>
+        <w:tc>
+          <w:tcPr>
+            <w:tcW w:type="dxa" w:w="4680"/>
+            <w:shd w:fill="2F5597"/>
+            <w:vAlign w:val="top"/>
+          </w:tcPr>
+          <w:p>
+            <w:pPr>
+              <w:spacing w:after="40"/>
+            </w:pPr>
+            <w:r>
+              <w:rPr>
+                <w:b/>
+                <w:color w:val="FFFFFF"/>
+                <w:sz w:val="18"/>
+              </w:rPr>
+              <w:t>Target treatment</w:t>
+            </w:r>
+          </w:p>
+        </w:tc>
+      </w:tr>
+      <w:tr>
+        <w:tc>
+          <w:tcPr>
+            <w:tcW w:type="dxa" w:w="2232"/>
+            <w:vAlign w:val="top"/>
+          </w:tcPr>
+          <w:p>
+            <w:pPr>
+              <w:spacing w:after="40"/>
+            </w:pPr>
+            <w:r>
+              <w:rPr>
+                <w:sz w:val="18"/>
+              </w:rPr>
+              <w:t>APP_NAME</w:t>
+            </w:r>
+          </w:p>
+        </w:tc>
+        <w:tc>
+          <w:tcPr>
+            <w:tcW w:type="dxa" w:w="2592"/>
+            <w:vAlign w:val="top"/>
+          </w:tcPr>
+          <w:p>
+            <w:pPr>
+              <w:spacing w:after="40"/>
+            </w:pPr>
+            <w:r>
+              <w:rPr>
+                <w:sz w:val="18"/>
+              </w:rPr>
+              <w:t>Niagara</w:t>
+            </w:r>
+          </w:p>
+        </w:tc>
+        <w:tc>
+          <w:tcPr>
+            <w:tcW w:type="dxa" w:w="4680"/>
+            <w:vAlign w:val="top"/>
+          </w:tcPr>
+          <w:p>
+            <w:pPr>
+              <w:spacing w:after="40"/>
+            </w:pPr>
+            <w:r>
+              <w:rPr>
+                <w:sz w:val="18"/>
+              </w:rPr>
+              <w:t>Retain as App Service setting.</w:t>
+            </w:r>
+          </w:p>
+        </w:tc>
+      </w:tr>
+      <w:tr>
+        <w:tc>
+          <w:tcPr>
+            <w:tcW w:type="dxa" w:w="2232"/>
+            <w:vAlign w:val="top"/>
+          </w:tcPr>
+          <w:p>
+            <w:pPr>
+              <w:spacing w:after="40"/>
+            </w:pPr>
+            <w:r>
+              <w:rPr>
+                <w:sz w:val="18"/>
+              </w:rPr>
+              <w:t>APP_ENV</w:t>
+            </w:r>
+          </w:p>
+        </w:tc>
+        <w:tc>
+          <w:tcPr>
+            <w:tcW w:type="dxa" w:w="2592"/>
+            <w:vAlign w:val="top"/>
+          </w:tcPr>
+          <w:p>
+            <w:pPr>
+              <w:spacing w:after="40"/>
+            </w:pPr>
+            <w:r>
+              <w:rPr>
+                <w:sz w:val="18"/>
+              </w:rPr>
+              <w:t>development</w:t>
+            </w:r>
+          </w:p>
+        </w:tc>
+        <w:tc>
+          <w:tcPr>
+            <w:tcW w:type="dxa" w:w="4680"/>
+            <w:vAlign w:val="top"/>
+          </w:tcPr>
+          <w:p>
+            <w:pPr>
+              <w:spacing w:after="40"/>
+            </w:pPr>
+            <w:r>
+              <w:rPr>
+                <w:sz w:val="18"/>
+              </w:rPr>
+              <w:t>Set to an explicit Azure PoC environment label.</w:t>
+            </w:r>
+          </w:p>
+        </w:tc>
+      </w:tr>
+      <w:tr>
+        <w:tc>
+          <w:tcPr>
+            <w:tcW w:type="dxa" w:w="2232"/>
+            <w:vAlign w:val="top"/>
+          </w:tcPr>
+          <w:p>
+            <w:pPr>
+              <w:spacing w:after="40"/>
+            </w:pPr>
+            <w:r>
+              <w:rPr>
+                <w:sz w:val="18"/>
+              </w:rPr>
+              <w:t>APP_HOST</w:t>
+            </w:r>
+          </w:p>
+        </w:tc>
+        <w:tc>
+          <w:tcPr>
+            <w:tcW w:type="dxa" w:w="2592"/>
+            <w:vAlign w:val="top"/>
+          </w:tcPr>
+          <w:p>
+            <w:pPr>
+              <w:spacing w:after="40"/>
+            </w:pPr>
+            <w:r>
+              <w:rPr>
+                <w:sz w:val="18"/>
+              </w:rPr>
+              <w:t>0.0.0.0</w:t>
+            </w:r>
+          </w:p>
+        </w:tc>
+        <w:tc>
+          <w:tcPr>
+            <w:tcW w:type="dxa" w:w="4680"/>
+            <w:vAlign w:val="top"/>
+          </w:tcPr>
+          <w:p>
+            <w:pPr>
+              <w:spacing w:after="40"/>
+            </w:pPr>
+            <w:r>
+              <w:rPr>
+                <w:sz w:val="18"/>
+              </w:rPr>
+              <w:t>Retain/bind as required by App Service startup.</w:t>
+            </w:r>
+          </w:p>
+        </w:tc>
+      </w:tr>
+      <w:tr>
+        <w:tc>
+          <w:tcPr>
+            <w:tcW w:type="dxa" w:w="2232"/>
+            <w:vAlign w:val="top"/>
+          </w:tcPr>
+          <w:p>
+            <w:pPr>
+              <w:spacing w:after="40"/>
+            </w:pPr>
+            <w:r>
+              <w:rPr>
+                <w:sz w:val="18"/>
+              </w:rPr>
+              <w:t>APP_PORT</w:t>
+            </w:r>
+          </w:p>
+        </w:tc>
+        <w:tc>
+          <w:tcPr>
+            <w:tcW w:type="dxa" w:w="2592"/>
+            <w:vAlign w:val="top"/>
+          </w:tcPr>
+          <w:p>
+            <w:pPr>
+              <w:spacing w:after="40"/>
+            </w:pPr>
+            <w:r>
+              <w:rPr>
+                <w:sz w:val="18"/>
+              </w:rPr>
+              <w:t>8000</w:t>
+            </w:r>
+          </w:p>
+        </w:tc>
+        <w:tc>
+          <w:tcPr>
+            <w:tcW w:type="dxa" w:w="4680"/>
+            <w:vAlign w:val="top"/>
+          </w:tcPr>
+          <w:p>
+            <w:pPr>
+              <w:spacing w:after="40"/>
+            </w:pPr>
+            <w:r>
+              <w:rPr>
+                <w:sz w:val="18"/>
+              </w:rPr>
+              <w:t>App Service port/startup integration must be validated; do not assume a fixed external port.</w:t>
+            </w:r>
+          </w:p>
+        </w:tc>
+      </w:tr>
+      <w:tr>
+        <w:tc>
+          <w:tcPr>
+            <w:tcW w:type="dxa" w:w="2232"/>
+            <w:vAlign w:val="top"/>
+          </w:tcPr>
+          <w:p>
+            <w:pPr>
+              <w:spacing w:after="40"/>
+            </w:pPr>
+            <w:r>
+              <w:rPr>
+                <w:sz w:val="18"/>
+              </w:rPr>
+              <w:t>DB_SERVER</w:t>
+            </w:r>
+          </w:p>
+        </w:tc>
+        <w:tc>
+          <w:tcPr>
+            <w:tcW w:type="dxa" w:w="2592"/>
+            <w:vAlign w:val="top"/>
+          </w:tcPr>
+          <w:p>
+            <w:pPr>
+              <w:spacing w:after="40"/>
+            </w:pPr>
+            <w:r>
+              <w:rPr>
+                <w:sz w:val="18"/>
+              </w:rPr>
+              <w:t>localhost\SQLEXPRESS</w:t>
+            </w:r>
+          </w:p>
+        </w:tc>
+        <w:tc>
+          <w:tcPr>
+            <w:tcW w:type="dxa" w:w="4680"/>
+            <w:vAlign w:val="top"/>
+          </w:tcPr>
+          <w:p>
+            <w:pPr>
+              <w:spacing w:after="40"/>
+            </w:pPr>
+            <w:r>
+              <w:rPr>
+                <w:sz w:val="18"/>
+              </w:rPr>
+              <w:t>Replace with Azure SQL logical server FQDN.</w:t>
+            </w:r>
+          </w:p>
+        </w:tc>
+      </w:tr>
+      <w:tr>
+        <w:tc>
+          <w:tcPr>
+            <w:tcW w:type="dxa" w:w="2232"/>
+            <w:vAlign w:val="top"/>
+          </w:tcPr>
+          <w:p>
+            <w:pPr>
+              <w:spacing w:after="40"/>
+            </w:pPr>
+            <w:r>
+              <w:rPr>
+                <w:sz w:val="18"/>
+              </w:rPr>
+              <w:t>DB_NAME</w:t>
+            </w:r>
+          </w:p>
+        </w:tc>
+        <w:tc>
+          <w:tcPr>
+            <w:tcW w:type="dxa" w:w="2592"/>
+            <w:vAlign w:val="top"/>
+          </w:tcPr>
+          <w:p>
+            <w:pPr>
+              <w:spacing w:after="40"/>
+            </w:pPr>
+            <w:r>
+              <w:rPr>
+                <w:sz w:val="18"/>
+              </w:rPr>
+              <w:t>NiagaraDb</w:t>
+            </w:r>
+          </w:p>
+        </w:tc>
+        <w:tc>
+          <w:tcPr>
+            <w:tcW w:type="dxa" w:w="4680"/>
+            <w:vAlign w:val="top"/>
+          </w:tcPr>
+          <w:p>
+            <w:pPr>
+              <w:spacing w:after="40"/>
+            </w:pPr>
+            <w:r>
+              <w:rPr>
+                <w:sz w:val="18"/>
+              </w:rPr>
+              <w:t>Retain or use approved target database name.</w:t>
+            </w:r>
+          </w:p>
+        </w:tc>
+      </w:tr>
+      <w:tr>
+        <w:tc>
+          <w:tcPr>
+            <w:tcW w:type="dxa" w:w="2232"/>
+            <w:vAlign w:val="top"/>
+          </w:tcPr>
+          <w:p>
+            <w:pPr>
+              <w:spacing w:after="40"/>
+            </w:pPr>
+            <w:r>
+              <w:rPr>
+                <w:sz w:val="18"/>
+              </w:rPr>
+              <w:t>DB_DRIVER</w:t>
+            </w:r>
+          </w:p>
+        </w:tc>
+        <w:tc>
+          <w:tcPr>
+            <w:tcW w:type="dxa" w:w="2592"/>
+            <w:vAlign w:val="top"/>
+          </w:tcPr>
+          <w:p>
+            <w:pPr>
+              <w:spacing w:after="40"/>
+            </w:pPr>
+            <w:r>
+              <w:rPr>
+                <w:sz w:val="18"/>
+              </w:rPr>
+              <w:t>ODBC Driver 18 for SQL Server</w:t>
+            </w:r>
+          </w:p>
+        </w:tc>
+        <w:tc>
+          <w:tcPr>
+            <w:tcW w:type="dxa" w:w="4680"/>
+            <w:vAlign w:val="top"/>
+          </w:tcPr>
+          <w:p>
+            <w:pPr>
+              <w:spacing w:after="40"/>
+            </w:pPr>
+            <w:r>
+              <w:rPr>
+                <w:sz w:val="18"/>
+              </w:rPr>
+              <w:t>Confirm driver availability and exact runtime string.</w:t>
+            </w:r>
+          </w:p>
+        </w:tc>
+      </w:tr>
+      <w:tr>
+        <w:tc>
+          <w:tcPr>
+            <w:tcW w:type="dxa" w:w="2232"/>
+            <w:vAlign w:val="top"/>
+          </w:tcPr>
+          <w:p>
+            <w:pPr>
+              <w:spacing w:after="40"/>
+            </w:pPr>
+            <w:r>
+              <w:rPr>
+                <w:sz w:val="18"/>
+              </w:rPr>
+              <w:t>DB_TRUSTED_CONNECTION</w:t>
+            </w:r>
+          </w:p>
+        </w:tc>
+        <w:tc>
+          <w:tcPr>
+            <w:tcW w:type="dxa" w:w="2592"/>
+            <w:vAlign w:val="top"/>
+          </w:tcPr>
+          <w:p>
+            <w:pPr>
+              <w:spacing w:after="40"/>
+            </w:pPr>
+            <w:r>
+              <w:rPr>
+                <w:sz w:val="18"/>
+              </w:rPr>
+              <w:t>yes</w:t>
+            </w:r>
+          </w:p>
+        </w:tc>
+        <w:tc>
+          <w:tcPr>
+            <w:tcW w:type="dxa" w:w="4680"/>
+            <w:vAlign w:val="top"/>
+          </w:tcPr>
+          <w:p>
+            <w:pPr>
+              <w:spacing w:after="40"/>
+            </w:pPr>
+            <w:r>
+              <w:rPr>
+                <w:sz w:val="18"/>
+              </w:rPr>
+              <w:t>Replace; Windows Integrated Authentication is not portable to the proposed target.</w:t>
+            </w:r>
+          </w:p>
+        </w:tc>
+      </w:tr>
+      <w:tr>
+        <w:tc>
+          <w:tcPr>
+            <w:tcW w:type="dxa" w:w="2232"/>
+            <w:vAlign w:val="top"/>
+          </w:tcPr>
+          <w:p>
+            <w:pPr>
+              <w:spacing w:after="40"/>
+            </w:pPr>
+            <w:r>
+              <w:rPr>
+                <w:sz w:val="18"/>
+              </w:rPr>
+              <w:t>DB_TRUST_SERVER_CERTIFICATE</w:t>
+            </w:r>
+          </w:p>
+        </w:tc>
+        <w:tc>
+          <w:tcPr>
+            <w:tcW w:type="dxa" w:w="2592"/>
+            <w:vAlign w:val="top"/>
+          </w:tcPr>
+          <w:p>
+            <w:pPr>
+              <w:spacing w:after="40"/>
+            </w:pPr>
+            <w:r>
+              <w:rPr>
+                <w:sz w:val="18"/>
+              </w:rPr>
+              <w:t>yes</w:t>
+            </w:r>
+          </w:p>
+        </w:tc>
+        <w:tc>
+          <w:tcPr>
+            <w:tcW w:type="dxa" w:w="4680"/>
+            <w:vAlign w:val="top"/>
+          </w:tcPr>
+          <w:p>
+            <w:pPr>
+              <w:spacing w:after="40"/>
+            </w:pPr>
+            <w:r>
+              <w:rPr>
+                <w:sz w:val="18"/>
+              </w:rPr>
+              <w:t>Review for Azure; use validated encrypted certificate verification rather than blindly trusting the certificate.</w:t>
+            </w:r>
+          </w:p>
+        </w:tc>
+      </w:tr>
+    </w:tbl>
+    <w:p/>
+    <w:p>
+      <w:pPr>
+        <w:pStyle w:val="Heading1"/>
+      </w:pPr>
+      <w:r>
+        <w:t>12. Test and Validation Plan</w:t>
+      </w:r>
+    </w:p>
+    <w:p>
+      <w:r>
+        <w:t>Capture the source baseline using scripts/test.ps1 -BaseUrl "http://localhost:8000". After migration, run the same script with https://&lt;azure-app-service-url&gt;. The target placeholder is intentionally unresolved until provisioning.</w:t>
+      </w:r>
+    </w:p>
+    <w:tbl>
+      <w:tblPr>
+        <w:tblW w:type="auto" w:w="0"/>
+        <w:jc w:val="center"/>
+        <w:tblLook w:firstColumn="1" w:firstRow="1" w:lastColumn="0" w:lastRow="0" w:noHBand="0" w:noVBand="1" w:val="04A0"/>
+      </w:tblPr>
+      <w:tblGrid>
+        <w:gridCol w:w="4680"/>
+        <w:gridCol w:w="4680"/>
+      </w:tblGrid>
+      <w:tr>
+        <w:trPr>
+          <w:tblHeader w:val="true"/>
+        </w:trPr>
+        <w:tc>
+          <w:tcPr>
+            <w:tcW w:type="dxa" w:w="2880"/>
+            <w:shd w:fill="2F5597"/>
+            <w:vAlign w:val="top"/>
+          </w:tcPr>
+          <w:p>
+            <w:pPr>
+              <w:spacing w:after="40"/>
+            </w:pPr>
+            <w:r>
+              <w:rPr>
+                <w:b/>
+                <w:color w:val="FFFFFF"/>
+                <w:sz w:val="18"/>
+              </w:rPr>
+              <w:t>Validation</w:t>
+            </w:r>
+          </w:p>
+        </w:tc>
+        <w:tc>
+          <w:tcPr>
+            <w:tcW w:type="dxa" w:w="6624"/>
+            <w:shd w:fill="2F5597"/>
+            <w:vAlign w:val="top"/>
+          </w:tcPr>
+          <w:p>
+            <w:pPr>
+              <w:spacing w:after="40"/>
+            </w:pPr>
+            <w:r>
+              <w:rPr>
+                <w:b/>
+                <w:color w:val="FFFFFF"/>
+                <w:sz w:val="18"/>
+              </w:rPr>
+              <w:t>Success criterion</w:t>
+            </w:r>
+          </w:p>
+        </w:tc>
+      </w:tr>
+      <w:tr>
+        <w:tc>
+          <w:tcPr>
+            <w:tcW w:type="dxa" w:w="2880"/>
+            <w:vAlign w:val="top"/>
+          </w:tcPr>
+          <w:p>
+            <w:pPr>
+              <w:spacing w:after="40"/>
+            </w:pPr>
+            <w:r>
+              <w:rPr>
+                <w:sz w:val="18"/>
+              </w:rPr>
+              <w:t>Startup</w:t>
+            </w:r>
+          </w:p>
+        </w:tc>
+        <w:tc>
+          <w:tcPr>
+            <w:tcW w:type="dxa" w:w="6624"/>
+            <w:vAlign w:val="top"/>
+          </w:tcPr>
+          <w:p>
+            <w:pPr>
+              <w:spacing w:after="40"/>
+            </w:pPr>
+            <w:r>
+              <w:rPr>
+                <w:sz w:val="18"/>
+              </w:rPr>
+              <w:t>Application starts successfully using the target Python runtime and App Service startup configuration.</w:t>
+            </w:r>
+          </w:p>
+        </w:tc>
+      </w:tr>
+      <w:tr>
+        <w:tc>
+          <w:tcPr>
+            <w:tcW w:type="dxa" w:w="2880"/>
+            <w:vAlign w:val="top"/>
+          </w:tcPr>
+          <w:p>
+            <w:pPr>
+              <w:spacing w:after="40"/>
+            </w:pPr>
+            <w:r>
+              <w:rPr>
+                <w:sz w:val="18"/>
+              </w:rPr>
+              <w:t>/health</w:t>
+            </w:r>
+          </w:p>
+        </w:tc>
+        <w:tc>
+          <w:tcPr>
+            <w:tcW w:type="dxa" w:w="6624"/>
+            <w:vAlign w:val="top"/>
+          </w:tcPr>
+          <w:p>
+            <w:pPr>
+              <w:spacing w:after="40"/>
+            </w:pPr>
+            <w:r>
+              <w:rPr>
+                <w:sz w:val="18"/>
+              </w:rPr>
+              <w:t>HTTP 200 with Healthy/Connected; Azure SQL is reachable. No credentials are disclosed.</w:t>
+            </w:r>
+          </w:p>
+        </w:tc>
+      </w:tr>
+      <w:tr>
+        <w:tc>
+          <w:tcPr>
+            <w:tcW w:type="dxa" w:w="2880"/>
+            <w:vAlign w:val="top"/>
+          </w:tcPr>
+          <w:p>
+            <w:pPr>
+              <w:spacing w:after="40"/>
+            </w:pPr>
+            <w:r>
+              <w:rPr>
+                <w:sz w:val="18"/>
+              </w:rPr>
+              <w:t>/api/info</w:t>
+            </w:r>
+          </w:p>
+        </w:tc>
+        <w:tc>
+          <w:tcPr>
+            <w:tcW w:type="dxa" w:w="6624"/>
+            <w:vAlign w:val="top"/>
+          </w:tcPr>
+          <w:p>
+            <w:pPr>
+              <w:spacing w:after="40"/>
+            </w:pPr>
+            <w:r>
+              <w:rPr>
+                <w:sz w:val="18"/>
+              </w:rPr>
+              <w:t>HTTP 200; application/framework remain correct and hostname/environment/runtime reflect Azure.</w:t>
+            </w:r>
+          </w:p>
+        </w:tc>
+      </w:tr>
+      <w:tr>
+        <w:tc>
+          <w:tcPr>
+            <w:tcW w:type="dxa" w:w="2880"/>
+            <w:vAlign w:val="top"/>
+          </w:tcPr>
+          <w:p>
+            <w:pPr>
+              <w:spacing w:after="40"/>
+            </w:pPr>
+            <w:r>
+              <w:rPr>
+                <w:sz w:val="18"/>
+              </w:rPr>
+              <w:t>/api/customers</w:t>
+            </w:r>
+          </w:p>
+        </w:tc>
+        <w:tc>
+          <w:tcPr>
+            <w:tcW w:type="dxa" w:w="6624"/>
+            <w:vAlign w:val="top"/>
+          </w:tcPr>
+          <w:p>
+            <w:pPr>
+              <w:spacing w:after="40"/>
+            </w:pPr>
+            <w:r>
+              <w:rPr>
+                <w:sz w:val="18"/>
+              </w:rPr>
+              <w:t>HTTP 200; expected schema and retained customer records are returned.</w:t>
+            </w:r>
+          </w:p>
+        </w:tc>
+      </w:tr>
+      <w:tr>
+        <w:tc>
+          <w:tcPr>
+            <w:tcW w:type="dxa" w:w="2880"/>
+            <w:vAlign w:val="top"/>
+          </w:tcPr>
+          <w:p>
+            <w:pPr>
+              <w:spacing w:after="40"/>
+            </w:pPr>
+            <w:r>
+              <w:rPr>
+                <w:sz w:val="18"/>
+              </w:rPr>
+              <w:t>/ and CRUD</w:t>
+            </w:r>
+          </w:p>
+        </w:tc>
+        <w:tc>
+          <w:tcPr>
+            <w:tcW w:type="dxa" w:w="6624"/>
+            <w:vAlign w:val="top"/>
+          </w:tcPr>
+          <w:p>
+            <w:pPr>
+              <w:spacing w:after="40"/>
+            </w:pPr>
+            <w:r>
+              <w:rPr>
+                <w:sz w:val="18"/>
+              </w:rPr>
+              <w:t>Customer list renders; add, edit, and delete operations succeed and persist in Azure SQL.</w:t>
+            </w:r>
+          </w:p>
+        </w:tc>
+      </w:tr>
+      <w:tr>
+        <w:tc>
+          <w:tcPr>
+            <w:tcW w:type="dxa" w:w="2880"/>
+            <w:vAlign w:val="top"/>
+          </w:tcPr>
+          <w:p>
+            <w:pPr>
+              <w:spacing w:after="40"/>
+            </w:pPr>
+            <w:r>
+              <w:rPr>
+                <w:sz w:val="18"/>
+              </w:rPr>
+              <w:t>/docs and /openapi.json</w:t>
+            </w:r>
+          </w:p>
+        </w:tc>
+        <w:tc>
+          <w:tcPr>
+            <w:tcW w:type="dxa" w:w="6624"/>
+            <w:vAlign w:val="top"/>
+          </w:tcPr>
+          <w:p>
+            <w:pPr>
+              <w:spacing w:after="40"/>
+            </w:pPr>
+            <w:r>
+              <w:rPr>
+                <w:sz w:val="18"/>
+              </w:rPr>
+              <w:t>Interactive documentation and OpenAPI document are reachable unless deliberately disabled.</w:t>
+            </w:r>
+          </w:p>
+        </w:tc>
+      </w:tr>
+      <w:tr>
+        <w:tc>
+          <w:tcPr>
+            <w:tcW w:type="dxa" w:w="2880"/>
+            <w:vAlign w:val="top"/>
+          </w:tcPr>
+          <w:p>
+            <w:pPr>
+              <w:spacing w:after="40"/>
+            </w:pPr>
+            <w:r>
+              <w:rPr>
+                <w:sz w:val="18"/>
+              </w:rPr>
+              <w:t>Data reconciliation</w:t>
+            </w:r>
+          </w:p>
+        </w:tc>
+        <w:tc>
+          <w:tcPr>
+            <w:tcW w:type="dxa" w:w="6624"/>
+            <w:vAlign w:val="top"/>
+          </w:tcPr>
+          <w:p>
+            <w:pPr>
+              <w:spacing w:after="40"/>
+            </w:pPr>
+            <w:r>
+              <w:rPr>
+                <w:sz w:val="18"/>
+              </w:rPr>
+              <w:t>Pre/post row counts and representative id/name/company/email/created_date values match before test mutations.</w:t>
+            </w:r>
+          </w:p>
+        </w:tc>
+      </w:tr>
+      <w:tr>
+        <w:tc>
+          <w:tcPr>
+            <w:tcW w:type="dxa" w:w="2880"/>
+            <w:vAlign w:val="top"/>
+          </w:tcPr>
+          <w:p>
+            <w:pPr>
+              <w:spacing w:after="40"/>
+            </w:pPr>
+            <w:r>
+              <w:rPr>
+                <w:sz w:val="18"/>
+              </w:rPr>
+              <w:t>Dependency removal</w:t>
+            </w:r>
+          </w:p>
+        </w:tc>
+        <w:tc>
+          <w:tcPr>
+            <w:tcW w:type="dxa" w:w="6624"/>
+            <w:vAlign w:val="top"/>
+          </w:tcPr>
+          <w:p>
+            <w:pPr>
+              <w:spacing w:after="40"/>
+            </w:pPr>
+            <w:r>
+              <w:rPr>
+                <w:sz w:val="18"/>
+              </w:rPr>
+              <w:t>Runtime no longer connects to localhost\SQLEXPRESS or relies on Windows Integrated Authentication.</w:t>
+            </w:r>
+          </w:p>
+        </w:tc>
+      </w:tr>
+      <w:tr>
+        <w:tc>
+          <w:tcPr>
+            <w:tcW w:type="dxa" w:w="2880"/>
+            <w:vAlign w:val="top"/>
+          </w:tcPr>
+          <w:p>
+            <w:pPr>
+              <w:spacing w:after="40"/>
+            </w:pPr>
+            <w:r>
+              <w:rPr>
+                <w:sz w:val="18"/>
+              </w:rPr>
+              <w:t>Transport</w:t>
+            </w:r>
+          </w:p>
+        </w:tc>
+        <w:tc>
+          <w:tcPr>
+            <w:tcW w:type="dxa" w:w="6624"/>
+            <w:vAlign w:val="top"/>
+          </w:tcPr>
+          <w:p>
+            <w:pPr>
+              <w:spacing w:after="40"/>
+            </w:pPr>
+            <w:r>
+              <w:rPr>
+                <w:sz w:val="18"/>
+              </w:rPr>
+              <w:t>Public target is served over HTTPS; SQL database is not publicly exposed beyond approved access.</w:t>
+            </w:r>
+          </w:p>
+        </w:tc>
+      </w:tr>
+    </w:tbl>
+    <w:p/>
+    <w:p>
+      <w:pPr>
+        <w:pStyle w:val="Heading1"/>
+      </w:pPr>
+      <w:r>
+        <w:t>13. Risks and Mitigations</w:t>
+      </w:r>
+    </w:p>
+    <w:tbl>
+      <w:tblPr>
+        <w:tblW w:type="auto" w:w="0"/>
+        <w:jc w:val="center"/>
+        <w:tblLook w:firstColumn="1" w:firstRow="1" w:lastColumn="0" w:lastRow="0" w:noHBand="0" w:noVBand="1" w:val="04A0"/>
+      </w:tblPr>
+      <w:tblGrid>
+        <w:gridCol w:w="3120"/>
+        <w:gridCol w:w="3120"/>
+        <w:gridCol w:w="3120"/>
+      </w:tblGrid>
+      <w:tr>
+        <w:trPr>
+          <w:tblHeader w:val="true"/>
+        </w:trPr>
+        <w:tc>
+          <w:tcPr>
+            <w:tcW w:type="dxa" w:w="2952"/>
+            <w:shd w:fill="2F5597"/>
+            <w:vAlign w:val="top"/>
+          </w:tcPr>
+          <w:p>
+            <w:pPr>
+              <w:spacing w:after="40"/>
+            </w:pPr>
+            <w:r>
+              <w:rPr>
+                <w:b/>
+                <w:color w:val="FFFFFF"/>
+                <w:sz w:val="18"/>
+              </w:rPr>
+              <w:t>Risk / consideration</w:t>
+            </w:r>
+          </w:p>
+        </w:tc>
+        <w:tc>
+          <w:tcPr>
+            <w:tcW w:type="dxa" w:w="936"/>
+            <w:shd w:fill="2F5597"/>
+            <w:vAlign w:val="top"/>
+          </w:tcPr>
+          <w:p>
+            <w:pPr>
+              <w:spacing w:after="40"/>
+            </w:pPr>
+            <w:r>
+              <w:rPr>
+                <w:b/>
+                <w:color w:val="FFFFFF"/>
+                <w:sz w:val="18"/>
+              </w:rPr>
+              <w:t>Level</w:t>
+            </w:r>
+          </w:p>
+        </w:tc>
+        <w:tc>
+          <w:tcPr>
+            <w:tcW w:type="dxa" w:w="5616"/>
+            <w:shd w:fill="2F5597"/>
+            <w:vAlign w:val="top"/>
+          </w:tcPr>
+          <w:p>
+            <w:pPr>
+              <w:spacing w:after="40"/>
+            </w:pPr>
+            <w:r>
+              <w:rPr>
+                <w:b/>
+                <w:color w:val="FFFFFF"/>
+                <w:sz w:val="18"/>
+              </w:rPr>
+              <w:t>Mitigation / validation</w:t>
+            </w:r>
+          </w:p>
+        </w:tc>
+      </w:tr>
+      <w:tr>
+        <w:tc>
+          <w:tcPr>
+            <w:tcW w:type="dxa" w:w="2952"/>
+            <w:vAlign w:val="top"/>
+          </w:tcPr>
+          <w:p>
+            <w:pPr>
+              <w:spacing w:after="40"/>
+            </w:pPr>
+            <w:r>
+              <w:rPr>
+                <w:sz w:val="18"/>
+              </w:rPr>
+              <w:t>SQL Server Express to Azure SQL compatibility</w:t>
+            </w:r>
+          </w:p>
+        </w:tc>
+        <w:tc>
+          <w:tcPr>
+            <w:tcW w:type="dxa" w:w="936"/>
+            <w:vAlign w:val="top"/>
+          </w:tcPr>
+          <w:p>
+            <w:pPr>
+              <w:spacing w:after="40"/>
+            </w:pPr>
+            <w:r>
+              <w:rPr>
+                <w:sz w:val="18"/>
+              </w:rPr>
+              <w:t>Low</w:t>
+            </w:r>
+          </w:p>
+        </w:tc>
+        <w:tc>
+          <w:tcPr>
+            <w:tcW w:type="dxa" w:w="5616"/>
+            <w:vAlign w:val="top"/>
+          </w:tcPr>
+          <w:p>
+            <w:pPr>
+              <w:spacing w:after="40"/>
+            </w:pPr>
+            <w:r>
+              <w:rPr>
+                <w:sz w:val="18"/>
+              </w:rPr>
+              <w:t>Run compatibility assessment; schema is simple and uses standard columns/GETDATE(). Adjust startup CREATE DATABASE behavior for managed target lifecycle if required.</w:t>
+            </w:r>
+          </w:p>
+        </w:tc>
+      </w:tr>
+      <w:tr>
+        <w:tc>
+          <w:tcPr>
+            <w:tcW w:type="dxa" w:w="2952"/>
+            <w:vAlign w:val="top"/>
+          </w:tcPr>
+          <w:p>
+            <w:pPr>
+              <w:spacing w:after="40"/>
+            </w:pPr>
+            <w:r>
+              <w:rPr>
+                <w:sz w:val="18"/>
+              </w:rPr>
+              <w:t>pyodbc / ODBC availability</w:t>
+            </w:r>
+          </w:p>
+        </w:tc>
+        <w:tc>
+          <w:tcPr>
+            <w:tcW w:type="dxa" w:w="936"/>
+            <w:vAlign w:val="top"/>
+          </w:tcPr>
+          <w:p>
+            <w:pPr>
+              <w:spacing w:after="40"/>
+            </w:pPr>
+            <w:r>
+              <w:rPr>
+                <w:sz w:val="18"/>
+              </w:rPr>
+              <w:t>Low</w:t>
+            </w:r>
+          </w:p>
+        </w:tc>
+        <w:tc>
+          <w:tcPr>
+            <w:tcW w:type="dxa" w:w="5616"/>
+            <w:vAlign w:val="top"/>
+          </w:tcPr>
+          <w:p>
+            <w:pPr>
+              <w:spacing w:after="40"/>
+            </w:pPr>
+            <w:r>
+              <w:rPr>
+                <w:sz w:val="18"/>
+              </w:rPr>
+              <w:t>Confirm Microsoft ODBC Driver 18 and build/runtime dependencies in the selected App Service stack.</w:t>
+            </w:r>
+          </w:p>
+        </w:tc>
+      </w:tr>
+      <w:tr>
+        <w:tc>
+          <w:tcPr>
+            <w:tcW w:type="dxa" w:w="2952"/>
+            <w:vAlign w:val="top"/>
+          </w:tcPr>
+          <w:p>
+            <w:pPr>
+              <w:spacing w:after="40"/>
+            </w:pPr>
+            <w:r>
+              <w:rPr>
+                <w:sz w:val="18"/>
+              </w:rPr>
+              <w:t>Python version inconsistency</w:t>
+            </w:r>
+          </w:p>
+        </w:tc>
+        <w:tc>
+          <w:tcPr>
+            <w:tcW w:type="dxa" w:w="936"/>
+            <w:vAlign w:val="top"/>
+          </w:tcPr>
+          <w:p>
+            <w:pPr>
+              <w:spacing w:after="40"/>
+            </w:pPr>
+            <w:r>
+              <w:rPr>
+                <w:sz w:val="18"/>
+              </w:rPr>
+              <w:t>Low</w:t>
+            </w:r>
+          </w:p>
+        </w:tc>
+        <w:tc>
+          <w:tcPr>
+            <w:tcW w:type="dxa" w:w="5616"/>
+            <w:vAlign w:val="top"/>
+          </w:tcPr>
+          <w:p>
+            <w:pPr>
+              <w:spacing w:after="40"/>
+            </w:pPr>
+            <w:r>
+              <w:rPr>
+                <w:sz w:val="18"/>
+              </w:rPr>
+              <w:t>README says 3.12 but setup.ps1 enforces 3.14. Reconcile and select a supported target version before deployment.</w:t>
+            </w:r>
+          </w:p>
+        </w:tc>
+      </w:tr>
+      <w:tr>
+        <w:tc>
+          <w:tcPr>
+            <w:tcW w:type="dxa" w:w="2952"/>
+            <w:vAlign w:val="top"/>
+          </w:tcPr>
+          <w:p>
+            <w:pPr>
+              <w:spacing w:after="40"/>
+            </w:pPr>
+            <w:r>
+              <w:rPr>
+                <w:sz w:val="18"/>
+              </w:rPr>
+              <w:t>Authentication transformation</w:t>
+            </w:r>
+          </w:p>
+        </w:tc>
+        <w:tc>
+          <w:tcPr>
+            <w:tcW w:type="dxa" w:w="936"/>
+            <w:vAlign w:val="top"/>
+          </w:tcPr>
+          <w:p>
+            <w:pPr>
+              <w:spacing w:after="40"/>
+            </w:pPr>
+            <w:r>
+              <w:rPr>
+                <w:sz w:val="18"/>
+              </w:rPr>
+              <w:t>Low</w:t>
+            </w:r>
+          </w:p>
+        </w:tc>
+        <w:tc>
+          <w:tcPr>
+            <w:tcW w:type="dxa" w:w="5616"/>
+            <w:vAlign w:val="top"/>
+          </w:tcPr>
+          <w:p>
+            <w:pPr>
+              <w:spacing w:after="40"/>
+            </w:pPr>
+            <w:r>
+              <w:rPr>
+                <w:sz w:val="18"/>
+              </w:rPr>
+              <w:t>Replace Trusted_Connection with a validated Azure-compatible method; prefer managed identity if feasible, otherwise protect credentials in settings.</w:t>
+            </w:r>
+          </w:p>
+        </w:tc>
+      </w:tr>
+      <w:tr>
+        <w:tc>
+          <w:tcPr>
+            <w:tcW w:type="dxa" w:w="2952"/>
+            <w:vAlign w:val="top"/>
+          </w:tcPr>
+          <w:p>
+            <w:pPr>
+              <w:spacing w:after="40"/>
+            </w:pPr>
+            <w:r>
+              <w:rPr>
+                <w:sz w:val="18"/>
+              </w:rPr>
+              <w:t>Configuration leakage/misconfiguration</w:t>
+            </w:r>
+          </w:p>
+        </w:tc>
+        <w:tc>
+          <w:tcPr>
+            <w:tcW w:type="dxa" w:w="936"/>
+            <w:vAlign w:val="top"/>
+          </w:tcPr>
+          <w:p>
+            <w:pPr>
+              <w:spacing w:after="40"/>
+            </w:pPr>
+            <w:r>
+              <w:rPr>
+                <w:sz w:val="18"/>
+              </w:rPr>
+              <w:t>Low</w:t>
+            </w:r>
+          </w:p>
+        </w:tc>
+        <w:tc>
+          <w:tcPr>
+            <w:tcW w:type="dxa" w:w="5616"/>
+            <w:vAlign w:val="top"/>
+          </w:tcPr>
+          <w:p>
+            <w:pPr>
+              <w:spacing w:after="40"/>
+            </w:pPr>
+            <w:r>
+              <w:rPr>
+                <w:sz w:val="18"/>
+              </w:rPr>
+              <w:t>Map environment variables explicitly; do not deploy .env; avoid logging connection values.</w:t>
+            </w:r>
+          </w:p>
+        </w:tc>
+      </w:tr>
+      <w:tr>
+        <w:tc>
+          <w:tcPr>
+            <w:tcW w:type="dxa" w:w="2952"/>
+            <w:vAlign w:val="top"/>
+          </w:tcPr>
+          <w:p>
+            <w:pPr>
+              <w:spacing w:after="40"/>
+            </w:pPr>
+            <w:r>
+              <w:rPr>
+                <w:sz w:val="18"/>
+              </w:rPr>
+              <w:t>Data preservation</w:t>
+            </w:r>
+          </w:p>
+        </w:tc>
+        <w:tc>
+          <w:tcPr>
+            <w:tcW w:type="dxa" w:w="936"/>
+            <w:vAlign w:val="top"/>
+          </w:tcPr>
+          <w:p>
+            <w:pPr>
+              <w:spacing w:after="40"/>
+            </w:pPr>
+            <w:r>
+              <w:rPr>
+                <w:sz w:val="18"/>
+              </w:rPr>
+              <w:t>Low</w:t>
+            </w:r>
+          </w:p>
+        </w:tc>
+        <w:tc>
+          <w:tcPr>
+            <w:tcW w:type="dxa" w:w="5616"/>
+            <w:vAlign w:val="top"/>
+          </w:tcPr>
+          <w:p>
+            <w:pPr>
+              <w:spacing w:after="40"/>
+            </w:pPr>
+            <w:r>
+              <w:rPr>
+                <w:sz w:val="18"/>
+              </w:rPr>
+              <w:t>Export/copy once, reconcile counts and representative records, then execute CRUD validation.</w:t>
+            </w:r>
+          </w:p>
+        </w:tc>
+      </w:tr>
+      <w:tr>
+        <w:tc>
+          <w:tcPr>
+            <w:tcW w:type="dxa" w:w="2952"/>
+            <w:vAlign w:val="top"/>
+          </w:tcPr>
+          <w:p>
+            <w:pPr>
+              <w:spacing w:after="40"/>
+            </w:pPr>
+            <w:r>
+              <w:rPr>
+                <w:sz w:val="18"/>
+              </w:rPr>
+              <w:t>Windows-specific assumptions</w:t>
+            </w:r>
+          </w:p>
+        </w:tc>
+        <w:tc>
+          <w:tcPr>
+            <w:tcW w:type="dxa" w:w="936"/>
+            <w:vAlign w:val="top"/>
+          </w:tcPr>
+          <w:p>
+            <w:pPr>
+              <w:spacing w:after="40"/>
+            </w:pPr>
+            <w:r>
+              <w:rPr>
+                <w:sz w:val="18"/>
+              </w:rPr>
+              <w:t>Low</w:t>
+            </w:r>
+          </w:p>
+        </w:tc>
+        <w:tc>
+          <w:tcPr>
+            <w:tcW w:type="dxa" w:w="5616"/>
+            <w:vAlign w:val="top"/>
+          </w:tcPr>
+          <w:p>
+            <w:pPr>
+              <w:spacing w:after="40"/>
+            </w:pPr>
+            <w:r>
+              <w:rPr>
+                <w:sz w:val="18"/>
+              </w:rPr>
+              <w:t>Exercise startup, pyodbc, paths, and scripts on the Linux/Windows App Service runtime selected.</w:t>
+            </w:r>
+          </w:p>
+        </w:tc>
+      </w:tr>
+      <w:tr>
+        <w:tc>
+          <w:tcPr>
+            <w:tcW w:type="dxa" w:w="2952"/>
+            <w:vAlign w:val="top"/>
+          </w:tcPr>
+          <w:p>
+            <w:pPr>
+              <w:spacing w:after="40"/>
+            </w:pPr>
+            <w:r>
+              <w:rPr>
+                <w:sz w:val="18"/>
+              </w:rPr>
+              <w:t>Public endpoint without source controls</w:t>
+            </w:r>
+          </w:p>
+        </w:tc>
+        <w:tc>
+          <w:tcPr>
+            <w:tcW w:type="dxa" w:w="936"/>
+            <w:vAlign w:val="top"/>
+          </w:tcPr>
+          <w:p>
+            <w:pPr>
+              <w:spacing w:after="40"/>
+            </w:pPr>
+            <w:r>
+              <w:rPr>
+                <w:sz w:val="18"/>
+              </w:rPr>
+              <w:t>Low for PoC</w:t>
+            </w:r>
+          </w:p>
+        </w:tc>
+        <w:tc>
+          <w:tcPr>
+            <w:tcW w:type="dxa" w:w="5616"/>
+            <w:vAlign w:val="top"/>
+          </w:tcPr>
+          <w:p>
+            <w:pPr>
+              <w:spacing w:after="40"/>
+            </w:pPr>
+            <w:r>
+              <w:rPr>
+                <w:sz w:val="18"/>
+              </w:rPr>
+              <w:t>Use App Service HTTPS; restrict exposure as appropriate. Authentication remains out of scope unless requirements change.</w:t>
+            </w:r>
+          </w:p>
+        </w:tc>
+      </w:tr>
+      <w:tr>
+        <w:tc>
+          <w:tcPr>
+            <w:tcW w:type="dxa" w:w="2952"/>
+            <w:vAlign w:val="top"/>
+          </w:tcPr>
+          <w:p>
+            <w:pPr>
+              <w:spacing w:after="40"/>
+            </w:pPr>
+            <w:r>
+              <w:rPr>
+                <w:sz w:val="18"/>
+              </w:rPr>
+              <w:t>Bootstrap CDN reachability</w:t>
+            </w:r>
+          </w:p>
+        </w:tc>
+        <w:tc>
+          <w:tcPr>
+            <w:tcW w:type="dxa" w:w="936"/>
+            <w:vAlign w:val="top"/>
+          </w:tcPr>
+          <w:p>
+            <w:pPr>
+              <w:spacing w:after="40"/>
+            </w:pPr>
+            <w:r>
+              <w:rPr>
+                <w:sz w:val="18"/>
+              </w:rPr>
+              <w:t>Low</w:t>
+            </w:r>
+          </w:p>
+        </w:tc>
+        <w:tc>
+          <w:tcPr>
+            <w:tcW w:type="dxa" w:w="5616"/>
+            <w:vAlign w:val="top"/>
+          </w:tcPr>
+          <w:p>
+            <w:pPr>
+              <w:spacing w:after="40"/>
+            </w:pPr>
+            <w:r>
+              <w:rPr>
+                <w:sz w:val="18"/>
+              </w:rPr>
+              <w:t>Allow browser HTTPS access or accept unstyled rendering; optionally package CSS only if the demonstration requires offline behavior.</w:t>
+            </w:r>
+          </w:p>
+        </w:tc>
+      </w:tr>
+    </w:tbl>
+    <w:p/>
+    <w:p>
+      <w:pPr>
+        <w:pStyle w:val="Heading1"/>
+      </w:pPr>
+      <w:r>
+        <w:t>14. Assumptions, Constraints, and Open Items</w:t>
+      </w:r>
+    </w:p>
+    <w:p>
+      <w:pPr>
+        <w:pStyle w:val="Heading2"/>
+      </w:pPr>
+      <w:r>
+        <w:t>14.1 Assumptions</w:t>
+      </w:r>
+    </w:p>
+    <w:p>
+      <w:pPr>
+        <w:ind w:left="360" w:hanging="259"/>
+      </w:pPr>
+      <w:r>
+        <w:rPr>
+          <w:b/>
+        </w:rPr>
+        <w:t xml:space="preserve">•  </w:t>
+      </w:r>
+      <w:r>
+        <w:t>Environment is development/PoC; business criticality and business risk are low.</w:t>
+      </w:r>
+    </w:p>
+    <w:p>
+      <w:pPr>
+        <w:ind w:left="360" w:hanging="259"/>
+      </w:pPr>
+      <w:r>
+        <w:rPr>
+          <w:b/>
+        </w:rPr>
+        <w:t xml:space="preserve">•  </w:t>
+      </w:r>
+      <w:r>
+        <w:t>User population is very small (fewer than 25), traffic is minimal, and availability is best effort.</w:t>
+      </w:r>
+    </w:p>
+    <w:p>
+      <w:pPr>
+        <w:ind w:left="360" w:hanging="259"/>
+      </w:pPr>
+      <w:r>
+        <w:rPr>
+          <w:b/>
+        </w:rPr>
+        <w:t xml:space="preserve">•  </w:t>
+      </w:r>
+      <w:r>
+        <w:t>Customer rows are fictional demo data with no identified regulatory requirement.</w:t>
+      </w:r>
+    </w:p>
+    <w:p>
+      <w:pPr>
+        <w:ind w:left="360" w:hanging="259"/>
+      </w:pPr>
+      <w:r>
+        <w:rPr>
+          <w:b/>
+        </w:rPr>
+        <w:t xml:space="preserve">•  </w:t>
+      </w:r>
+      <w:r>
+        <w:t>No production SLA, HA, DR, formal RTO/RPO, or fixed maintenance window is required.</w:t>
+      </w:r>
+    </w:p>
+    <w:p>
+      <w:pPr>
+        <w:ind w:left="360" w:hanging="259"/>
+      </w:pPr>
+      <w:r>
+        <w:rPr>
+          <w:b/>
+        </w:rPr>
+        <w:t xml:space="preserve">•  </w:t>
+      </w:r>
+      <w:r>
+        <w:t>A brief controlled outage is acceptable while the database is copied and configuration changes.</w:t>
+      </w:r>
+    </w:p>
+    <w:p>
+      <w:pPr>
+        <w:pStyle w:val="Heading2"/>
+      </w:pPr>
+      <w:r>
+        <w:t>14.2 Constraints</w:t>
+      </w:r>
+    </w:p>
+    <w:p>
+      <w:pPr>
+        <w:ind w:left="360" w:hanging="259"/>
+      </w:pPr>
+      <w:r>
+        <w:rPr>
+          <w:b/>
+        </w:rPr>
+        <w:t xml:space="preserve">•  </w:t>
+      </w:r>
+      <w:r>
+        <w:t>SQL Server must remain private; do not expose its listener through public router forwarding.</w:t>
+      </w:r>
+    </w:p>
+    <w:p>
+      <w:pPr>
+        <w:ind w:left="360" w:hanging="259"/>
+      </w:pPr>
+      <w:r>
+        <w:rPr>
+          <w:b/>
+        </w:rPr>
+        <w:t xml:space="preserve">•  </w:t>
+      </w:r>
+      <w:r>
+        <w:t>Source database access depends on the executing Windows identity and ODBC Driver 18.</w:t>
+      </w:r>
+    </w:p>
+    <w:p>
+      <w:pPr>
+        <w:ind w:left="360" w:hanging="259"/>
+      </w:pPr>
+      <w:r>
+        <w:rPr>
+          <w:b/>
+        </w:rPr>
+        <w:t xml:space="preserve">•  </w:t>
+      </w:r>
+      <w:r>
+        <w:t>The repository does not provide infrastructure-as-code, CI/CD, automated backup/restore, or production monitoring.</w:t>
+      </w:r>
+    </w:p>
+    <w:p>
+      <w:pPr>
+        <w:ind w:left="360" w:hanging="259"/>
+      </w:pPr>
+      <w:r>
+        <w:rPr>
+          <w:b/>
+        </w:rPr>
+        <w:t xml:space="preserve">•  </w:t>
+      </w:r>
+      <w:r>
+        <w:t>The target must stay proportionate to the simple PoC and avoid unnecessary platform services.</w:t>
+      </w:r>
+    </w:p>
+    <w:p>
+      <w:pPr>
+        <w:pStyle w:val="Heading2"/>
+      </w:pPr>
+      <w:r>
+        <w:t>14.3 Unknown / Requires Validation</w:t>
+      </w:r>
+    </w:p>
+    <w:p>
+      <w:pPr>
+        <w:ind w:left="360" w:hanging="259"/>
+      </w:pPr>
+      <w:r>
+        <w:rPr>
+          <w:b/>
+        </w:rPr>
+        <w:t xml:space="preserve">•  </w:t>
+      </w:r>
+      <w:r>
+        <w:t>Exact SQL Server Express product version, database collation, timezone, current data/log/used size, and source-host CPU/memory/disk/utilization.</w:t>
+      </w:r>
+    </w:p>
+    <w:p>
+      <w:pPr>
+        <w:ind w:left="360" w:hanging="259"/>
+      </w:pPr>
+      <w:r>
+        <w:rPr>
+          <w:b/>
+        </w:rPr>
+        <w:t xml:space="preserve">•  </w:t>
+      </w:r>
+      <w:r>
+        <w:t>Named technical owner, repository remote URL/hosting platform, exact Windows edition/version, data-center/location, LAN/public IP, and formal issue/support route.</w:t>
+      </w:r>
+    </w:p>
+    <w:p>
+      <w:pPr>
+        <w:ind w:left="360" w:hanging="259"/>
+      </w:pPr>
+      <w:r>
+        <w:rPr>
+          <w:b/>
+        </w:rPr>
+        <w:t xml:space="preserve">•  </w:t>
+      </w:r>
+      <w:r>
+        <w:t>Final Azure region, subscription/resource names, SKU/sizing, target URL, networking mode, and database authentication method—none exists yet in this proposed design.</w:t>
+      </w:r>
+    </w:p>
+    <w:p>
+      <w:pPr>
+        <w:ind w:left="360" w:hanging="259"/>
+      </w:pPr>
+      <w:r>
+        <w:rPr>
+          <w:b/>
+        </w:rPr>
+        <w:t xml:space="preserve">•  </w:t>
+      </w:r>
+      <w:r>
+        <w:t>Supported App Service Python runtime: reconcile README Python 3.12 with setup.ps1 Python 3.14 enforcement.</w:t>
+      </w:r>
+    </w:p>
+    <w:p>
+      <w:pPr>
+        <w:ind w:left="360" w:hanging="259"/>
+      </w:pPr>
+      <w:r>
+        <w:rPr>
+          <w:b/>
+        </w:rPr>
+        <w:t xml:space="preserve">•  </w:t>
+      </w:r>
+      <w:r>
+        <w:t>Whether source firewall/IP restrictions are enabled outside the repository and whether optional public forwarding/tunnel is currently active.</w:t>
+      </w:r>
+    </w:p>
+    <w:p>
+      <w:pPr>
+        <w:pStyle w:val="Heading1"/>
+      </w:pPr>
+      <w:r>
+        <w:t>15. Success Criteria and Recommendation</w:t>
+      </w:r>
+    </w:p>
+    <w:p>
+      <w:pPr>
+        <w:ind w:left="360" w:hanging="259"/>
+      </w:pPr>
+      <w:r>
+        <w:rPr>
+          <w:b/>
+        </w:rPr>
+        <w:t xml:space="preserve">•  </w:t>
+      </w:r>
+      <w:r>
+        <w:t>Both baseline and target smoke checks pass for /, /health, /api/info, and /api/customers.</w:t>
+      </w:r>
+    </w:p>
+    <w:p>
+      <w:pPr>
+        <w:ind w:left="360" w:hanging="259"/>
+      </w:pPr>
+      <w:r>
+        <w:rPr>
+          <w:b/>
+        </w:rPr>
+        <w:t xml:space="preserve">•  </w:t>
+      </w:r>
+      <w:r>
+        <w:t>Customer data is retained and reconciled; list/add/edit/delete work after migration.</w:t>
+      </w:r>
+    </w:p>
+    <w:p>
+      <w:pPr>
+        <w:ind w:left="360" w:hanging="259"/>
+      </w:pPr>
+      <w:r>
+        <w:rPr>
+          <w:b/>
+        </w:rPr>
+        <w:t xml:space="preserve">•  </w:t>
+      </w:r>
+      <w:r>
+        <w:t>The target serves the application over HTTPS, reports Azure runtime information, and reaches Azure SQL reliably.</w:t>
+      </w:r>
+    </w:p>
+    <w:p>
+      <w:pPr>
+        <w:ind w:left="360" w:hanging="259"/>
+      </w:pPr>
+      <w:r>
+        <w:rPr>
+          <w:b/>
+        </w:rPr>
+        <w:t xml:space="preserve">•  </w:t>
+      </w:r>
+      <w:r>
+        <w:t>No target dependency remains on localhost\SQLEXPRESS, Windows Integrated Authentication, or a publicly exposed database.</w:t>
+      </w:r>
+    </w:p>
+    <w:p>
+      <w:pPr>
+        <w:ind w:left="360" w:hanging="259"/>
+      </w:pPr>
+      <w:r>
+        <w:rPr>
+          <w:b/>
+        </w:rPr>
+        <w:t xml:space="preserve">•  </w:t>
+      </w:r>
+      <w:r>
+        <w:t>The design remains a low-complexity App Service + Azure SQL PoC without unnecessary enterprise services.</w:t>
+      </w:r>
+    </w:p>
+    <w:p>
+      <w:r>
+        <w:t>Decision recommendation: proceed with a low-risk rehost/replatform proof of concept using Azure App Service and Azure SQL Database, subject to resolving the Python-version discrepancy and validating Azure SQL authentication/ODBC connectivity. A rewrite is not justified.</w:t>
+      </w:r>
+    </w:p>
+    <w:p>
+      <w:pPr>
+        <w:pStyle w:val="Heading1"/>
+      </w:pPr>
+      <w:r>
+        <w:t>Appendix A — Repository Evidence Reviewed</w:t>
+      </w:r>
+    </w:p>
+    <w:tbl>
+      <w:tblPr>
+        <w:tblW w:type="auto" w:w="0"/>
+        <w:jc w:val="center"/>
+        <w:tblLook w:firstColumn="1" w:firstRow="1" w:lastColumn="0" w:lastRow="0" w:noHBand="0" w:noVBand="1" w:val="04A0"/>
+      </w:tblPr>
+      <w:tblGrid>
+        <w:gridCol w:w="4680"/>
+        <w:gridCol w:w="4680"/>
+      </w:tblGrid>
+      <w:tr>
+        <w:trPr>
+          <w:tblHeader w:val="true"/>
+        </w:trPr>
+        <w:tc>
+          <w:tcPr>
+            <w:tcW w:type="dxa" w:w="2448"/>
+            <w:shd w:fill="2F5597"/>
+            <w:vAlign w:val="top"/>
+          </w:tcPr>
+          <w:p>
+            <w:pPr>
+              <w:spacing w:after="40"/>
+            </w:pPr>
+            <w:r>
+              <w:rPr>
+                <w:b/>
+                <w:color w:val="FFFFFF"/>
+                <w:sz w:val="18"/>
+              </w:rPr>
+              <w:t>Artifact</w:t>
+            </w:r>
+          </w:p>
+        </w:tc>
+        <w:tc>
+          <w:tcPr>
+            <w:tcW w:type="dxa" w:w="7056"/>
+            <w:shd w:fill="2F5597"/>
+            <w:vAlign w:val="top"/>
+          </w:tcPr>
+          <w:p>
+            <w:pPr>
+              <w:spacing w:after="40"/>
+            </w:pPr>
+            <w:r>
+              <w:rPr>
+                <w:b/>
+                <w:color w:val="FFFFFF"/>
+                <w:sz w:val="18"/>
+              </w:rPr>
+              <w:t>Evidence used</w:t>
+            </w:r>
+          </w:p>
+        </w:tc>
+      </w:tr>
+      <w:tr>
+        <w:tc>
+          <w:tcPr>
+            <w:tcW w:type="dxa" w:w="2448"/>
+            <w:vAlign w:val="top"/>
+          </w:tcPr>
+          <w:p>
+            <w:pPr>
+              <w:spacing w:after="40"/>
+            </w:pPr>
+            <w:r>
+              <w:rPr>
+                <w:sz w:val="18"/>
+              </w:rPr>
+              <w:t>README.md</w:t>
+            </w:r>
+          </w:p>
+        </w:tc>
+        <w:tc>
+          <w:tcPr>
+            <w:tcW w:type="dxa" w:w="7056"/>
+            <w:vAlign w:val="top"/>
+          </w:tcPr>
+          <w:p>
+            <w:pPr>
+              <w:spacing w:after="40"/>
+            </w:pPr>
+            <w:r>
+              <w:rPr>
+                <w:sz w:val="18"/>
+              </w:rPr>
+              <w:t>Purpose, Windows/Python prerequisites, database behavior, run/test/public-access guidance, and future mapping.</w:t>
+            </w:r>
+          </w:p>
+        </w:tc>
+      </w:tr>
+      <w:tr>
+        <w:tc>
+          <w:tcPr>
+            <w:tcW w:type="dxa" w:w="2448"/>
+            <w:vAlign w:val="top"/>
+          </w:tcPr>
+          <w:p>
+            <w:pPr>
+              <w:spacing w:after="40"/>
+            </w:pPr>
+            <w:r>
+              <w:rPr>
+                <w:sz w:val="18"/>
+              </w:rPr>
+              <w:t>requirements.txt</w:t>
+            </w:r>
+          </w:p>
+        </w:tc>
+        <w:tc>
+          <w:tcPr>
+            <w:tcW w:type="dxa" w:w="7056"/>
+            <w:vAlign w:val="top"/>
+          </w:tcPr>
+          <w:p>
+            <w:pPr>
+              <w:spacing w:after="40"/>
+            </w:pPr>
+            <w:r>
+              <w:rPr>
+                <w:sz w:val="18"/>
+              </w:rPr>
+              <w:t>Seven Python package dependencies.</w:t>
+            </w:r>
+          </w:p>
+        </w:tc>
+      </w:tr>
+      <w:tr>
+        <w:tc>
+          <w:tcPr>
+            <w:tcW w:type="dxa" w:w="2448"/>
+            <w:vAlign w:val="top"/>
+          </w:tcPr>
+          <w:p>
+            <w:pPr>
+              <w:spacing w:after="40"/>
+            </w:pPr>
+            <w:r>
+              <w:rPr>
+                <w:sz w:val="18"/>
+              </w:rPr>
+              <w:t>.env.example</w:t>
+            </w:r>
+          </w:p>
+        </w:tc>
+        <w:tc>
+          <w:tcPr>
+            <w:tcW w:type="dxa" w:w="7056"/>
+            <w:vAlign w:val="top"/>
+          </w:tcPr>
+          <w:p>
+            <w:pPr>
+              <w:spacing w:after="40"/>
+            </w:pPr>
+            <w:r>
+              <w:rPr>
+                <w:sz w:val="18"/>
+              </w:rPr>
+              <w:t>App and database values, local SQL Express instance, ODBC Driver 18, and trusted connection.</w:t>
+            </w:r>
+          </w:p>
+        </w:tc>
+      </w:tr>
+      <w:tr>
+        <w:tc>
+          <w:tcPr>
+            <w:tcW w:type="dxa" w:w="2448"/>
+            <w:vAlign w:val="top"/>
+          </w:tcPr>
+          <w:p>
+            <w:pPr>
+              <w:spacing w:after="40"/>
+            </w:pPr>
+            <w:r>
+              <w:rPr>
+                <w:sz w:val="18"/>
+              </w:rPr>
+              <w:t>app/config.py</w:t>
+            </w:r>
+          </w:p>
+        </w:tc>
+        <w:tc>
+          <w:tcPr>
+            <w:tcW w:type="dxa" w:w="7056"/>
+            <w:vAlign w:val="top"/>
+          </w:tcPr>
+          <w:p>
+            <w:pPr>
+              <w:spacing w:after="40"/>
+            </w:pPr>
+            <w:r>
+              <w:rPr>
+                <w:sz w:val="18"/>
+              </w:rPr>
+              <w:t>Typed Pydantic settings and generated mssql+pyodbc URL.</w:t>
+            </w:r>
+          </w:p>
+        </w:tc>
+      </w:tr>
+      <w:tr>
+        <w:tc>
+          <w:tcPr>
+            <w:tcW w:type="dxa" w:w="2448"/>
+            <w:vAlign w:val="top"/>
+          </w:tcPr>
+          <w:p>
+            <w:pPr>
+              <w:spacing w:after="40"/>
+            </w:pPr>
+            <w:r>
+              <w:rPr>
+                <w:sz w:val="18"/>
+              </w:rPr>
+              <w:t>app/database.py</w:t>
+            </w:r>
+          </w:p>
+        </w:tc>
+        <w:tc>
+          <w:tcPr>
+            <w:tcW w:type="dxa" w:w="7056"/>
+            <w:vAlign w:val="top"/>
+          </w:tcPr>
+          <w:p>
+            <w:pPr>
+              <w:spacing w:after="40"/>
+            </w:pPr>
+            <w:r>
+              <w:rPr>
+                <w:sz w:val="18"/>
+              </w:rPr>
+              <w:t>Engine/session lifecycle, database creation, schema creation, identifier validation.</w:t>
+            </w:r>
+          </w:p>
+        </w:tc>
+      </w:tr>
+      <w:tr>
+        <w:tc>
+          <w:tcPr>
+            <w:tcW w:type="dxa" w:w="2448"/>
+            <w:vAlign w:val="top"/>
+          </w:tcPr>
+          <w:p>
+            <w:pPr>
+              <w:spacing w:after="40"/>
+            </w:pPr>
+            <w:r>
+              <w:rPr>
+                <w:sz w:val="18"/>
+              </w:rPr>
+              <w:t>app/models.py</w:t>
+            </w:r>
+          </w:p>
+        </w:tc>
+        <w:tc>
+          <w:tcPr>
+            <w:tcW w:type="dxa" w:w="7056"/>
+            <w:vAlign w:val="top"/>
+          </w:tcPr>
+          <w:p>
+            <w:pPr>
+              <w:spacing w:after="40"/>
+            </w:pPr>
+            <w:r>
+              <w:rPr>
+                <w:sz w:val="18"/>
+              </w:rPr>
+              <w:t>customers schema and absence of additional entities/relationships.</w:t>
+            </w:r>
+          </w:p>
+        </w:tc>
+      </w:tr>
+      <w:tr>
+        <w:tc>
+          <w:tcPr>
+            <w:tcW w:type="dxa" w:w="2448"/>
+            <w:vAlign w:val="top"/>
+          </w:tcPr>
+          <w:p>
+            <w:pPr>
+              <w:spacing w:after="40"/>
+            </w:pPr>
+            <w:r>
+              <w:rPr>
+                <w:sz w:val="18"/>
+              </w:rPr>
+              <w:t>app/main.py</w:t>
+            </w:r>
+          </w:p>
+        </w:tc>
+        <w:tc>
+          <w:tcPr>
+            <w:tcW w:type="dxa" w:w="7056"/>
+            <w:vAlign w:val="top"/>
+          </w:tcPr>
+          <w:p>
+            <w:pPr>
+              <w:spacing w:after="40"/>
+            </w:pPr>
+            <w:r>
+              <w:rPr>
+                <w:sz w:val="18"/>
+              </w:rPr>
+              <w:t>Seed data, lifespan, CRUD routes, health behavior, APIs, static/templates.</w:t>
+            </w:r>
+          </w:p>
+        </w:tc>
+      </w:tr>
+      <w:tr>
+        <w:tc>
+          <w:tcPr>
+            <w:tcW w:type="dxa" w:w="2448"/>
+            <w:vAlign w:val="top"/>
+          </w:tcPr>
+          <w:p>
+            <w:pPr>
+              <w:spacing w:after="40"/>
+            </w:pPr>
+            <w:r>
+              <w:rPr>
+                <w:sz w:val="18"/>
+              </w:rPr>
+              <w:t>app/templates and app/static</w:t>
+            </w:r>
+          </w:p>
+        </w:tc>
+        <w:tc>
+          <w:tcPr>
+            <w:tcW w:type="dxa" w:w="7056"/>
+            <w:vAlign w:val="top"/>
+          </w:tcPr>
+          <w:p>
+            <w:pPr>
+              <w:spacing w:after="40"/>
+            </w:pPr>
+            <w:r>
+              <w:rPr>
+                <w:sz w:val="18"/>
+              </w:rPr>
+              <w:t>Jinja2 UI, Bootstrap CDN, form constraints, customer list, local CSS.</w:t>
+            </w:r>
+          </w:p>
+        </w:tc>
+      </w:tr>
+      <w:tr>
+        <w:tc>
+          <w:tcPr>
+            <w:tcW w:type="dxa" w:w="2448"/>
+            <w:vAlign w:val="top"/>
+          </w:tcPr>
+          <w:p>
+            <w:pPr>
+              <w:spacing w:after="40"/>
+            </w:pPr>
+            <w:r>
+              <w:rPr>
+                <w:sz w:val="18"/>
+              </w:rPr>
+              <w:t>scripts/setup.ps1</w:t>
+            </w:r>
+          </w:p>
+        </w:tc>
+        <w:tc>
+          <w:tcPr>
+            <w:tcW w:type="dxa" w:w="7056"/>
+            <w:vAlign w:val="top"/>
+          </w:tcPr>
+          <w:p>
+            <w:pPr>
+              <w:spacing w:after="40"/>
+            </w:pPr>
+            <w:r>
+              <w:rPr>
+                <w:sz w:val="18"/>
+              </w:rPr>
+              <w:t>Windows setup and Python 3.14 enforcement; prerequisites.</w:t>
+            </w:r>
+          </w:p>
+        </w:tc>
+      </w:tr>
+      <w:tr>
+        <w:tc>
+          <w:tcPr>
+            <w:tcW w:type="dxa" w:w="2448"/>
+            <w:vAlign w:val="top"/>
+          </w:tcPr>
+          <w:p>
+            <w:pPr>
+              <w:spacing w:after="40"/>
+            </w:pPr>
+            <w:r>
+              <w:rPr>
+                <w:sz w:val="18"/>
+              </w:rPr>
+              <w:t>scripts/run.ps1</w:t>
+            </w:r>
+          </w:p>
+        </w:tc>
+        <w:tc>
+          <w:tcPr>
+            <w:tcW w:type="dxa" w:w="7056"/>
+            <w:vAlign w:val="top"/>
+          </w:tcPr>
+          <w:p>
+            <w:pPr>
+              <w:spacing w:after="40"/>
+            </w:pPr>
+            <w:r>
+              <w:rPr>
+                <w:sz w:val="18"/>
+              </w:rPr>
+              <w:t>Uvicorn startup and URLs.</w:t>
+            </w:r>
+          </w:p>
+        </w:tc>
+      </w:tr>
+      <w:tr>
+        <w:tc>
+          <w:tcPr>
+            <w:tcW w:type="dxa" w:w="2448"/>
+            <w:vAlign w:val="top"/>
+          </w:tcPr>
+          <w:p>
+            <w:pPr>
+              <w:spacing w:after="40"/>
+            </w:pPr>
+            <w:r>
+              <w:rPr>
+                <w:sz w:val="18"/>
+              </w:rPr>
+              <w:t>scripts/test.ps1</w:t>
+            </w:r>
+          </w:p>
+        </w:tc>
+        <w:tc>
+          <w:tcPr>
+            <w:tcW w:type="dxa" w:w="7056"/>
+            <w:vAlign w:val="top"/>
+          </w:tcPr>
+          <w:p>
+            <w:pPr>
+              <w:spacing w:after="40"/>
+            </w:pPr>
+            <w:r>
+              <w:rPr>
+                <w:sz w:val="18"/>
+              </w:rPr>
+              <w:t>Parameterized four-endpoint smoke test and exit status behavior.</w:t>
             </w:r>
           </w:p>
         </w:tc>
@@ -810,6 +7167,8 @@
     </w:tbl>
     <w:p/>
     <w:sectPr>
+      <w:headerReference w:type="default" r:id="rId6"/>
+      <w:footerReference w:type="default" r:id="rId7"/>
       <w:pgSz w:w="12240" w:h="15840"/>
       <w:pgMar w:top="1440" w:right="1440" w:bottom="1440" w:left="1440" w:header="720" w:footer="720" w:gutter="0"/>
       <w:cols w:space="720"/>
@@ -817,6 +7176,39 @@
     </w:sectPr>
   </w:body>
 </w:document>
+</file>
+
+<file path=word/footer1.xml><?xml version="1.0" encoding="utf-8"?>
+<w:ftr xmlns:m="http://schemas.openxmlformats.org/officeDocument/2006/math" xmlns:mc="http://schemas.openxmlformats.org/markup-compatibility/2006" xmlns:mo="http://schemas.microsoft.com/office/mac/office/2008/main" xmlns:mv="urn:schemas-microsoft-com:mac:vml" xmlns:o="urn:schemas-microsoft-com:office:office" xmlns:r="http://schemas.openxmlformats.org/officeDocument/2006/relationships" xmlns:v="urn:schemas-microsoft-com:vml" xmlns:w10="urn:schemas-microsoft-com:office:word" xmlns:w14="http://schemas.microsoft.com/office/word/2010/wordml" xmlns:w="http://schemas.openxmlformats.org/wordprocessingml/2006/main" xmlns:wne="http://schemas.microsoft.com/office/word/2006/wordml" xmlns:wp14="http://schemas.microsoft.com/office/word/2010/wordprocessingDrawing" xmlns:wp="http://schemas.openxmlformats.org/drawingml/2006/wordprocessingDrawing" xmlns:wpc="http://schemas.microsoft.com/office/word/2010/wordprocessingCanvas" xmlns:wpg="http://schemas.microsoft.com/office/word/2010/wordprocessingGroup" xmlns:wpi="http://schemas.microsoft.com/office/word/2010/wordprocessingInk" xmlns:wps="http://schemas.microsoft.com/office/word/2010/wordprocessingShape" mc:Ignorable="w14 wp14">
+  <w:p>
+    <w:pPr>
+      <w:pStyle w:val="Footer"/>
+      <w:jc w:val="center"/>
+    </w:pPr>
+    <w:r>
+      <w:t xml:space="preserve">Development / PoC • Proposed target, not deployed  |  </w:t>
+    </w:r>
+    <w:fldSimple w:instr="PAGE"/>
+  </w:p>
+</w:ftr>
+</file>
+
+<file path=word/header1.xml><?xml version="1.0" encoding="utf-8"?>
+<w:hdr xmlns:m="http://schemas.openxmlformats.org/officeDocument/2006/math" xmlns:mc="http://schemas.openxmlformats.org/markup-compatibility/2006" xmlns:mo="http://schemas.microsoft.com/office/mac/office/2008/main" xmlns:mv="urn:schemas-microsoft-com:mac:vml" xmlns:o="urn:schemas-microsoft-com:office:office" xmlns:r="http://schemas.openxmlformats.org/officeDocument/2006/relationships" xmlns:v="urn:schemas-microsoft-com:vml" xmlns:w10="urn:schemas-microsoft-com:office:word" xmlns:w14="http://schemas.microsoft.com/office/word/2010/wordml" xmlns:w="http://schemas.openxmlformats.org/wordprocessingml/2006/main" xmlns:wne="http://schemas.microsoft.com/office/word/2006/wordml" xmlns:wp14="http://schemas.microsoft.com/office/word/2010/wordprocessingDrawing" xmlns:wp="http://schemas.openxmlformats.org/drawingml/2006/wordprocessingDrawing" xmlns:wpc="http://schemas.microsoft.com/office/word/2010/wordprocessingCanvas" xmlns:wpg="http://schemas.microsoft.com/office/word/2010/wordprocessingGroup" xmlns:wpi="http://schemas.microsoft.com/office/word/2010/wordprocessingInk" xmlns:wps="http://schemas.microsoft.com/office/word/2010/wordprocessingShape" mc:Ignorable="w14 wp14">
+  <w:p>
+    <w:pPr>
+      <w:pStyle w:val="Header"/>
+      <w:jc w:val="right"/>
+    </w:pPr>
+    <w:r>
+      <w:rPr>
+        <w:color w:val="646464"/>
+        <w:sz w:val="16"/>
+      </w:rPr>
+      <w:t>Niagara  |  High-Level Design &amp; Migration Assessment</w:t>
+    </w:r>
+  </w:p>
+</w:hdr>
 </file>
 
 <file path=word/styles.xml><?xml version="1.0" encoding="utf-8"?>
@@ -1219,6 +7611,10 @@
   <w:style w:type="paragraph" w:default="1" w:styleId="Normal">
     <w:name w:val="Normal"/>
     <w:qFormat/>
+    <w:rPr>
+      <w:rFonts w:ascii="Aptos" w:hAnsi="Aptos"/>
+      <w:sz w:val="20"/>
+    </w:rPr>
   </w:style>
   <w:style w:type="paragraph" w:styleId="Heading1">
     <w:name w:val="heading 1"/>
@@ -1235,9 +7631,9 @@
       <w:outlineLvl w:val="0"/>
     </w:pPr>
     <w:rPr>
-      <w:rFonts w:asciiTheme="majorHAnsi" w:eastAsiaTheme="majorEastAsia" w:hAnsiTheme="majorHAnsi" w:cstheme="majorBidi"/>
-      <w:color w:val="0F4761" w:themeColor="accent1" w:themeShade="BF"/>
-      <w:sz w:val="40"/>
+      <w:rFonts w:asciiTheme="majorHAnsi" w:eastAsiaTheme="majorEastAsia" w:hAnsiTheme="majorHAnsi" w:cstheme="majorBidi" w:ascii="Aptos Display" w:hAnsi="Aptos Display"/>
+      <w:color w:val="17365D"/>
+      <w:sz w:val="36"/>
       <w:szCs w:val="40"/>
     </w:rPr>
   </w:style>
@@ -1258,9 +7654,9 @@
       <w:outlineLvl w:val="1"/>
     </w:pPr>
     <w:rPr>
-      <w:rFonts w:asciiTheme="majorHAnsi" w:eastAsiaTheme="majorEastAsia" w:hAnsiTheme="majorHAnsi" w:cstheme="majorBidi"/>
-      <w:color w:val="0F4761" w:themeColor="accent1" w:themeShade="BF"/>
-      <w:sz w:val="32"/>
+      <w:rFonts w:asciiTheme="majorHAnsi" w:eastAsiaTheme="majorEastAsia" w:hAnsiTheme="majorHAnsi" w:cstheme="majorBidi" w:ascii="Aptos Display" w:hAnsi="Aptos Display"/>
+      <w:color w:val="2F5597"/>
+      <w:sz w:val="26"/>
       <w:szCs w:val="32"/>
     </w:rPr>
   </w:style>
@@ -1281,9 +7677,9 @@
       <w:outlineLvl w:val="2"/>
     </w:pPr>
     <w:rPr>
-      <w:rFonts w:eastAsiaTheme="majorEastAsia" w:cstheme="majorBidi"/>
-      <w:color w:val="0F4761" w:themeColor="accent1" w:themeShade="BF"/>
-      <w:sz w:val="28"/>
+      <w:rFonts w:eastAsiaTheme="majorEastAsia" w:cstheme="majorBidi" w:ascii="Aptos Display" w:hAnsi="Aptos Display"/>
+      <w:color w:val="4472C4"/>
+      <w:sz w:val="22"/>
       <w:szCs w:val="28"/>
     </w:rPr>
   </w:style>
@@ -1578,7 +7974,8 @@
       <w:contextualSpacing/>
     </w:pPr>
     <w:rPr>
-      <w:rFonts w:asciiTheme="majorHAnsi" w:eastAsiaTheme="majorEastAsia" w:hAnsiTheme="majorHAnsi" w:cstheme="majorBidi"/>
+      <w:rFonts w:asciiTheme="majorHAnsi" w:eastAsiaTheme="majorEastAsia" w:hAnsiTheme="majorHAnsi" w:cstheme="majorBidi" w:ascii="Aptos Display" w:hAnsi="Aptos Display"/>
+      <w:color w:val="17365D"/>
       <w:spacing w:val="-10"/>
       <w:kern w:val="28"/>
       <w:sz w:val="56"/>
